--- a/Proposal Draft 1.docx
+++ b/Proposal Draft 1.docx
@@ -1,6 +1,6 @@
 
 <file path=word/document.xml><?xml version="1.0" encoding="utf-8"?>
-<w:document xmlns:wpc="http://schemas.microsoft.com/office/word/2010/wordprocessingCanvas" xmlns:cx="http://schemas.microsoft.com/office/drawing/2014/chartex" xmlns:cx1="http://schemas.microsoft.com/office/drawing/2015/9/8/chartex" xmlns:cx2="http://schemas.microsoft.com/office/drawing/2015/10/21/chartex" xmlns:cx3="http://schemas.microsoft.com/office/drawing/2016/5/9/chartex" xmlns:cx4="http://schemas.microsoft.com/office/drawing/2016/5/10/chartex" xmlns:cx5="http://schemas.microsoft.com/office/drawing/2016/5/11/chartex" xmlns:cx6="http://schemas.microsoft.com/office/drawing/2016/5/12/chartex" xmlns:cx7="http://schemas.microsoft.com/office/drawing/2016/5/13/chartex" xmlns:cx8="http://schemas.microsoft.com/office/drawing/2016/5/14/chartex" xmlns:mc="http://schemas.openxmlformats.org/markup-compatibility/2006" xmlns:aink="http://schemas.microsoft.com/office/drawing/2016/ink" xmlns:am3d="http://schemas.microsoft.com/office/drawing/2017/model3d" xmlns:o="urn:schemas-microsoft-com:office:office" xmlns:r="http://schemas.openxmlformats.org/officeDocument/2006/relationships" xmlns:m="http://schemas.openxmlformats.org/officeDocument/2006/math" xmlns:v="urn:schemas-microsoft-com:vml" xmlns:wp14="http://schemas.microsoft.com/office/word/2010/wordprocessingDrawing" xmlns:wp="http://schemas.openxmlformats.org/drawingml/2006/wordprocessingDrawing" xmlns:w10="urn:schemas-microsoft-com:office:word" xmlns:w="http://schemas.openxmlformats.org/wordprocessingml/2006/main" xmlns:w14="http://schemas.microsoft.com/office/word/2010/wordml" xmlns:w15="http://schemas.microsoft.com/office/word/2012/wordml" xmlns:w16cid="http://schemas.microsoft.com/office/word/2016/wordml/cid" xmlns:w16se="http://schemas.microsoft.com/office/word/2015/wordml/symex" xmlns:wpg="http://schemas.microsoft.com/office/word/2010/wordprocessingGroup" xmlns:wpi="http://schemas.microsoft.com/office/word/2010/wordprocessingInk" xmlns:wne="http://schemas.microsoft.com/office/word/2006/wordml" xmlns:wps="http://schemas.microsoft.com/office/word/2010/wordprocessingShape" mc:Ignorable="w14 w15 w16se w16cid wp14">
+<w:document xmlns:wpc="http://schemas.microsoft.com/office/word/2010/wordprocessingCanvas" xmlns:mc="http://schemas.openxmlformats.org/markup-compatibility/2006" xmlns:o="urn:schemas-microsoft-com:office:office" xmlns:r="http://schemas.openxmlformats.org/officeDocument/2006/relationships" xmlns:m="http://schemas.openxmlformats.org/officeDocument/2006/math" xmlns:v="urn:schemas-microsoft-com:vml" xmlns:wp14="http://schemas.microsoft.com/office/word/2010/wordprocessingDrawing" xmlns:wp="http://schemas.openxmlformats.org/drawingml/2006/wordprocessingDrawing" xmlns:w10="urn:schemas-microsoft-com:office:word" xmlns:w="http://schemas.openxmlformats.org/wordprocessingml/2006/main" xmlns:w14="http://schemas.microsoft.com/office/word/2010/wordml" xmlns:w15="http://schemas.microsoft.com/office/word/2012/wordml" xmlns:wpg="http://schemas.microsoft.com/office/word/2010/wordprocessingGroup" xmlns:wpi="http://schemas.microsoft.com/office/word/2010/wordprocessingInk" xmlns:wne="http://schemas.microsoft.com/office/word/2006/wordml" xmlns:wps="http://schemas.microsoft.com/office/word/2010/wordprocessingShape" mc:Ignorable="w14 w15 wp14">
   <w:body>
     <w:p>
       <w:pPr>
@@ -1534,7 +1534,6 @@
         </w:rPr>
         <w:t xml:space="preserve"> (cite </w:t>
       </w:r>
-      <w:proofErr w:type="spellStart"/>
       <w:r>
         <w:rPr>
           <w:rFonts w:ascii="Times New Roman" w:hAnsi="Times New Roman" w:cs="Times New Roman"/>
@@ -1549,16 +1548,7 @@
           <w:sz w:val="24"/>
           <w:szCs w:val="36"/>
         </w:rPr>
-        <w:t>ogard</w:t>
-      </w:r>
-      <w:proofErr w:type="spellEnd"/>
-      <w:r>
-        <w:rPr>
-          <w:rFonts w:ascii="Times New Roman" w:hAnsi="Times New Roman" w:cs="Times New Roman"/>
-          <w:sz w:val="24"/>
-          <w:szCs w:val="36"/>
-        </w:rPr>
-        <w:t>) it can</w:t>
+        <w:t>ogard) it can</w:t>
       </w:r>
       <w:r>
         <w:rPr>
@@ -1984,7 +1974,23 @@
           <w:sz w:val="24"/>
           <w:szCs w:val="36"/>
         </w:rPr>
-        <w:t xml:space="preserve">laid the foundation for modern film cooling hole geometries </w:t>
+        <w:t>laid the foundation for modern</w:t>
+      </w:r>
+      <w:r>
+        <w:rPr>
+          <w:rFonts w:ascii="Times New Roman" w:hAnsi="Times New Roman" w:cs="Times New Roman"/>
+          <w:sz w:val="24"/>
+          <w:szCs w:val="36"/>
+        </w:rPr>
+        <w:t xml:space="preserve"> “shaped”</w:t>
+      </w:r>
+      <w:r>
+        <w:rPr>
+          <w:rFonts w:ascii="Times New Roman" w:hAnsi="Times New Roman" w:cs="Times New Roman"/>
+          <w:sz w:val="24"/>
+          <w:szCs w:val="36"/>
+        </w:rPr>
+        <w:t xml:space="preserve"> film cooling hole geometries </w:t>
       </w:r>
       <w:r>
         <w:rPr>
@@ -2080,15 +2086,15 @@
           <w:sz w:val="24"/>
           <w:szCs w:val="36"/>
         </w:rPr>
-        <w:t xml:space="preserve"> reduced the momentum difference </w:t>
-      </w:r>
-      <w:r>
-        <w:rPr>
-          <w:rFonts w:ascii="Times New Roman" w:hAnsi="Times New Roman" w:cs="Times New Roman"/>
-          <w:sz w:val="24"/>
-          <w:szCs w:val="36"/>
-        </w:rPr>
-        <w:t xml:space="preserve">between coolant and mainstream </w:t>
+        <w:t xml:space="preserve"> </w:t>
+      </w:r>
+      <w:r>
+        <w:rPr>
+          <w:rFonts w:ascii="Times New Roman" w:hAnsi="Times New Roman" w:cs="Times New Roman"/>
+          <w:sz w:val="24"/>
+          <w:szCs w:val="36"/>
+        </w:rPr>
+        <w:t xml:space="preserve">reduced the coolant momentum and expanded the region covered by coolant </w:t>
       </w:r>
       <w:r>
         <w:rPr>
@@ -2150,33 +2156,57 @@
           <w:sz w:val="24"/>
           <w:szCs w:val="36"/>
         </w:rPr>
-        <w:t>Unfortunately, film cooling is not as easy as finding the best single hole geometry. A vast number of parameters effect the performance of every shaped hole and physical limitations of manufacturing or component design may disallow many geometries</w:t>
-      </w:r>
-      <w:r>
-        <w:rPr>
-          <w:rFonts w:ascii="Times New Roman" w:hAnsi="Times New Roman" w:cs="Times New Roman"/>
-          <w:sz w:val="24"/>
-          <w:szCs w:val="36"/>
-        </w:rPr>
-        <w:t xml:space="preserve"> (reference </w:t>
-      </w:r>
-      <w:proofErr w:type="spellStart"/>
-      <w:r>
-        <w:rPr>
-          <w:rFonts w:ascii="Times New Roman" w:hAnsi="Times New Roman" w:cs="Times New Roman"/>
-          <w:sz w:val="24"/>
-          <w:szCs w:val="36"/>
-        </w:rPr>
-        <w:t>Bogard’s</w:t>
-      </w:r>
-      <w:proofErr w:type="spellEnd"/>
-      <w:r>
-        <w:rPr>
-          <w:rFonts w:ascii="Times New Roman" w:hAnsi="Times New Roman" w:cs="Times New Roman"/>
-          <w:sz w:val="24"/>
-          <w:szCs w:val="36"/>
-        </w:rPr>
-        <w:t xml:space="preserve"> review work)</w:t>
+        <w:t xml:space="preserve">Unfortunately, film cooling is not as easy as finding the </w:t>
+      </w:r>
+      <w:r>
+        <w:rPr>
+          <w:rFonts w:ascii="Times New Roman" w:hAnsi="Times New Roman" w:cs="Times New Roman"/>
+          <w:sz w:val="24"/>
+          <w:szCs w:val="36"/>
+        </w:rPr>
+        <w:t>single best shaped</w:t>
+      </w:r>
+      <w:r>
+        <w:rPr>
+          <w:rFonts w:ascii="Times New Roman" w:hAnsi="Times New Roman" w:cs="Times New Roman"/>
+          <w:sz w:val="24"/>
+          <w:szCs w:val="36"/>
+        </w:rPr>
+        <w:t xml:space="preserve"> </w:t>
+      </w:r>
+      <w:proofErr w:type="gramStart"/>
+      <w:r>
+        <w:rPr>
+          <w:rFonts w:ascii="Times New Roman" w:hAnsi="Times New Roman" w:cs="Times New Roman"/>
+          <w:sz w:val="24"/>
+          <w:szCs w:val="36"/>
+        </w:rPr>
+        <w:t>hole</w:t>
+      </w:r>
+      <w:proofErr w:type="gramEnd"/>
+      <w:r>
+        <w:rPr>
+          <w:rFonts w:ascii="Times New Roman" w:hAnsi="Times New Roman" w:cs="Times New Roman"/>
+          <w:sz w:val="24"/>
+          <w:szCs w:val="36"/>
+        </w:rPr>
+        <w:t xml:space="preserve"> geometry. A vast number of parameters effect the performance of shaped hole</w:t>
+      </w:r>
+      <w:r>
+        <w:rPr>
+          <w:rFonts w:ascii="Times New Roman" w:hAnsi="Times New Roman" w:cs="Times New Roman"/>
+          <w:sz w:val="24"/>
+          <w:szCs w:val="36"/>
+        </w:rPr>
+        <w:t>s</w:t>
+      </w:r>
+      <w:r>
+        <w:rPr>
+          <w:rFonts w:ascii="Times New Roman" w:hAnsi="Times New Roman" w:cs="Times New Roman"/>
+          <w:sz w:val="24"/>
+          <w:szCs w:val="36"/>
+        </w:rPr>
+        <w:t xml:space="preserve"> and physical limitations of manufacturing or component design may disallow many geometries</w:t>
       </w:r>
       <w:r>
         <w:rPr>
@@ -2192,15 +2222,39 @@
           <w:sz w:val="24"/>
           <w:szCs w:val="36"/>
         </w:rPr>
-        <w:t>Instead of focusing on creating one optimum geometry, most research is directed at understanding the complex physics of film cooling and designing geometries that perform well over a large range of operating conditions.</w:t>
-      </w:r>
-      <w:r>
-        <w:rPr>
-          <w:rFonts w:ascii="Times New Roman" w:hAnsi="Times New Roman" w:cs="Times New Roman"/>
-          <w:sz w:val="24"/>
-          <w:szCs w:val="36"/>
-        </w:rPr>
-        <w:t xml:space="preserve"> This returns flexibility to engineers who may be asked to design a film cooling strategy for a component but have very little </w:t>
+        <w:t>M</w:t>
+      </w:r>
+      <w:r>
+        <w:rPr>
+          <w:rFonts w:ascii="Times New Roman" w:hAnsi="Times New Roman" w:cs="Times New Roman"/>
+          <w:sz w:val="24"/>
+          <w:szCs w:val="36"/>
+        </w:rPr>
+        <w:t>ost research is directed at understanding the complex physics of film cooli</w:t>
+      </w:r>
+      <w:r>
+        <w:rPr>
+          <w:rFonts w:ascii="Times New Roman" w:hAnsi="Times New Roman" w:cs="Times New Roman"/>
+          <w:sz w:val="24"/>
+          <w:szCs w:val="36"/>
+        </w:rPr>
+        <w:t>ng and creating</w:t>
+      </w:r>
+      <w:r>
+        <w:rPr>
+          <w:rFonts w:ascii="Times New Roman" w:hAnsi="Times New Roman" w:cs="Times New Roman"/>
+          <w:sz w:val="24"/>
+          <w:szCs w:val="36"/>
+        </w:rPr>
+        <w:t xml:space="preserve"> </w:t>
+      </w:r>
+      <w:r>
+        <w:rPr>
+          <w:rFonts w:ascii="Times New Roman" w:hAnsi="Times New Roman" w:cs="Times New Roman"/>
+          <w:sz w:val="24"/>
+          <w:szCs w:val="36"/>
+        </w:rPr>
+        <w:t xml:space="preserve">shaped </w:t>
       </w:r>
       <w:proofErr w:type="gramStart"/>
       <w:r>
@@ -2209,7 +2263,7 @@
           <w:sz w:val="24"/>
           <w:szCs w:val="36"/>
         </w:rPr>
-        <w:t>say</w:t>
+        <w:t>hole</w:t>
       </w:r>
       <w:proofErr w:type="gramEnd"/>
       <w:r>
@@ -2218,15 +2272,23 @@
           <w:sz w:val="24"/>
           <w:szCs w:val="36"/>
         </w:rPr>
-        <w:t xml:space="preserve"> over critical parameters like wall thickness, coolant pressure ratio, and mainstream flow direction.</w:t>
-      </w:r>
-      <w:r>
-        <w:rPr>
-          <w:rFonts w:ascii="Times New Roman" w:hAnsi="Times New Roman" w:cs="Times New Roman"/>
-          <w:sz w:val="24"/>
-          <w:szCs w:val="36"/>
-        </w:rPr>
         <w:t xml:space="preserve"> </w:t>
+      </w:r>
+      <w:r>
+        <w:rPr>
+          <w:rFonts w:ascii="Times New Roman" w:hAnsi="Times New Roman" w:cs="Times New Roman"/>
+          <w:sz w:val="24"/>
+          <w:szCs w:val="36"/>
+        </w:rPr>
+        <w:t>geometries that perform well over a large range of operating conditions</w:t>
+      </w:r>
+      <w:r>
+        <w:rPr>
+          <w:rFonts w:ascii="Times New Roman" w:hAnsi="Times New Roman" w:cs="Times New Roman"/>
+          <w:sz w:val="24"/>
+          <w:szCs w:val="36"/>
+        </w:rPr>
+        <w:t>.</w:t>
       </w:r>
     </w:p>
     <w:p>
@@ -2243,11 +2305,43 @@
       </w:pPr>
       <w:r>
         <w:rPr>
-          <w:rFonts w:ascii="Times New Roman" w:hAnsi="Times New Roman" w:cs="Times New Roman"/>
-          <w:sz w:val="24"/>
-          <w:szCs w:val="36"/>
-        </w:rPr>
-        <w:tab/>
+          <w:noProof/>
+        </w:rPr>
+        <w:drawing>
+          <wp:inline distT="0" distB="0" distL="0" distR="0" wp14:anchorId="5351C9A5" wp14:editId="50920546">
+            <wp:extent cx="5943600" cy="3278505"/>
+            <wp:effectExtent l="0" t="0" r="0" b="0"/>
+            <wp:docPr id="3" name="Picture 3"/>
+            <wp:cNvGraphicFramePr>
+              <a:graphicFrameLocks xmlns:a="http://schemas.openxmlformats.org/drawingml/2006/main" noChangeAspect="1"/>
+            </wp:cNvGraphicFramePr>
+            <a:graphic xmlns:a="http://schemas.openxmlformats.org/drawingml/2006/main">
+              <a:graphicData uri="http://schemas.openxmlformats.org/drawingml/2006/picture">
+                <pic:pic xmlns:pic="http://schemas.openxmlformats.org/drawingml/2006/picture">
+                  <pic:nvPicPr>
+                    <pic:cNvPr id="1" name=""/>
+                    <pic:cNvPicPr/>
+                  </pic:nvPicPr>
+                  <pic:blipFill>
+                    <a:blip r:embed="rId8"/>
+                    <a:stretch>
+                      <a:fillRect/>
+                    </a:stretch>
+                  </pic:blipFill>
+                  <pic:spPr>
+                    <a:xfrm>
+                      <a:off x="0" y="0"/>
+                      <a:ext cx="5943600" cy="3278505"/>
+                    </a:xfrm>
+                    <a:prstGeom prst="rect">
+                      <a:avLst/>
+                    </a:prstGeom>
+                  </pic:spPr>
+                </pic:pic>
+              </a:graphicData>
+            </a:graphic>
+          </wp:inline>
+        </w:drawing>
       </w:r>
     </w:p>
     <w:p>
@@ -2268,6 +2362,27 @@
           <w:sz w:val="24"/>
           <w:szCs w:val="36"/>
         </w:rPr>
+        <w:t>[Cite Bogard’s Book Chapter]</w:t>
+      </w:r>
+    </w:p>
+    <w:p>
+      <w:pPr>
+        <w:tabs>
+          <w:tab w:val="left" w:pos="720"/>
+          <w:tab w:val="center" w:pos="4680"/>
+        </w:tabs>
+        <w:rPr>
+          <w:rFonts w:ascii="Times New Roman" w:hAnsi="Times New Roman" w:cs="Times New Roman"/>
+          <w:sz w:val="24"/>
+          <w:szCs w:val="36"/>
+        </w:rPr>
+      </w:pPr>
+      <w:r>
+        <w:rPr>
+          <w:rFonts w:ascii="Times New Roman" w:hAnsi="Times New Roman" w:cs="Times New Roman"/>
+          <w:sz w:val="24"/>
+          <w:szCs w:val="36"/>
+        </w:rPr>
         <w:tab/>
       </w:r>
       <w:r>
@@ -2276,7 +2391,47 @@
           <w:sz w:val="24"/>
           <w:szCs w:val="36"/>
         </w:rPr>
-        <w:t xml:space="preserve">While literally thousands of papers explore almost every aspect of film cooling performance, a few key papers give a broad overview of the state-of-the-art. </w:t>
+        <w:t>Bogard and Thole have an excellent overview of the current resea</w:t>
+      </w:r>
+      <w:r>
+        <w:rPr>
+          <w:rFonts w:ascii="Times New Roman" w:hAnsi="Times New Roman" w:cs="Times New Roman"/>
+          <w:sz w:val="24"/>
+          <w:szCs w:val="36"/>
+        </w:rPr>
+        <w:t xml:space="preserve">rch in film cooling physics. </w:t>
+      </w:r>
+      <w:r>
+        <w:rPr>
+          <w:rFonts w:ascii="Times New Roman" w:hAnsi="Times New Roman" w:cs="Times New Roman"/>
+          <w:sz w:val="24"/>
+          <w:szCs w:val="36"/>
+        </w:rPr>
+        <w:t>Key p</w:t>
+      </w:r>
+      <w:r>
+        <w:rPr>
+          <w:rFonts w:ascii="Times New Roman" w:hAnsi="Times New Roman" w:cs="Times New Roman"/>
+          <w:sz w:val="24"/>
+          <w:szCs w:val="36"/>
+        </w:rPr>
+        <w:t xml:space="preserve">arameters effecting film cooling performance are identified and the relevant </w:t>
+      </w:r>
+      <w:r>
+        <w:rPr>
+          <w:rFonts w:ascii="Times New Roman" w:hAnsi="Times New Roman" w:cs="Times New Roman"/>
+          <w:sz w:val="24"/>
+          <w:szCs w:val="36"/>
+        </w:rPr>
+        <w:t xml:space="preserve">research is distilled. </w:t>
+      </w:r>
+      <w:r>
+        <w:rPr>
+          <w:rFonts w:ascii="Times New Roman" w:hAnsi="Times New Roman" w:cs="Times New Roman"/>
+          <w:sz w:val="24"/>
+          <w:szCs w:val="36"/>
+        </w:rPr>
+        <w:t xml:space="preserve">However, only </w:t>
       </w:r>
       <w:proofErr w:type="spellStart"/>
       <w:r>
@@ -2285,7 +2440,7 @@
           <w:sz w:val="24"/>
           <w:szCs w:val="36"/>
         </w:rPr>
-        <w:t>Bogard</w:t>
+        <w:t>Saumweber</w:t>
       </w:r>
       <w:proofErr w:type="spellEnd"/>
       <w:r>
@@ -2294,7 +2449,41 @@
           <w:sz w:val="24"/>
           <w:szCs w:val="36"/>
         </w:rPr>
-        <w:t xml:space="preserve"> and </w:t>
+        <w:t xml:space="preserve"> et al. is presented when characterizing the effects of hole against a cylindrical hole and no information on length </w:t>
+      </w:r>
+      <w:r>
+        <w:rPr>
+          <w:rFonts w:ascii="Times New Roman" w:hAnsi="Times New Roman" w:cs="Times New Roman"/>
+          <w:sz w:val="24"/>
+          <w:szCs w:val="36"/>
+        </w:rPr>
+        <w:t xml:space="preserve">of the </w:t>
+      </w:r>
+      <w:proofErr w:type="gramStart"/>
+      <w:r>
+        <w:rPr>
+          <w:rFonts w:ascii="Times New Roman" w:hAnsi="Times New Roman" w:cs="Times New Roman"/>
+          <w:sz w:val="24"/>
+          <w:szCs w:val="36"/>
+        </w:rPr>
+        <w:t>hole</w:t>
+      </w:r>
+      <w:proofErr w:type="gramEnd"/>
+      <w:r>
+        <w:rPr>
+          <w:rFonts w:ascii="Times New Roman" w:hAnsi="Times New Roman" w:cs="Times New Roman"/>
+          <w:sz w:val="24"/>
+          <w:szCs w:val="36"/>
+        </w:rPr>
+        <w:t xml:space="preserve"> (l</w:t>
+      </w:r>
+      <w:r>
+        <w:rPr>
+          <w:rFonts w:ascii="Times New Roman" w:hAnsi="Times New Roman" w:cs="Times New Roman"/>
+          <w:sz w:val="24"/>
+          <w:szCs w:val="36"/>
+        </w:rPr>
+        <w:t xml:space="preserve">/d) is presented. </w:t>
       </w:r>
       <w:proofErr w:type="spellStart"/>
       <w:r>
@@ -2303,7 +2492,7 @@
           <w:sz w:val="24"/>
           <w:szCs w:val="36"/>
         </w:rPr>
-        <w:t>Thole</w:t>
+        <w:t>Gritsch</w:t>
       </w:r>
       <w:proofErr w:type="spellEnd"/>
       <w:r>
@@ -2312,23 +2501,25 @@
           <w:sz w:val="24"/>
           <w:szCs w:val="36"/>
         </w:rPr>
-        <w:t>, as well as Bunker have excellent papers exploring the broad scope of film cooling.</w:t>
-      </w:r>
-      <w:r>
-        <w:rPr>
-          <w:rFonts w:ascii="Times New Roman" w:hAnsi="Times New Roman" w:cs="Times New Roman"/>
-          <w:sz w:val="24"/>
-          <w:szCs w:val="36"/>
-        </w:rPr>
-        <w:t xml:space="preserve"> P</w:t>
-      </w:r>
-      <w:r>
-        <w:rPr>
-          <w:rFonts w:ascii="Times New Roman" w:hAnsi="Times New Roman" w:cs="Times New Roman"/>
-          <w:sz w:val="24"/>
-          <w:szCs w:val="36"/>
-        </w:rPr>
-        <w:t xml:space="preserve">apers by Malak et. al., </w:t>
+        <w:t xml:space="preserve"> et al. explores a wide variety of </w:t>
+      </w:r>
+      <w:proofErr w:type="gramStart"/>
+      <w:r>
+        <w:rPr>
+          <w:rFonts w:ascii="Times New Roman" w:hAnsi="Times New Roman" w:cs="Times New Roman"/>
+          <w:sz w:val="24"/>
+          <w:szCs w:val="36"/>
+        </w:rPr>
+        <w:t>hole</w:t>
+      </w:r>
+      <w:proofErr w:type="gramEnd"/>
+      <w:r>
+        <w:rPr>
+          <w:rFonts w:ascii="Times New Roman" w:hAnsi="Times New Roman" w:cs="Times New Roman"/>
+          <w:sz w:val="24"/>
+          <w:szCs w:val="36"/>
+        </w:rPr>
+        <w:t xml:space="preserve"> geometry parameters including L/D, P/D, C/P, AR, and Compound Angle [add findings?]. Further information from </w:t>
       </w:r>
       <w:proofErr w:type="spellStart"/>
       <w:r>
@@ -2346,220 +2537,183 @@
           <w:sz w:val="24"/>
           <w:szCs w:val="36"/>
         </w:rPr>
-        <w:t xml:space="preserve"> and Schulz, </w:t>
-      </w:r>
-      <w:proofErr w:type="spellStart"/>
-      <w:r>
-        <w:rPr>
-          <w:rFonts w:ascii="Times New Roman" w:hAnsi="Times New Roman" w:cs="Times New Roman"/>
-          <w:sz w:val="24"/>
-          <w:szCs w:val="36"/>
-        </w:rPr>
-        <w:t>Gritsch</w:t>
-      </w:r>
-      <w:proofErr w:type="spellEnd"/>
-      <w:r>
-        <w:rPr>
-          <w:rFonts w:ascii="Times New Roman" w:hAnsi="Times New Roman" w:cs="Times New Roman"/>
-          <w:sz w:val="24"/>
-          <w:szCs w:val="36"/>
-        </w:rPr>
-        <w:t xml:space="preserve"> and </w:t>
-      </w:r>
-      <w:proofErr w:type="spellStart"/>
-      <w:r>
-        <w:rPr>
-          <w:rFonts w:ascii="Times New Roman" w:hAnsi="Times New Roman" w:cs="Times New Roman"/>
-          <w:sz w:val="24"/>
-          <w:szCs w:val="36"/>
-        </w:rPr>
-        <w:t>Colban</w:t>
-      </w:r>
-      <w:proofErr w:type="spellEnd"/>
-      <w:r>
-        <w:rPr>
-          <w:rFonts w:ascii="Times New Roman" w:hAnsi="Times New Roman" w:cs="Times New Roman"/>
-          <w:sz w:val="24"/>
-          <w:szCs w:val="36"/>
-        </w:rPr>
-        <w:t xml:space="preserve">, </w:t>
-      </w:r>
-      <w:proofErr w:type="spellStart"/>
-      <w:r>
-        <w:rPr>
-          <w:rFonts w:ascii="Times New Roman" w:hAnsi="Times New Roman" w:cs="Times New Roman"/>
-          <w:sz w:val="24"/>
-          <w:szCs w:val="36"/>
-        </w:rPr>
-        <w:t>Haydt</w:t>
-      </w:r>
-      <w:proofErr w:type="spellEnd"/>
-      <w:r>
-        <w:rPr>
-          <w:rFonts w:ascii="Times New Roman" w:hAnsi="Times New Roman" w:cs="Times New Roman"/>
-          <w:sz w:val="24"/>
-          <w:szCs w:val="36"/>
-        </w:rPr>
-        <w:t xml:space="preserve">, Kohli and </w:t>
-      </w:r>
-      <w:proofErr w:type="spellStart"/>
-      <w:r>
-        <w:rPr>
-          <w:rFonts w:ascii="Times New Roman" w:hAnsi="Times New Roman" w:cs="Times New Roman"/>
-          <w:sz w:val="24"/>
-          <w:szCs w:val="36"/>
-        </w:rPr>
-        <w:t>Thole</w:t>
-      </w:r>
-      <w:proofErr w:type="spellEnd"/>
-      <w:r>
-        <w:rPr>
-          <w:rFonts w:ascii="Times New Roman" w:hAnsi="Times New Roman" w:cs="Times New Roman"/>
-          <w:sz w:val="24"/>
-          <w:szCs w:val="36"/>
-        </w:rPr>
-        <w:t xml:space="preserve">, </w:t>
-      </w:r>
-      <w:proofErr w:type="spellStart"/>
-      <w:r>
-        <w:rPr>
-          <w:rFonts w:ascii="Times New Roman" w:hAnsi="Times New Roman" w:cs="Times New Roman"/>
-          <w:sz w:val="24"/>
-          <w:szCs w:val="36"/>
-        </w:rPr>
-        <w:t>Kholi</w:t>
-      </w:r>
-      <w:proofErr w:type="spellEnd"/>
-      <w:r>
-        <w:rPr>
-          <w:rFonts w:ascii="Times New Roman" w:hAnsi="Times New Roman" w:cs="Times New Roman"/>
-          <w:sz w:val="24"/>
-          <w:szCs w:val="36"/>
-        </w:rPr>
-        <w:t xml:space="preserve"> and </w:t>
-      </w:r>
-      <w:proofErr w:type="spellStart"/>
-      <w:r>
-        <w:rPr>
-          <w:rFonts w:ascii="Times New Roman" w:hAnsi="Times New Roman" w:cs="Times New Roman"/>
-          <w:sz w:val="24"/>
-          <w:szCs w:val="36"/>
-        </w:rPr>
-        <w:t>Bogard</w:t>
-      </w:r>
-      <w:proofErr w:type="spellEnd"/>
-      <w:r>
-        <w:rPr>
-          <w:rFonts w:ascii="Times New Roman" w:hAnsi="Times New Roman" w:cs="Times New Roman"/>
-          <w:sz w:val="24"/>
-          <w:szCs w:val="36"/>
-        </w:rPr>
-        <w:t xml:space="preserve"> all explore unique variations in hole geometry to understand the effects on shaped hole performance. </w:t>
+        <w:t xml:space="preserve"> and Schulz specifically investigates a number of diffuser geometries including laidback, fan-shaped, laidback fan-shaped, conical, and console. </w:t>
       </w:r>
       <w:bookmarkStart w:id="0" w:name="_GoBack"/>
       <w:bookmarkEnd w:id="0"/>
     </w:p>
     <w:p>
       <w:pPr>
-        <w:pBdr>
-          <w:top w:val="single" w:sz="6" w:space="1" w:color="auto"/>
-          <w:bottom w:val="single" w:sz="6" w:space="1" w:color="auto"/>
-        </w:pBdr>
-        <w:rPr>
-          <w:rFonts w:ascii="Times New Roman" w:hAnsi="Times New Roman" w:cs="Times New Roman"/>
-          <w:sz w:val="24"/>
-          <w:szCs w:val="36"/>
-        </w:rPr>
-      </w:pPr>
-    </w:p>
-    <w:p>
-      <w:pPr>
-        <w:pBdr>
-          <w:top w:val="single" w:sz="6" w:space="1" w:color="auto"/>
-          <w:bottom w:val="single" w:sz="6" w:space="1" w:color="auto"/>
-        </w:pBdr>
-        <w:rPr>
-          <w:rFonts w:ascii="Times New Roman" w:hAnsi="Times New Roman" w:cs="Times New Roman"/>
-          <w:sz w:val="24"/>
-          <w:szCs w:val="36"/>
-        </w:rPr>
-      </w:pPr>
-      <w:r>
-        <w:rPr>
-          <w:rFonts w:ascii="Times New Roman" w:hAnsi="Times New Roman" w:cs="Times New Roman"/>
-          <w:sz w:val="24"/>
-          <w:szCs w:val="36"/>
-        </w:rPr>
-        <w:t xml:space="preserve">1. </w:t>
-      </w:r>
-    </w:p>
-    <w:p>
-      <w:pPr>
-        <w:pBdr>
-          <w:top w:val="single" w:sz="6" w:space="1" w:color="auto"/>
-          <w:bottom w:val="single" w:sz="6" w:space="1" w:color="auto"/>
-        </w:pBdr>
-        <w:rPr>
-          <w:rFonts w:ascii="Times New Roman" w:hAnsi="Times New Roman" w:cs="Times New Roman"/>
-          <w:sz w:val="24"/>
-          <w:szCs w:val="36"/>
-        </w:rPr>
-      </w:pPr>
-      <w:r>
-        <w:rPr>
-          <w:rFonts w:ascii="Times New Roman" w:hAnsi="Times New Roman" w:cs="Times New Roman"/>
-          <w:sz w:val="24"/>
-          <w:szCs w:val="36"/>
-        </w:rPr>
-        <w:t>2.</w:t>
-      </w:r>
-    </w:p>
-    <w:p>
-      <w:pPr>
-        <w:pBdr>
-          <w:top w:val="single" w:sz="6" w:space="1" w:color="auto"/>
-          <w:bottom w:val="single" w:sz="6" w:space="1" w:color="auto"/>
-        </w:pBdr>
-        <w:rPr>
-          <w:rFonts w:ascii="Times New Roman" w:hAnsi="Times New Roman" w:cs="Times New Roman"/>
-          <w:sz w:val="24"/>
-          <w:szCs w:val="36"/>
-        </w:rPr>
-      </w:pPr>
-      <w:r>
-        <w:rPr>
-          <w:rFonts w:ascii="Times New Roman" w:hAnsi="Times New Roman" w:cs="Times New Roman"/>
-          <w:sz w:val="24"/>
-          <w:szCs w:val="36"/>
-        </w:rPr>
-        <w:t>3.</w:t>
-      </w:r>
-    </w:p>
-    <w:p>
-      <w:pPr>
-        <w:rPr>
-          <w:rFonts w:ascii="Times New Roman" w:hAnsi="Times New Roman" w:cs="Times New Roman"/>
-          <w:sz w:val="24"/>
-          <w:szCs w:val="36"/>
-        </w:rPr>
-      </w:pPr>
-    </w:p>
-    <w:p>
-      <w:pPr>
-        <w:ind w:firstLine="720"/>
-        <w:rPr>
-          <w:rFonts w:ascii="Times New Roman" w:hAnsi="Times New Roman" w:cs="Times New Roman"/>
-          <w:sz w:val="24"/>
-          <w:szCs w:val="36"/>
-        </w:rPr>
-      </w:pPr>
-      <w:r>
-        <w:rPr>
-          <w:rFonts w:ascii="Times New Roman" w:hAnsi="Times New Roman" w:cs="Times New Roman"/>
-          <w:sz w:val="24"/>
-          <w:szCs w:val="36"/>
-        </w:rPr>
-        <w:t xml:space="preserve"> Unfortunately</w:t>
+        <w:tabs>
+          <w:tab w:val="left" w:pos="720"/>
+          <w:tab w:val="center" w:pos="4680"/>
+        </w:tabs>
+        <w:rPr>
+          <w:rFonts w:ascii="Times New Roman" w:hAnsi="Times New Roman" w:cs="Times New Roman"/>
+          <w:sz w:val="24"/>
+          <w:szCs w:val="36"/>
+        </w:rPr>
+      </w:pPr>
+    </w:p>
+    <w:p>
+      <w:pPr>
+        <w:tabs>
+          <w:tab w:val="left" w:pos="720"/>
+          <w:tab w:val="center" w:pos="4680"/>
+        </w:tabs>
+        <w:jc w:val="center"/>
+        <w:rPr>
+          <w:rFonts w:ascii="Times New Roman" w:hAnsi="Times New Roman" w:cs="Times New Roman"/>
+          <w:sz w:val="24"/>
+          <w:szCs w:val="36"/>
+        </w:rPr>
+      </w:pPr>
+      <w:r>
+        <w:rPr>
+          <w:noProof/>
+        </w:rPr>
+        <w:drawing>
+          <wp:inline distT="0" distB="0" distL="0" distR="0" wp14:anchorId="23713478" wp14:editId="140934B0">
+            <wp:extent cx="5600700" cy="2943225"/>
+            <wp:effectExtent l="0" t="0" r="0" b="9525"/>
+            <wp:docPr id="1" name="Picture 1"/>
+            <wp:cNvGraphicFramePr>
+              <a:graphicFrameLocks xmlns:a="http://schemas.openxmlformats.org/drawingml/2006/main" noChangeAspect="1"/>
+            </wp:cNvGraphicFramePr>
+            <a:graphic xmlns:a="http://schemas.openxmlformats.org/drawingml/2006/main">
+              <a:graphicData uri="http://schemas.openxmlformats.org/drawingml/2006/picture">
+                <pic:pic xmlns:pic="http://schemas.openxmlformats.org/drawingml/2006/picture">
+                  <pic:nvPicPr>
+                    <pic:cNvPr id="1" name=""/>
+                    <pic:cNvPicPr/>
+                  </pic:nvPicPr>
+                  <pic:blipFill rotWithShape="1">
+                    <a:blip r:embed="rId9"/>
+                    <a:srcRect b="18254"/>
+                    <a:stretch/>
+                  </pic:blipFill>
+                  <pic:spPr bwMode="auto">
+                    <a:xfrm>
+                      <a:off x="0" y="0"/>
+                      <a:ext cx="5600700" cy="2943225"/>
+                    </a:xfrm>
+                    <a:prstGeom prst="rect">
+                      <a:avLst/>
+                    </a:prstGeom>
+                    <a:ln>
+                      <a:noFill/>
+                    </a:ln>
+                    <a:extLst>
+                      <a:ext uri="{53640926-AAD7-44D8-BBD7-CCE9431645EC}">
+                        <a14:shadowObscured xmlns:a14="http://schemas.microsoft.com/office/drawing/2010/main"/>
+                      </a:ext>
+                    </a:extLst>
+                  </pic:spPr>
+                </pic:pic>
+              </a:graphicData>
+            </a:graphic>
+          </wp:inline>
+        </w:drawing>
+      </w:r>
+      <w:r>
+        <w:rPr>
+          <w:noProof/>
+        </w:rPr>
+        <w:drawing>
+          <wp:inline distT="0" distB="0" distL="0" distR="0" wp14:anchorId="3F816CA1" wp14:editId="6331331B">
+            <wp:extent cx="3581400" cy="495300"/>
+            <wp:effectExtent l="0" t="0" r="0" b="0"/>
+            <wp:docPr id="2" name="Picture 2"/>
+            <wp:cNvGraphicFramePr>
+              <a:graphicFrameLocks xmlns:a="http://schemas.openxmlformats.org/drawingml/2006/main" noChangeAspect="1"/>
+            </wp:cNvGraphicFramePr>
+            <a:graphic xmlns:a="http://schemas.openxmlformats.org/drawingml/2006/main">
+              <a:graphicData uri="http://schemas.openxmlformats.org/drawingml/2006/picture">
+                <pic:pic xmlns:pic="http://schemas.openxmlformats.org/drawingml/2006/picture">
+                  <pic:nvPicPr>
+                    <pic:cNvPr id="1" name=""/>
+                    <pic:cNvPicPr/>
+                  </pic:nvPicPr>
+                  <pic:blipFill>
+                    <a:blip r:embed="rId10"/>
+                    <a:stretch>
+                      <a:fillRect/>
+                    </a:stretch>
+                  </pic:blipFill>
+                  <pic:spPr>
+                    <a:xfrm>
+                      <a:off x="0" y="0"/>
+                      <a:ext cx="3581400" cy="495300"/>
+                    </a:xfrm>
+                    <a:prstGeom prst="rect">
+                      <a:avLst/>
+                    </a:prstGeom>
+                  </pic:spPr>
+                </pic:pic>
+              </a:graphicData>
+            </a:graphic>
+          </wp:inline>
+        </w:drawing>
+      </w:r>
+    </w:p>
+    <w:p>
+      <w:pPr>
+        <w:tabs>
+          <w:tab w:val="left" w:pos="720"/>
+          <w:tab w:val="center" w:pos="4680"/>
+        </w:tabs>
+        <w:rPr>
+          <w:rFonts w:ascii="Times New Roman" w:hAnsi="Times New Roman" w:cs="Times New Roman"/>
+          <w:sz w:val="24"/>
+          <w:szCs w:val="36"/>
+        </w:rPr>
+      </w:pPr>
+    </w:p>
+    <w:p>
+      <w:pPr>
+        <w:tabs>
+          <w:tab w:val="left" w:pos="720"/>
+          <w:tab w:val="center" w:pos="4680"/>
+        </w:tabs>
+        <w:rPr>
+          <w:rFonts w:ascii="Times New Roman" w:hAnsi="Times New Roman" w:cs="Times New Roman"/>
+          <w:sz w:val="24"/>
+          <w:szCs w:val="36"/>
+        </w:rPr>
+      </w:pPr>
+    </w:p>
+    <w:p>
+      <w:pPr>
+        <w:tabs>
+          <w:tab w:val="left" w:pos="720"/>
+          <w:tab w:val="center" w:pos="4680"/>
+        </w:tabs>
+        <w:rPr>
+          <w:rFonts w:ascii="Times New Roman" w:hAnsi="Times New Roman" w:cs="Times New Roman"/>
+          <w:sz w:val="24"/>
+          <w:szCs w:val="36"/>
+        </w:rPr>
+      </w:pPr>
+    </w:p>
+    <w:p>
+      <w:pPr>
+        <w:tabs>
+          <w:tab w:val="left" w:pos="720"/>
+          <w:tab w:val="center" w:pos="4680"/>
+        </w:tabs>
+        <w:rPr>
+          <w:rFonts w:ascii="Times New Roman" w:hAnsi="Times New Roman" w:cs="Times New Roman"/>
+          <w:sz w:val="24"/>
+          <w:szCs w:val="36"/>
+        </w:rPr>
+      </w:pPr>
+      <w:r>
+        <w:rPr>
+          <w:rFonts w:ascii="Times New Roman" w:hAnsi="Times New Roman" w:cs="Times New Roman"/>
+          <w:sz w:val="24"/>
+          <w:szCs w:val="36"/>
+        </w:rPr>
+        <w:t>Unfortunately</w:t>
       </w:r>
       <w:r>
         <w:rPr>
@@ -2968,43 +3122,7 @@
           <w:sz w:val="24"/>
           <w:szCs w:val="36"/>
         </w:rPr>
-        <w:t xml:space="preserve">One of the biggest improvements to film cooling effectiveness has been the adoption of shaped holes over cylindrical holes [cite </w:t>
-      </w:r>
-      <w:proofErr w:type="spellStart"/>
-      <w:r>
-        <w:rPr>
-          <w:rFonts w:ascii="Times New Roman" w:hAnsi="Times New Roman" w:cs="Times New Roman"/>
-          <w:sz w:val="24"/>
-          <w:szCs w:val="36"/>
-        </w:rPr>
-        <w:t>Bogard</w:t>
-      </w:r>
-      <w:proofErr w:type="spellEnd"/>
-      <w:r>
-        <w:rPr>
-          <w:rFonts w:ascii="Times New Roman" w:hAnsi="Times New Roman" w:cs="Times New Roman"/>
-          <w:sz w:val="24"/>
-          <w:szCs w:val="36"/>
-        </w:rPr>
-        <w:t>/</w:t>
-      </w:r>
-      <w:proofErr w:type="spellStart"/>
-      <w:r>
-        <w:rPr>
-          <w:rFonts w:ascii="Times New Roman" w:hAnsi="Times New Roman" w:cs="Times New Roman"/>
-          <w:sz w:val="24"/>
-          <w:szCs w:val="36"/>
-        </w:rPr>
-        <w:t>Thole</w:t>
-      </w:r>
-      <w:proofErr w:type="spellEnd"/>
-      <w:r>
-        <w:rPr>
-          <w:rFonts w:ascii="Times New Roman" w:hAnsi="Times New Roman" w:cs="Times New Roman"/>
-          <w:sz w:val="24"/>
-          <w:szCs w:val="36"/>
-        </w:rPr>
-        <w:t xml:space="preserve"> &amp; Bunker]. A typical shaped hole is a cylindrical metering hole leading to a diffuser designed to spreads the coolant over a wider region and reduces the coolant velocity relative to the mainstream [cite Penn State 777]. When performing ideally the shaped hole should intake air from an internal cooling passage, form a uniform velocity profile entering the diffuser, reduce the coolant velocity by a factor of the area ratio, and then eject the coolant uniformly along the surface so it remains as a coherent buffer from the hot mainstream.</w:t>
+        <w:t>One of the biggest improvements to film cooling effectiveness has been the adoption of shaped holes over cylindrical holes [cite Bogard/Thole &amp; Bunker]. A typical shaped hole is a cylindrical metering hole leading to a diffuser designed to spreads the coolant over a wider region and reduces the coolant velocity relative to the mainstream [cite Penn State 777]. When performing ideally the shaped hole should intake air from an internal cooling passage, form a uniform velocity profile entering the diffuser, reduce the coolant velocity by a factor of the area ratio, and then eject the coolant uniformly along the surface so it remains as a coherent buffer from the hot mainstream.</w:t>
       </w:r>
     </w:p>
     <w:p>
@@ -3419,16 +3537,7 @@
           <w:sz w:val="24"/>
           <w:szCs w:val="36"/>
         </w:rPr>
-        <w:t xml:space="preserve">, traditional laidback fan shaped holes are still extremely effective [cite that multi-hole CFD study that shows laidback fan to still be the best]. It makes sense then to leverage AM to study and improve existing designs in </w:t>
-      </w:r>
-      <w:r>
-        <w:rPr>
-          <w:rFonts w:ascii="Times New Roman" w:hAnsi="Times New Roman" w:cs="Times New Roman"/>
-          <w:sz w:val="24"/>
-          <w:szCs w:val="36"/>
-        </w:rPr>
-        <w:lastRenderedPageBreak/>
-        <w:t>ways that had been out of reach to traditional manufacturing</w:t>
+        <w:t>, traditional laidback fan shaped holes are still extremely effective [cite that multi-hole CFD study that shows laidback fan to still be the best]. It makes sense then to leverage AM to study and improve existing designs in ways that had been out of reach to traditional manufacturing</w:t>
       </w:r>
       <w:r>
         <w:rPr>
@@ -4038,7 +4147,6 @@
           <w:sz w:val="24"/>
           <w:szCs w:val="36"/>
         </w:rPr>
-        <w:lastRenderedPageBreak/>
         <w:br w:type="page"/>
       </w:r>
     </w:p>
@@ -4060,7 +4168,6 @@
           <w:sz w:val="24"/>
           <w:szCs w:val="36"/>
         </w:rPr>
-        <w:lastRenderedPageBreak/>
         <w:t>Mind Map</w:t>
       </w:r>
     </w:p>
@@ -4408,8 +4515,8 @@
       </w:r>
     </w:p>
     <w:sectPr>
-      <w:headerReference w:type="default" r:id="rId8"/>
-      <w:footerReference w:type="default" r:id="rId9"/>
+      <w:headerReference w:type="default" r:id="rId11"/>
+      <w:footerReference w:type="default" r:id="rId12"/>
       <w:pgSz w:w="12240" w:h="15840"/>
       <w:pgMar w:top="1440" w:right="1440" w:bottom="1440" w:left="1440" w:header="720" w:footer="720" w:gutter="0"/>
       <w:pgNumType w:start="1"/>
@@ -4422,7 +4529,7 @@
 </file>
 
 <file path=word/endnotes.xml><?xml version="1.0" encoding="utf-8"?>
-<w:endnotes xmlns:wpc="http://schemas.microsoft.com/office/word/2010/wordprocessingCanvas" xmlns:cx="http://schemas.microsoft.com/office/drawing/2014/chartex" xmlns:cx1="http://schemas.microsoft.com/office/drawing/2015/9/8/chartex" xmlns:cx2="http://schemas.microsoft.com/office/drawing/2015/10/21/chartex" xmlns:cx3="http://schemas.microsoft.com/office/drawing/2016/5/9/chartex" xmlns:cx4="http://schemas.microsoft.com/office/drawing/2016/5/10/chartex" xmlns:cx5="http://schemas.microsoft.com/office/drawing/2016/5/11/chartex" xmlns:cx6="http://schemas.microsoft.com/office/drawing/2016/5/12/chartex" xmlns:cx7="http://schemas.microsoft.com/office/drawing/2016/5/13/chartex" xmlns:cx8="http://schemas.microsoft.com/office/drawing/2016/5/14/chartex" xmlns:mc="http://schemas.openxmlformats.org/markup-compatibility/2006" xmlns:aink="http://schemas.microsoft.com/office/drawing/2016/ink" xmlns:am3d="http://schemas.microsoft.com/office/drawing/2017/model3d" xmlns:o="urn:schemas-microsoft-com:office:office" xmlns:r="http://schemas.openxmlformats.org/officeDocument/2006/relationships" xmlns:m="http://schemas.openxmlformats.org/officeDocument/2006/math" xmlns:v="urn:schemas-microsoft-com:vml" xmlns:wp14="http://schemas.microsoft.com/office/word/2010/wordprocessingDrawing" xmlns:wp="http://schemas.openxmlformats.org/drawingml/2006/wordprocessingDrawing" xmlns:w10="urn:schemas-microsoft-com:office:word" xmlns:w="http://schemas.openxmlformats.org/wordprocessingml/2006/main" xmlns:w14="http://schemas.microsoft.com/office/word/2010/wordml" xmlns:w15="http://schemas.microsoft.com/office/word/2012/wordml" xmlns:w16cid="http://schemas.microsoft.com/office/word/2016/wordml/cid" xmlns:w16se="http://schemas.microsoft.com/office/word/2015/wordml/symex" xmlns:wpg="http://schemas.microsoft.com/office/word/2010/wordprocessingGroup" xmlns:wpi="http://schemas.microsoft.com/office/word/2010/wordprocessingInk" xmlns:wne="http://schemas.microsoft.com/office/word/2006/wordml" xmlns:wps="http://schemas.microsoft.com/office/word/2010/wordprocessingShape" mc:Ignorable="w14 w15 w16se w16cid wp14">
+<w:endnotes xmlns:wpc="http://schemas.microsoft.com/office/word/2010/wordprocessingCanvas" xmlns:mc="http://schemas.openxmlformats.org/markup-compatibility/2006" xmlns:o="urn:schemas-microsoft-com:office:office" xmlns:r="http://schemas.openxmlformats.org/officeDocument/2006/relationships" xmlns:m="http://schemas.openxmlformats.org/officeDocument/2006/math" xmlns:v="urn:schemas-microsoft-com:vml" xmlns:wp14="http://schemas.microsoft.com/office/word/2010/wordprocessingDrawing" xmlns:wp="http://schemas.openxmlformats.org/drawingml/2006/wordprocessingDrawing" xmlns:w10="urn:schemas-microsoft-com:office:word" xmlns:w="http://schemas.openxmlformats.org/wordprocessingml/2006/main" xmlns:w14="http://schemas.microsoft.com/office/word/2010/wordml" xmlns:w15="http://schemas.microsoft.com/office/word/2012/wordml" xmlns:wpg="http://schemas.microsoft.com/office/word/2010/wordprocessingGroup" xmlns:wpi="http://schemas.microsoft.com/office/word/2010/wordprocessingInk" xmlns:wne="http://schemas.microsoft.com/office/word/2006/wordml" xmlns:wps="http://schemas.microsoft.com/office/word/2010/wordprocessingShape" mc:Ignorable="w14 w15 wp14">
   <w:endnote w:type="separator" w:id="-1">
     <w:p>
       <w:pPr>
@@ -4447,7 +4554,7 @@
 </file>
 
 <file path=word/footer1.xml><?xml version="1.0" encoding="utf-8"?>
-<w:ftr xmlns:wpc="http://schemas.microsoft.com/office/word/2010/wordprocessingCanvas" xmlns:cx="http://schemas.microsoft.com/office/drawing/2014/chartex" xmlns:cx1="http://schemas.microsoft.com/office/drawing/2015/9/8/chartex" xmlns:cx2="http://schemas.microsoft.com/office/drawing/2015/10/21/chartex" xmlns:cx3="http://schemas.microsoft.com/office/drawing/2016/5/9/chartex" xmlns:cx4="http://schemas.microsoft.com/office/drawing/2016/5/10/chartex" xmlns:cx5="http://schemas.microsoft.com/office/drawing/2016/5/11/chartex" xmlns:cx6="http://schemas.microsoft.com/office/drawing/2016/5/12/chartex" xmlns:cx7="http://schemas.microsoft.com/office/drawing/2016/5/13/chartex" xmlns:cx8="http://schemas.microsoft.com/office/drawing/2016/5/14/chartex" xmlns:mc="http://schemas.openxmlformats.org/markup-compatibility/2006" xmlns:aink="http://schemas.microsoft.com/office/drawing/2016/ink" xmlns:am3d="http://schemas.microsoft.com/office/drawing/2017/model3d" xmlns:o="urn:schemas-microsoft-com:office:office" xmlns:r="http://schemas.openxmlformats.org/officeDocument/2006/relationships" xmlns:m="http://schemas.openxmlformats.org/officeDocument/2006/math" xmlns:v="urn:schemas-microsoft-com:vml" xmlns:wp14="http://schemas.microsoft.com/office/word/2010/wordprocessingDrawing" xmlns:wp="http://schemas.openxmlformats.org/drawingml/2006/wordprocessingDrawing" xmlns:w10="urn:schemas-microsoft-com:office:word" xmlns:w="http://schemas.openxmlformats.org/wordprocessingml/2006/main" xmlns:w14="http://schemas.microsoft.com/office/word/2010/wordml" xmlns:w15="http://schemas.microsoft.com/office/word/2012/wordml" xmlns:w16cid="http://schemas.microsoft.com/office/word/2016/wordml/cid" xmlns:w16se="http://schemas.microsoft.com/office/word/2015/wordml/symex" xmlns:wpg="http://schemas.microsoft.com/office/word/2010/wordprocessingGroup" xmlns:wpi="http://schemas.microsoft.com/office/word/2010/wordprocessingInk" xmlns:wne="http://schemas.microsoft.com/office/word/2006/wordml" xmlns:wps="http://schemas.microsoft.com/office/word/2010/wordprocessingShape" mc:Ignorable="w14 w15 w16se w16cid wp14">
+<w:ftr xmlns:wpc="http://schemas.microsoft.com/office/word/2010/wordprocessingCanvas" xmlns:mc="http://schemas.openxmlformats.org/markup-compatibility/2006" xmlns:o="urn:schemas-microsoft-com:office:office" xmlns:r="http://schemas.openxmlformats.org/officeDocument/2006/relationships" xmlns:m="http://schemas.openxmlformats.org/officeDocument/2006/math" xmlns:v="urn:schemas-microsoft-com:vml" xmlns:wp14="http://schemas.microsoft.com/office/word/2010/wordprocessingDrawing" xmlns:wp="http://schemas.openxmlformats.org/drawingml/2006/wordprocessingDrawing" xmlns:w10="urn:schemas-microsoft-com:office:word" xmlns:w="http://schemas.openxmlformats.org/wordprocessingml/2006/main" xmlns:w14="http://schemas.microsoft.com/office/word/2010/wordml" xmlns:w15="http://schemas.microsoft.com/office/word/2012/wordml" xmlns:wpg="http://schemas.microsoft.com/office/word/2010/wordprocessingGroup" xmlns:wpi="http://schemas.microsoft.com/office/word/2010/wordprocessingInk" xmlns:wne="http://schemas.microsoft.com/office/word/2006/wordml" xmlns:wps="http://schemas.microsoft.com/office/word/2010/wordprocessingShape" mc:Ignorable="w14 w15 wp14">
   <w:sdt>
     <w:sdtPr>
       <w:id w:val="401331781"/>
@@ -4480,7 +4587,7 @@
           <w:rPr>
             <w:noProof/>
           </w:rPr>
-          <w:t>7</w:t>
+          <w:t>8</w:t>
         </w:r>
         <w:r>
           <w:rPr>
@@ -4500,7 +4607,7 @@
 </file>
 
 <file path=word/footnotes.xml><?xml version="1.0" encoding="utf-8"?>
-<w:footnotes xmlns:wpc="http://schemas.microsoft.com/office/word/2010/wordprocessingCanvas" xmlns:cx="http://schemas.microsoft.com/office/drawing/2014/chartex" xmlns:cx1="http://schemas.microsoft.com/office/drawing/2015/9/8/chartex" xmlns:cx2="http://schemas.microsoft.com/office/drawing/2015/10/21/chartex" xmlns:cx3="http://schemas.microsoft.com/office/drawing/2016/5/9/chartex" xmlns:cx4="http://schemas.microsoft.com/office/drawing/2016/5/10/chartex" xmlns:cx5="http://schemas.microsoft.com/office/drawing/2016/5/11/chartex" xmlns:cx6="http://schemas.microsoft.com/office/drawing/2016/5/12/chartex" xmlns:cx7="http://schemas.microsoft.com/office/drawing/2016/5/13/chartex" xmlns:cx8="http://schemas.microsoft.com/office/drawing/2016/5/14/chartex" xmlns:mc="http://schemas.openxmlformats.org/markup-compatibility/2006" xmlns:aink="http://schemas.microsoft.com/office/drawing/2016/ink" xmlns:am3d="http://schemas.microsoft.com/office/drawing/2017/model3d" xmlns:o="urn:schemas-microsoft-com:office:office" xmlns:r="http://schemas.openxmlformats.org/officeDocument/2006/relationships" xmlns:m="http://schemas.openxmlformats.org/officeDocument/2006/math" xmlns:v="urn:schemas-microsoft-com:vml" xmlns:wp14="http://schemas.microsoft.com/office/word/2010/wordprocessingDrawing" xmlns:wp="http://schemas.openxmlformats.org/drawingml/2006/wordprocessingDrawing" xmlns:w10="urn:schemas-microsoft-com:office:word" xmlns:w="http://schemas.openxmlformats.org/wordprocessingml/2006/main" xmlns:w14="http://schemas.microsoft.com/office/word/2010/wordml" xmlns:w15="http://schemas.microsoft.com/office/word/2012/wordml" xmlns:w16cid="http://schemas.microsoft.com/office/word/2016/wordml/cid" xmlns:w16se="http://schemas.microsoft.com/office/word/2015/wordml/symex" xmlns:wpg="http://schemas.microsoft.com/office/word/2010/wordprocessingGroup" xmlns:wpi="http://schemas.microsoft.com/office/word/2010/wordprocessingInk" xmlns:wne="http://schemas.microsoft.com/office/word/2006/wordml" xmlns:wps="http://schemas.microsoft.com/office/word/2010/wordprocessingShape" mc:Ignorable="w14 w15 w16se w16cid wp14">
+<w:footnotes xmlns:wpc="http://schemas.microsoft.com/office/word/2010/wordprocessingCanvas" xmlns:mc="http://schemas.openxmlformats.org/markup-compatibility/2006" xmlns:o="urn:schemas-microsoft-com:office:office" xmlns:r="http://schemas.openxmlformats.org/officeDocument/2006/relationships" xmlns:m="http://schemas.openxmlformats.org/officeDocument/2006/math" xmlns:v="urn:schemas-microsoft-com:vml" xmlns:wp14="http://schemas.microsoft.com/office/word/2010/wordprocessingDrawing" xmlns:wp="http://schemas.openxmlformats.org/drawingml/2006/wordprocessingDrawing" xmlns:w10="urn:schemas-microsoft-com:office:word" xmlns:w="http://schemas.openxmlformats.org/wordprocessingml/2006/main" xmlns:w14="http://schemas.microsoft.com/office/word/2010/wordml" xmlns:w15="http://schemas.microsoft.com/office/word/2012/wordml" xmlns:wpg="http://schemas.microsoft.com/office/word/2010/wordprocessingGroup" xmlns:wpi="http://schemas.microsoft.com/office/word/2010/wordprocessingInk" xmlns:wne="http://schemas.microsoft.com/office/word/2006/wordml" xmlns:wps="http://schemas.microsoft.com/office/word/2010/wordprocessingShape" mc:Ignorable="w14 w15 wp14">
   <w:footnote w:type="separator" w:id="-1">
     <w:p>
       <w:pPr>
@@ -4525,7 +4632,7 @@
 </file>
 
 <file path=word/header1.xml><?xml version="1.0" encoding="utf-8"?>
-<w:hdr xmlns:wpc="http://schemas.microsoft.com/office/word/2010/wordprocessingCanvas" xmlns:cx="http://schemas.microsoft.com/office/drawing/2014/chartex" xmlns:cx1="http://schemas.microsoft.com/office/drawing/2015/9/8/chartex" xmlns:cx2="http://schemas.microsoft.com/office/drawing/2015/10/21/chartex" xmlns:cx3="http://schemas.microsoft.com/office/drawing/2016/5/9/chartex" xmlns:cx4="http://schemas.microsoft.com/office/drawing/2016/5/10/chartex" xmlns:cx5="http://schemas.microsoft.com/office/drawing/2016/5/11/chartex" xmlns:cx6="http://schemas.microsoft.com/office/drawing/2016/5/12/chartex" xmlns:cx7="http://schemas.microsoft.com/office/drawing/2016/5/13/chartex" xmlns:cx8="http://schemas.microsoft.com/office/drawing/2016/5/14/chartex" xmlns:mc="http://schemas.openxmlformats.org/markup-compatibility/2006" xmlns:aink="http://schemas.microsoft.com/office/drawing/2016/ink" xmlns:am3d="http://schemas.microsoft.com/office/drawing/2017/model3d" xmlns:o="urn:schemas-microsoft-com:office:office" xmlns:r="http://schemas.openxmlformats.org/officeDocument/2006/relationships" xmlns:m="http://schemas.openxmlformats.org/officeDocument/2006/math" xmlns:v="urn:schemas-microsoft-com:vml" xmlns:wp14="http://schemas.microsoft.com/office/word/2010/wordprocessingDrawing" xmlns:wp="http://schemas.openxmlformats.org/drawingml/2006/wordprocessingDrawing" xmlns:w10="urn:schemas-microsoft-com:office:word" xmlns:w="http://schemas.openxmlformats.org/wordprocessingml/2006/main" xmlns:w14="http://schemas.microsoft.com/office/word/2010/wordml" xmlns:w15="http://schemas.microsoft.com/office/word/2012/wordml" xmlns:w16cid="http://schemas.microsoft.com/office/word/2016/wordml/cid" xmlns:w16se="http://schemas.microsoft.com/office/word/2015/wordml/symex" xmlns:wpg="http://schemas.microsoft.com/office/word/2010/wordprocessingGroup" xmlns:wpi="http://schemas.microsoft.com/office/word/2010/wordprocessingInk" xmlns:wne="http://schemas.microsoft.com/office/word/2006/wordml" xmlns:wps="http://schemas.microsoft.com/office/word/2010/wordprocessingShape" mc:Ignorable="w14 w15 w16se w16cid wp14">
+<w:hdr xmlns:wpc="http://schemas.microsoft.com/office/word/2010/wordprocessingCanvas" xmlns:mc="http://schemas.openxmlformats.org/markup-compatibility/2006" xmlns:o="urn:schemas-microsoft-com:office:office" xmlns:r="http://schemas.openxmlformats.org/officeDocument/2006/relationships" xmlns:m="http://schemas.openxmlformats.org/officeDocument/2006/math" xmlns:v="urn:schemas-microsoft-com:vml" xmlns:wp14="http://schemas.microsoft.com/office/word/2010/wordprocessingDrawing" xmlns:wp="http://schemas.openxmlformats.org/drawingml/2006/wordprocessingDrawing" xmlns:w10="urn:schemas-microsoft-com:office:word" xmlns:w="http://schemas.openxmlformats.org/wordprocessingml/2006/main" xmlns:w14="http://schemas.microsoft.com/office/word/2010/wordml" xmlns:w15="http://schemas.microsoft.com/office/word/2012/wordml" xmlns:wpg="http://schemas.microsoft.com/office/word/2010/wordprocessingGroup" xmlns:wpi="http://schemas.microsoft.com/office/word/2010/wordprocessingInk" xmlns:wne="http://schemas.microsoft.com/office/word/2006/wordml" xmlns:wps="http://schemas.microsoft.com/office/word/2010/wordprocessingShape" mc:Ignorable="w14 w15 wp14">
   <w:p>
     <w:pPr>
       <w:pStyle w:val="Header"/>
@@ -4541,7 +4648,7 @@
 </file>
 
 <file path=word/numbering.xml><?xml version="1.0" encoding="utf-8"?>
-<w:numbering xmlns:wpc="http://schemas.microsoft.com/office/word/2010/wordprocessingCanvas" xmlns:cx="http://schemas.microsoft.com/office/drawing/2014/chartex" xmlns:cx1="http://schemas.microsoft.com/office/drawing/2015/9/8/chartex" xmlns:cx2="http://schemas.microsoft.com/office/drawing/2015/10/21/chartex" xmlns:cx3="http://schemas.microsoft.com/office/drawing/2016/5/9/chartex" xmlns:cx4="http://schemas.microsoft.com/office/drawing/2016/5/10/chartex" xmlns:cx5="http://schemas.microsoft.com/office/drawing/2016/5/11/chartex" xmlns:cx6="http://schemas.microsoft.com/office/drawing/2016/5/12/chartex" xmlns:cx7="http://schemas.microsoft.com/office/drawing/2016/5/13/chartex" xmlns:cx8="http://schemas.microsoft.com/office/drawing/2016/5/14/chartex" xmlns:mc="http://schemas.openxmlformats.org/markup-compatibility/2006" xmlns:aink="http://schemas.microsoft.com/office/drawing/2016/ink" xmlns:am3d="http://schemas.microsoft.com/office/drawing/2017/model3d" xmlns:o="urn:schemas-microsoft-com:office:office" xmlns:r="http://schemas.openxmlformats.org/officeDocument/2006/relationships" xmlns:m="http://schemas.openxmlformats.org/officeDocument/2006/math" xmlns:v="urn:schemas-microsoft-com:vml" xmlns:wp14="http://schemas.microsoft.com/office/word/2010/wordprocessingDrawing" xmlns:wp="http://schemas.openxmlformats.org/drawingml/2006/wordprocessingDrawing" xmlns:w10="urn:schemas-microsoft-com:office:word" xmlns:w="http://schemas.openxmlformats.org/wordprocessingml/2006/main" xmlns:w14="http://schemas.microsoft.com/office/word/2010/wordml" xmlns:w15="http://schemas.microsoft.com/office/word/2012/wordml" xmlns:w16cid="http://schemas.microsoft.com/office/word/2016/wordml/cid" xmlns:w16se="http://schemas.microsoft.com/office/word/2015/wordml/symex" xmlns:wpg="http://schemas.microsoft.com/office/word/2010/wordprocessingGroup" xmlns:wpi="http://schemas.microsoft.com/office/word/2010/wordprocessingInk" xmlns:wne="http://schemas.microsoft.com/office/word/2006/wordml" xmlns:wps="http://schemas.microsoft.com/office/word/2010/wordprocessingShape" mc:Ignorable="w14 w15 w16se w16cid wp14">
+<w:numbering xmlns:wpc="http://schemas.microsoft.com/office/word/2010/wordprocessingCanvas" xmlns:mc="http://schemas.openxmlformats.org/markup-compatibility/2006" xmlns:o="urn:schemas-microsoft-com:office:office" xmlns:r="http://schemas.openxmlformats.org/officeDocument/2006/relationships" xmlns:m="http://schemas.openxmlformats.org/officeDocument/2006/math" xmlns:v="urn:schemas-microsoft-com:vml" xmlns:wp14="http://schemas.microsoft.com/office/word/2010/wordprocessingDrawing" xmlns:wp="http://schemas.openxmlformats.org/drawingml/2006/wordprocessingDrawing" xmlns:w10="urn:schemas-microsoft-com:office:word" xmlns:w="http://schemas.openxmlformats.org/wordprocessingml/2006/main" xmlns:w14="http://schemas.microsoft.com/office/word/2010/wordml" xmlns:w15="http://schemas.microsoft.com/office/word/2012/wordml" xmlns:wpg="http://schemas.microsoft.com/office/word/2010/wordprocessingGroup" xmlns:wpi="http://schemas.microsoft.com/office/word/2010/wordprocessingInk" xmlns:wne="http://schemas.microsoft.com/office/word/2006/wordml" xmlns:wps="http://schemas.microsoft.com/office/word/2010/wordprocessingShape" mc:Ignorable="w14 w15 wp14">
   <w:abstractNum w:abstractNumId="0" w15:restartNumberingAfterBreak="0">
     <w:nsid w:val="46A56A0F"/>
     <w:multiLevelType w:val="hybridMultilevel"/>
@@ -4638,7 +4745,7 @@
 </file>
 
 <file path=word/styles.xml><?xml version="1.0" encoding="utf-8"?>
-<w:styles xmlns:mc="http://schemas.openxmlformats.org/markup-compatibility/2006" xmlns:r="http://schemas.openxmlformats.org/officeDocument/2006/relationships" xmlns:w="http://schemas.openxmlformats.org/wordprocessingml/2006/main" xmlns:w14="http://schemas.microsoft.com/office/word/2010/wordml" xmlns:w15="http://schemas.microsoft.com/office/word/2012/wordml" xmlns:w16cid="http://schemas.microsoft.com/office/word/2016/wordml/cid" xmlns:w16se="http://schemas.microsoft.com/office/word/2015/wordml/symex" mc:Ignorable="w14 w15 w16se w16cid">
+<w:styles xmlns:mc="http://schemas.openxmlformats.org/markup-compatibility/2006" xmlns:r="http://schemas.openxmlformats.org/officeDocument/2006/relationships" xmlns:w="http://schemas.openxmlformats.org/wordprocessingml/2006/main" xmlns:w14="http://schemas.microsoft.com/office/word/2010/wordml" xmlns:w15="http://schemas.microsoft.com/office/word/2012/wordml" mc:Ignorable="w14 w15">
   <w:docDefaults>
     <w:rPrDefault>
       <w:rPr>
@@ -4654,7 +4761,7 @@
       </w:pPr>
     </w:pPrDefault>
   </w:docDefaults>
-  <w:latentStyles w:defLockedState="0" w:defUIPriority="99" w:defSemiHidden="0" w:defUnhideWhenUsed="0" w:defQFormat="0" w:count="375">
+  <w:latentStyles w:defLockedState="0" w:defUIPriority="99" w:defSemiHidden="0" w:defUnhideWhenUsed="0" w:defQFormat="0" w:count="371">
     <w:lsdException w:name="Normal" w:uiPriority="0" w:qFormat="1"/>
     <w:lsdException w:name="heading 1" w:uiPriority="9" w:qFormat="1"/>
     <w:lsdException w:name="heading 2" w:semiHidden="1" w:uiPriority="9" w:unhideWhenUsed="1" w:qFormat="1"/>
@@ -5026,10 +5133,6 @@
     <w:lsdException w:name="List Table 5 Dark Accent 6" w:uiPriority="50"/>
     <w:lsdException w:name="List Table 6 Colorful Accent 6" w:uiPriority="51"/>
     <w:lsdException w:name="List Table 7 Colorful Accent 6" w:uiPriority="52"/>
-    <w:lsdException w:name="Mention" w:semiHidden="1" w:unhideWhenUsed="1"/>
-    <w:lsdException w:name="Smart Hyperlink" w:semiHidden="1" w:unhideWhenUsed="1"/>
-    <w:lsdException w:name="Hashtag" w:semiHidden="1" w:unhideWhenUsed="1"/>
-    <w:lsdException w:name="Unresolved Mention" w:semiHidden="1" w:unhideWhenUsed="1"/>
   </w:latentStyles>
   <w:style w:type="paragraph" w:default="1" w:styleId="Normal">
     <w:name w:val="Normal"/>
@@ -5416,7 +5519,7 @@
 </file>
 
 <file path=customXml/itemProps1.xml><?xml version="1.0" encoding="utf-8"?>
-<ds:datastoreItem xmlns:ds="http://schemas.openxmlformats.org/officeDocument/2006/customXml" ds:itemID="{DD7AE719-4BEC-4AE9-933B-0C1DB6083D29}">
+<ds:datastoreItem xmlns:ds="http://schemas.openxmlformats.org/officeDocument/2006/customXml" ds:itemID="{4D8B6894-5A70-47B1-8A95-B1EE622BB2E4}">
   <ds:schemaRefs>
     <ds:schemaRef ds:uri="http://schemas.openxmlformats.org/officeDocument/2006/bibliography"/>
   </ds:schemaRefs>

--- a/Proposal Draft 1.docx
+++ b/Proposal Draft 1.docx
@@ -4,7 +4,7 @@
   <w:body>
     <w:p>
       <w:pPr>
-        <w:spacing w:after="120" w:line="360" w:lineRule="auto"/>
+        <w:spacing w:after="0" w:line="240" w:lineRule="auto"/>
         <w:jc w:val="center"/>
         <w:rPr>
           <w:rFonts w:ascii="Times New Roman" w:hAnsi="Times New Roman" w:cs="Times New Roman"/>
@@ -70,7 +70,7 @@
     </w:p>
     <w:p>
       <w:pPr>
-        <w:spacing w:after="120" w:line="240" w:lineRule="auto"/>
+        <w:spacing w:after="0" w:line="240" w:lineRule="auto"/>
         <w:jc w:val="center"/>
         <w:rPr>
           <w:rFonts w:ascii="Times New Roman" w:hAnsi="Times New Roman" w:cs="Times New Roman"/>
@@ -82,7 +82,7 @@
     </w:p>
     <w:p>
       <w:pPr>
-        <w:spacing w:after="120" w:line="240" w:lineRule="auto"/>
+        <w:spacing w:after="0" w:line="240" w:lineRule="auto"/>
         <w:jc w:val="center"/>
         <w:rPr>
           <w:rFonts w:ascii="Times New Roman" w:hAnsi="Times New Roman" w:cs="Times New Roman"/>
@@ -94,7 +94,7 @@
     </w:p>
     <w:p>
       <w:pPr>
-        <w:spacing w:after="120" w:line="240" w:lineRule="auto"/>
+        <w:spacing w:after="0" w:line="240" w:lineRule="auto"/>
         <w:jc w:val="center"/>
         <w:rPr>
           <w:rFonts w:ascii="Times New Roman" w:hAnsi="Times New Roman" w:cs="Times New Roman"/>
@@ -106,7 +106,7 @@
     </w:p>
     <w:p>
       <w:pPr>
-        <w:spacing w:after="120" w:line="240" w:lineRule="auto"/>
+        <w:spacing w:after="0" w:line="240" w:lineRule="auto"/>
         <w:jc w:val="center"/>
         <w:rPr>
           <w:rFonts w:ascii="Times New Roman" w:hAnsi="Times New Roman" w:cs="Times New Roman"/>
@@ -118,7 +118,7 @@
     </w:p>
     <w:p>
       <w:pPr>
-        <w:spacing w:after="120" w:line="240" w:lineRule="auto"/>
+        <w:spacing w:after="0" w:line="240" w:lineRule="auto"/>
         <w:jc w:val="center"/>
         <w:rPr>
           <w:rFonts w:ascii="Times New Roman" w:hAnsi="Times New Roman" w:cs="Times New Roman"/>
@@ -130,7 +130,7 @@
     </w:p>
     <w:p>
       <w:pPr>
-        <w:spacing w:after="120" w:line="240" w:lineRule="auto"/>
+        <w:spacing w:after="0" w:line="240" w:lineRule="auto"/>
         <w:jc w:val="center"/>
         <w:rPr>
           <w:rFonts w:ascii="Times New Roman" w:hAnsi="Times New Roman" w:cs="Times New Roman"/>
@@ -142,7 +142,7 @@
     </w:p>
     <w:p>
       <w:pPr>
-        <w:spacing w:after="120" w:line="240" w:lineRule="auto"/>
+        <w:spacing w:after="0" w:line="240" w:lineRule="auto"/>
         <w:jc w:val="center"/>
         <w:rPr>
           <w:rFonts w:ascii="Times New Roman" w:hAnsi="Times New Roman" w:cs="Times New Roman"/>
@@ -154,7 +154,7 @@
     </w:p>
     <w:p>
       <w:pPr>
-        <w:spacing w:after="120" w:line="240" w:lineRule="auto"/>
+        <w:spacing w:after="0" w:line="240" w:lineRule="auto"/>
         <w:jc w:val="center"/>
         <w:rPr>
           <w:rFonts w:ascii="Times New Roman" w:hAnsi="Times New Roman" w:cs="Times New Roman"/>
@@ -166,7 +166,7 @@
     </w:p>
     <w:p>
       <w:pPr>
-        <w:spacing w:after="120" w:line="240" w:lineRule="auto"/>
+        <w:spacing w:after="0" w:line="240" w:lineRule="auto"/>
         <w:jc w:val="center"/>
         <w:rPr>
           <w:rFonts w:ascii="Times New Roman" w:hAnsi="Times New Roman" w:cs="Times New Roman"/>
@@ -178,7 +178,7 @@
     </w:p>
     <w:p>
       <w:pPr>
-        <w:spacing w:after="120" w:line="240" w:lineRule="auto"/>
+        <w:spacing w:after="0" w:line="240" w:lineRule="auto"/>
         <w:jc w:val="center"/>
         <w:rPr>
           <w:rFonts w:ascii="Times New Roman" w:hAnsi="Times New Roman" w:cs="Times New Roman"/>
@@ -190,7 +190,7 @@
     </w:p>
     <w:p>
       <w:pPr>
-        <w:spacing w:after="120" w:line="240" w:lineRule="auto"/>
+        <w:spacing w:after="0" w:line="240" w:lineRule="auto"/>
         <w:rPr>
           <w:rFonts w:ascii="Times New Roman" w:hAnsi="Times New Roman" w:cs="Times New Roman"/>
           <w:b/>
@@ -201,7 +201,7 @@
     </w:p>
     <w:p>
       <w:pPr>
-        <w:spacing w:after="120" w:line="240" w:lineRule="auto"/>
+        <w:spacing w:after="0" w:line="240" w:lineRule="auto"/>
         <w:jc w:val="center"/>
         <w:rPr>
           <w:rFonts w:ascii="Times New Roman" w:hAnsi="Times New Roman" w:cs="Times New Roman"/>
@@ -213,7 +213,7 @@
     </w:p>
     <w:p>
       <w:pPr>
-        <w:spacing w:after="120" w:line="240" w:lineRule="auto"/>
+        <w:spacing w:after="0" w:line="240" w:lineRule="auto"/>
         <w:jc w:val="center"/>
         <w:rPr>
           <w:rFonts w:ascii="Times New Roman" w:hAnsi="Times New Roman" w:cs="Times New Roman"/>
@@ -234,7 +234,7 @@
     </w:p>
     <w:p>
       <w:pPr>
-        <w:spacing w:after="120" w:line="240" w:lineRule="auto"/>
+        <w:spacing w:after="0" w:line="240" w:lineRule="auto"/>
         <w:jc w:val="center"/>
         <w:rPr>
           <w:rFonts w:ascii="Times New Roman" w:hAnsi="Times New Roman" w:cs="Times New Roman"/>
@@ -255,7 +255,7 @@
     </w:p>
     <w:p>
       <w:pPr>
-        <w:spacing w:after="120" w:line="240" w:lineRule="auto"/>
+        <w:spacing w:after="0" w:line="240" w:lineRule="auto"/>
         <w:jc w:val="center"/>
         <w:rPr>
           <w:rFonts w:ascii="Times New Roman" w:hAnsi="Times New Roman" w:cs="Times New Roman"/>
@@ -267,7 +267,7 @@
     </w:p>
     <w:p>
       <w:pPr>
-        <w:spacing w:after="120" w:line="240" w:lineRule="auto"/>
+        <w:spacing w:after="0" w:line="240" w:lineRule="auto"/>
         <w:jc w:val="center"/>
         <w:rPr>
           <w:rFonts w:ascii="Times New Roman" w:hAnsi="Times New Roman" w:cs="Times New Roman"/>
@@ -279,7 +279,7 @@
     </w:p>
     <w:p>
       <w:pPr>
-        <w:spacing w:after="120" w:line="240" w:lineRule="auto"/>
+        <w:spacing w:after="0" w:line="240" w:lineRule="auto"/>
         <w:jc w:val="center"/>
         <w:rPr>
           <w:rFonts w:ascii="Times New Roman" w:hAnsi="Times New Roman" w:cs="Times New Roman"/>
@@ -291,7 +291,7 @@
     </w:p>
     <w:p>
       <w:pPr>
-        <w:spacing w:after="120" w:line="240" w:lineRule="auto"/>
+        <w:spacing w:after="0" w:line="240" w:lineRule="auto"/>
         <w:jc w:val="center"/>
         <w:rPr>
           <w:rFonts w:ascii="Times New Roman" w:hAnsi="Times New Roman" w:cs="Times New Roman"/>
@@ -303,7 +303,7 @@
     </w:p>
     <w:p>
       <w:pPr>
-        <w:spacing w:after="120" w:line="240" w:lineRule="auto"/>
+        <w:spacing w:after="0" w:line="240" w:lineRule="auto"/>
         <w:rPr>
           <w:rFonts w:ascii="Times New Roman" w:hAnsi="Times New Roman" w:cs="Times New Roman"/>
           <w:b/>
@@ -314,7 +314,7 @@
     </w:p>
     <w:p>
       <w:pPr>
-        <w:spacing w:after="120" w:line="240" w:lineRule="auto"/>
+        <w:spacing w:after="0" w:line="240" w:lineRule="auto"/>
         <w:jc w:val="center"/>
         <w:rPr>
           <w:rFonts w:ascii="Times New Roman" w:hAnsi="Times New Roman" w:cs="Times New Roman"/>
@@ -326,7 +326,7 @@
     </w:p>
     <w:p>
       <w:pPr>
-        <w:spacing w:after="120" w:line="240" w:lineRule="auto"/>
+        <w:spacing w:after="0" w:line="240" w:lineRule="auto"/>
         <w:jc w:val="center"/>
         <w:rPr>
           <w:rFonts w:ascii="Times New Roman" w:hAnsi="Times New Roman" w:cs="Times New Roman"/>
@@ -338,7 +338,7 @@
     </w:p>
     <w:p>
       <w:pPr>
-        <w:spacing w:after="120" w:line="240" w:lineRule="auto"/>
+        <w:spacing w:after="0" w:line="240" w:lineRule="auto"/>
         <w:jc w:val="center"/>
         <w:rPr>
           <w:rFonts w:ascii="Times New Roman" w:hAnsi="Times New Roman" w:cs="Times New Roman"/>
@@ -350,7 +350,7 @@
     </w:p>
     <w:p>
       <w:pPr>
-        <w:spacing w:after="120" w:line="240" w:lineRule="auto"/>
+        <w:spacing w:after="0" w:line="240" w:lineRule="auto"/>
         <w:jc w:val="center"/>
         <w:rPr>
           <w:rFonts w:ascii="Times New Roman" w:hAnsi="Times New Roman" w:cs="Times New Roman"/>
@@ -362,7 +362,7 @@
     </w:p>
     <w:p>
       <w:pPr>
-        <w:spacing w:after="120" w:line="240" w:lineRule="auto"/>
+        <w:spacing w:after="0" w:line="240" w:lineRule="auto"/>
         <w:jc w:val="center"/>
         <w:rPr>
           <w:rFonts w:ascii="Times New Roman" w:hAnsi="Times New Roman" w:cs="Times New Roman"/>
@@ -374,7 +374,7 @@
     </w:p>
     <w:p>
       <w:pPr>
-        <w:spacing w:after="120" w:line="240" w:lineRule="auto"/>
+        <w:spacing w:after="0" w:line="240" w:lineRule="auto"/>
         <w:jc w:val="center"/>
         <w:rPr>
           <w:rFonts w:ascii="Times New Roman" w:hAnsi="Times New Roman" w:cs="Times New Roman"/>
@@ -393,7 +393,7 @@
     </w:p>
     <w:p>
       <w:pPr>
-        <w:spacing w:after="120" w:line="240" w:lineRule="auto"/>
+        <w:spacing w:after="0" w:line="240" w:lineRule="auto"/>
         <w:jc w:val="center"/>
         <w:rPr>
           <w:rFonts w:ascii="Times New Roman" w:hAnsi="Times New Roman" w:cs="Times New Roman"/>
@@ -412,7 +412,7 @@
     </w:p>
     <w:p>
       <w:pPr>
-        <w:spacing w:after="120" w:line="240" w:lineRule="auto"/>
+        <w:spacing w:after="0" w:line="240" w:lineRule="auto"/>
         <w:jc w:val="center"/>
         <w:rPr>
           <w:rFonts w:ascii="Times New Roman" w:hAnsi="Times New Roman" w:cs="Times New Roman"/>
@@ -431,6 +431,7 @@
     </w:p>
     <w:p>
       <w:pPr>
+        <w:spacing w:after="0" w:line="240" w:lineRule="auto"/>
         <w:rPr>
           <w:rFonts w:ascii="Times New Roman" w:hAnsi="Times New Roman" w:cs="Times New Roman"/>
           <w:b/>
@@ -461,6 +462,7 @@
     </w:p>
     <w:p>
       <w:pPr>
+        <w:spacing w:after="0" w:line="240" w:lineRule="auto"/>
         <w:rPr>
           <w:rFonts w:ascii="Times New Roman" w:hAnsi="Times New Roman" w:cs="Times New Roman"/>
           <w:sz w:val="24"/>
@@ -527,6 +529,7 @@
     <w:p>
       <w:pPr>
         <w:pStyle w:val="ListParagraph"/>
+        <w:spacing w:after="0" w:line="240" w:lineRule="auto"/>
         <w:ind w:left="1080"/>
         <w:rPr>
           <w:rFonts w:ascii="Times New Roman" w:hAnsi="Times New Roman" w:cs="Times New Roman"/>
@@ -542,6 +545,7 @@
           <w:ilvl w:val="0"/>
           <w:numId w:val="1"/>
         </w:numPr>
+        <w:spacing w:after="0" w:line="240" w:lineRule="auto"/>
         <w:rPr>
           <w:rFonts w:ascii="Times New Roman" w:hAnsi="Times New Roman" w:cs="Times New Roman"/>
           <w:sz w:val="24"/>
@@ -575,6 +579,7 @@
     </w:p>
     <w:p>
       <w:pPr>
+        <w:spacing w:after="0" w:line="240" w:lineRule="auto"/>
         <w:ind w:firstLine="720"/>
         <w:rPr>
           <w:rFonts w:ascii="Times New Roman" w:hAnsi="Times New Roman" w:cs="Times New Roman"/>
@@ -764,16 +769,7 @@
           <w:sz w:val="24"/>
           <w:szCs w:val="36"/>
         </w:rPr>
-        <w:t xml:space="preserve"> over a wide range of velocity ratios (VR) and channel velocity ratios (</w:t>
-      </w:r>
-      <w:proofErr w:type="spellStart"/>
-      <w:r>
-        <w:rPr>
-          <w:rFonts w:ascii="Times New Roman" w:hAnsi="Times New Roman" w:cs="Times New Roman"/>
-          <w:sz w:val="24"/>
-          <w:szCs w:val="36"/>
-        </w:rPr>
-        <w:t>VR</w:t>
+        <w:t xml:space="preserve"> over a wide range of velocity ratios (VR) and channel velocity ratios (VR</w:t>
       </w:r>
       <w:r>
         <w:rPr>
@@ -784,7 +780,6 @@
         </w:rPr>
         <w:t>c</w:t>
       </w:r>
-      <w:proofErr w:type="spellEnd"/>
       <w:r>
         <w:rPr>
           <w:rFonts w:ascii="Times New Roman" w:hAnsi="Times New Roman" w:cs="Times New Roman"/>
@@ -845,6 +840,7 @@
     <w:p>
       <w:pPr>
         <w:pStyle w:val="ListParagraph"/>
+        <w:spacing w:after="0" w:line="240" w:lineRule="auto"/>
         <w:ind w:left="1080"/>
         <w:rPr>
           <w:rFonts w:ascii="Times New Roman" w:hAnsi="Times New Roman" w:cs="Times New Roman"/>
@@ -860,6 +856,7 @@
           <w:ilvl w:val="0"/>
           <w:numId w:val="1"/>
         </w:numPr>
+        <w:spacing w:after="0" w:line="240" w:lineRule="auto"/>
         <w:rPr>
           <w:rFonts w:ascii="Times New Roman" w:hAnsi="Times New Roman" w:cs="Times New Roman"/>
           <w:sz w:val="24"/>
@@ -885,6 +882,7 @@
     </w:p>
     <w:p>
       <w:pPr>
+        <w:spacing w:after="0" w:line="240" w:lineRule="auto"/>
         <w:ind w:firstLine="720"/>
         <w:rPr>
           <w:rFonts w:ascii="Times New Roman" w:hAnsi="Times New Roman" w:cs="Times New Roman"/>
@@ -936,6 +934,7 @@
     <w:p>
       <w:pPr>
         <w:pStyle w:val="ListParagraph"/>
+        <w:spacing w:after="0" w:line="240" w:lineRule="auto"/>
         <w:ind w:left="1080"/>
         <w:rPr>
           <w:rFonts w:ascii="Times New Roman" w:hAnsi="Times New Roman" w:cs="Times New Roman"/>
@@ -951,6 +950,7 @@
           <w:ilvl w:val="0"/>
           <w:numId w:val="1"/>
         </w:numPr>
+        <w:spacing w:after="0" w:line="240" w:lineRule="auto"/>
         <w:rPr>
           <w:rFonts w:ascii="Times New Roman" w:hAnsi="Times New Roman" w:cs="Times New Roman"/>
           <w:sz w:val="24"/>
@@ -984,6 +984,7 @@
     </w:p>
     <w:p>
       <w:pPr>
+        <w:spacing w:after="0" w:line="240" w:lineRule="auto"/>
         <w:rPr>
           <w:rFonts w:ascii="Times New Roman" w:hAnsi="Times New Roman" w:cs="Times New Roman"/>
           <w:sz w:val="24"/>
@@ -1017,15 +1018,17 @@
     </w:p>
     <w:p>
       <w:pPr>
-        <w:rPr>
-          <w:rFonts w:ascii="Times New Roman" w:hAnsi="Times New Roman" w:cs="Times New Roman"/>
-          <w:sz w:val="24"/>
-          <w:szCs w:val="36"/>
-        </w:rPr>
-      </w:pPr>
-    </w:p>
-    <w:p>
-      <w:pPr>
+        <w:spacing w:after="0" w:line="240" w:lineRule="auto"/>
+        <w:rPr>
+          <w:rFonts w:ascii="Times New Roman" w:hAnsi="Times New Roman" w:cs="Times New Roman"/>
+          <w:sz w:val="24"/>
+          <w:szCs w:val="36"/>
+        </w:rPr>
+      </w:pPr>
+    </w:p>
+    <w:p>
+      <w:pPr>
+        <w:spacing w:after="0" w:line="240" w:lineRule="auto"/>
         <w:rPr>
           <w:rFonts w:ascii="Times New Roman" w:hAnsi="Times New Roman" w:cs="Times New Roman"/>
           <w:sz w:val="24"/>
@@ -1044,6 +1047,7 @@
     </w:p>
     <w:p>
       <w:pPr>
+        <w:spacing w:after="0" w:line="240" w:lineRule="auto"/>
         <w:ind w:firstLine="720"/>
         <w:rPr>
           <w:rFonts w:ascii="Times New Roman" w:hAnsi="Times New Roman" w:cs="Times New Roman"/>
@@ -1407,6 +1411,7 @@
     </w:p>
     <w:p>
       <w:pPr>
+        <w:spacing w:after="0" w:line="240" w:lineRule="auto"/>
         <w:ind w:firstLine="720"/>
         <w:rPr>
           <w:rFonts w:ascii="Times New Roman" w:hAnsi="Times New Roman" w:cs="Times New Roman"/>
@@ -1625,6 +1630,7 @@
     </w:p>
     <w:p>
       <w:pPr>
+        <w:spacing w:after="0" w:line="240" w:lineRule="auto"/>
         <w:ind w:firstLine="720"/>
         <w:rPr>
           <w:rFonts w:ascii="Times New Roman" w:hAnsi="Times New Roman" w:cs="Times New Roman"/>
@@ -1926,7 +1932,23 @@
           <w:sz w:val="24"/>
           <w:szCs w:val="36"/>
         </w:rPr>
-        <w:t>These provided some measure of</w:t>
+        <w:t>These</w:t>
+      </w:r>
+      <w:r>
+        <w:rPr>
+          <w:rFonts w:ascii="Times New Roman" w:hAnsi="Times New Roman" w:cs="Times New Roman"/>
+          <w:sz w:val="24"/>
+          <w:szCs w:val="36"/>
+        </w:rPr>
+        <w:t xml:space="preserve"> cylindrical holes</w:t>
+      </w:r>
+      <w:r>
+        <w:rPr>
+          <w:rFonts w:ascii="Times New Roman" w:hAnsi="Times New Roman" w:cs="Times New Roman"/>
+          <w:sz w:val="24"/>
+          <w:szCs w:val="36"/>
+        </w:rPr>
+        <w:t xml:space="preserve"> provided some measure of</w:t>
       </w:r>
       <w:r>
         <w:rPr>
@@ -2135,12 +2157,85 @@
           <w:tab w:val="left" w:pos="720"/>
           <w:tab w:val="center" w:pos="4680"/>
         </w:tabs>
-        <w:rPr>
-          <w:rFonts w:ascii="Times New Roman" w:hAnsi="Times New Roman" w:cs="Times New Roman"/>
-          <w:sz w:val="24"/>
-          <w:szCs w:val="36"/>
-        </w:rPr>
-      </w:pPr>
+        <w:spacing w:after="0" w:line="240" w:lineRule="auto"/>
+        <w:rPr>
+          <w:rFonts w:ascii="Times New Roman" w:hAnsi="Times New Roman" w:cs="Times New Roman"/>
+          <w:sz w:val="24"/>
+          <w:szCs w:val="36"/>
+        </w:rPr>
+      </w:pPr>
+      <w:r>
+        <w:rPr>
+          <w:rFonts w:ascii="Times New Roman" w:hAnsi="Times New Roman" w:cs="Times New Roman"/>
+          <w:sz w:val="24"/>
+          <w:szCs w:val="36"/>
+        </w:rPr>
+        <w:tab/>
+      </w:r>
+      <w:r>
+        <w:rPr>
+          <w:rFonts w:ascii="Times New Roman" w:hAnsi="Times New Roman" w:cs="Times New Roman"/>
+          <w:sz w:val="24"/>
+          <w:szCs w:val="36"/>
+        </w:rPr>
+        <w:t xml:space="preserve">Unfortunately, film cooling is not as easy as finding the </w:t>
+      </w:r>
+      <w:r>
+        <w:rPr>
+          <w:rFonts w:ascii="Times New Roman" w:hAnsi="Times New Roman" w:cs="Times New Roman"/>
+          <w:sz w:val="24"/>
+          <w:szCs w:val="36"/>
+        </w:rPr>
+        <w:t>single best shaped</w:t>
+      </w:r>
+      <w:r>
+        <w:rPr>
+          <w:rFonts w:ascii="Times New Roman" w:hAnsi="Times New Roman" w:cs="Times New Roman"/>
+          <w:sz w:val="24"/>
+          <w:szCs w:val="36"/>
+        </w:rPr>
+        <w:t xml:space="preserve"> hole geometry. A vast number of parameters effect the performance of shaped hole</w:t>
+      </w:r>
+      <w:r>
+        <w:rPr>
+          <w:rFonts w:ascii="Times New Roman" w:hAnsi="Times New Roman" w:cs="Times New Roman"/>
+          <w:sz w:val="24"/>
+          <w:szCs w:val="36"/>
+        </w:rPr>
+        <w:t>s</w:t>
+      </w:r>
+      <w:r>
+        <w:rPr>
+          <w:rFonts w:ascii="Times New Roman" w:hAnsi="Times New Roman" w:cs="Times New Roman"/>
+          <w:sz w:val="24"/>
+          <w:szCs w:val="36"/>
+        </w:rPr>
+        <w:t xml:space="preserve"> and physical limitations of manufacturing or component design may disallow many geometries</w:t>
+      </w:r>
+      <w:r>
+        <w:rPr>
+          <w:rFonts w:ascii="Times New Roman" w:hAnsi="Times New Roman" w:cs="Times New Roman"/>
+          <w:sz w:val="24"/>
+          <w:szCs w:val="36"/>
+        </w:rPr>
+        <w:t xml:space="preserve">. </w:t>
+      </w:r>
+      <w:r>
+        <w:rPr>
+          <w:rFonts w:ascii="Times New Roman" w:hAnsi="Times New Roman" w:cs="Times New Roman"/>
+          <w:sz w:val="24"/>
+          <w:szCs w:val="36"/>
+        </w:rPr>
+        <w:t>M</w:t>
+      </w:r>
+      <w:r>
+        <w:rPr>
+          <w:rFonts w:ascii="Times New Roman" w:hAnsi="Times New Roman" w:cs="Times New Roman"/>
+          <w:sz w:val="24"/>
+          <w:szCs w:val="36"/>
+        </w:rPr>
+        <w:t xml:space="preserve">ost research </w:t>
+      </w:r>
       <w:r>
         <w:rPr>
           <w:rFonts w:ascii="Times New Roman" w:hAnsi="Times New Roman" w:cs="Times New Roman"/>
@@ -2148,23 +2243,15 @@
           <w:szCs w:val="36"/>
         </w:rPr>
         <w:lastRenderedPageBreak/>
-        <w:tab/>
-      </w:r>
-      <w:r>
-        <w:rPr>
-          <w:rFonts w:ascii="Times New Roman" w:hAnsi="Times New Roman" w:cs="Times New Roman"/>
-          <w:sz w:val="24"/>
-          <w:szCs w:val="36"/>
-        </w:rPr>
-        <w:t xml:space="preserve">Unfortunately, film cooling is not as easy as finding the </w:t>
-      </w:r>
-      <w:r>
-        <w:rPr>
-          <w:rFonts w:ascii="Times New Roman" w:hAnsi="Times New Roman" w:cs="Times New Roman"/>
-          <w:sz w:val="24"/>
-          <w:szCs w:val="36"/>
-        </w:rPr>
-        <w:t>single best shaped</w:t>
+        <w:t>is directed at understanding the complex physics of film cooli</w:t>
+      </w:r>
+      <w:r>
+        <w:rPr>
+          <w:rFonts w:ascii="Times New Roman" w:hAnsi="Times New Roman" w:cs="Times New Roman"/>
+          <w:sz w:val="24"/>
+          <w:szCs w:val="36"/>
+        </w:rPr>
+        <w:t>ng and creating</w:t>
       </w:r>
       <w:r>
         <w:rPr>
@@ -2174,105 +2261,13 @@
         </w:rPr>
         <w:t xml:space="preserve"> </w:t>
       </w:r>
-      <w:proofErr w:type="gramStart"/>
-      <w:r>
-        <w:rPr>
-          <w:rFonts w:ascii="Times New Roman" w:hAnsi="Times New Roman" w:cs="Times New Roman"/>
-          <w:sz w:val="24"/>
-          <w:szCs w:val="36"/>
-        </w:rPr>
-        <w:t>hole</w:t>
-      </w:r>
-      <w:proofErr w:type="gramEnd"/>
-      <w:r>
-        <w:rPr>
-          <w:rFonts w:ascii="Times New Roman" w:hAnsi="Times New Roman" w:cs="Times New Roman"/>
-          <w:sz w:val="24"/>
-          <w:szCs w:val="36"/>
-        </w:rPr>
-        <w:t xml:space="preserve"> geometry. A vast number of parameters effect the performance of shaped hole</w:t>
-      </w:r>
-      <w:r>
-        <w:rPr>
-          <w:rFonts w:ascii="Times New Roman" w:hAnsi="Times New Roman" w:cs="Times New Roman"/>
-          <w:sz w:val="24"/>
-          <w:szCs w:val="36"/>
-        </w:rPr>
-        <w:t>s</w:t>
-      </w:r>
-      <w:r>
-        <w:rPr>
-          <w:rFonts w:ascii="Times New Roman" w:hAnsi="Times New Roman" w:cs="Times New Roman"/>
-          <w:sz w:val="24"/>
-          <w:szCs w:val="36"/>
-        </w:rPr>
-        <w:t xml:space="preserve"> and physical limitations of manufacturing or component design may disallow many geometries</w:t>
-      </w:r>
-      <w:r>
-        <w:rPr>
-          <w:rFonts w:ascii="Times New Roman" w:hAnsi="Times New Roman" w:cs="Times New Roman"/>
-          <w:sz w:val="24"/>
-          <w:szCs w:val="36"/>
-        </w:rPr>
-        <w:t xml:space="preserve">. </w:t>
-      </w:r>
-      <w:r>
-        <w:rPr>
-          <w:rFonts w:ascii="Times New Roman" w:hAnsi="Times New Roman" w:cs="Times New Roman"/>
-          <w:sz w:val="24"/>
-          <w:szCs w:val="36"/>
-        </w:rPr>
-        <w:t>M</w:t>
-      </w:r>
-      <w:r>
-        <w:rPr>
-          <w:rFonts w:ascii="Times New Roman" w:hAnsi="Times New Roman" w:cs="Times New Roman"/>
-          <w:sz w:val="24"/>
-          <w:szCs w:val="36"/>
-        </w:rPr>
-        <w:t>ost research is directed at understanding the complex physics of film cooli</w:t>
-      </w:r>
-      <w:r>
-        <w:rPr>
-          <w:rFonts w:ascii="Times New Roman" w:hAnsi="Times New Roman" w:cs="Times New Roman"/>
-          <w:sz w:val="24"/>
-          <w:szCs w:val="36"/>
-        </w:rPr>
-        <w:t>ng and creating</w:t>
-      </w:r>
-      <w:r>
-        <w:rPr>
-          <w:rFonts w:ascii="Times New Roman" w:hAnsi="Times New Roman" w:cs="Times New Roman"/>
-          <w:sz w:val="24"/>
-          <w:szCs w:val="36"/>
-        </w:rPr>
-        <w:t xml:space="preserve"> </w:t>
-      </w:r>
-      <w:r>
-        <w:rPr>
-          <w:rFonts w:ascii="Times New Roman" w:hAnsi="Times New Roman" w:cs="Times New Roman"/>
-          <w:sz w:val="24"/>
-          <w:szCs w:val="36"/>
-        </w:rPr>
-        <w:t xml:space="preserve">shaped </w:t>
-      </w:r>
-      <w:proofErr w:type="gramStart"/>
-      <w:r>
-        <w:rPr>
-          <w:rFonts w:ascii="Times New Roman" w:hAnsi="Times New Roman" w:cs="Times New Roman"/>
-          <w:sz w:val="24"/>
-          <w:szCs w:val="36"/>
-        </w:rPr>
-        <w:t>hole</w:t>
-      </w:r>
-      <w:proofErr w:type="gramEnd"/>
-      <w:r>
-        <w:rPr>
-          <w:rFonts w:ascii="Times New Roman" w:hAnsi="Times New Roman" w:cs="Times New Roman"/>
-          <w:sz w:val="24"/>
-          <w:szCs w:val="36"/>
-        </w:rPr>
-        <w:t xml:space="preserve"> </w:t>
+      <w:r>
+        <w:rPr>
+          <w:rFonts w:ascii="Times New Roman" w:hAnsi="Times New Roman" w:cs="Times New Roman"/>
+          <w:sz w:val="24"/>
+          <w:szCs w:val="36"/>
+        </w:rPr>
+        <w:t xml:space="preserve">shaped hole </w:t>
       </w:r>
       <w:r>
         <w:rPr>
@@ -2297,6 +2292,8 @@
           <w:tab w:val="left" w:pos="720"/>
           <w:tab w:val="center" w:pos="4680"/>
         </w:tabs>
+        <w:spacing w:after="0" w:line="240" w:lineRule="auto"/>
+        <w:jc w:val="center"/>
         <w:rPr>
           <w:rFonts w:ascii="Times New Roman" w:hAnsi="Times New Roman" w:cs="Times New Roman"/>
           <w:sz w:val="24"/>
@@ -2308,9 +2305,9 @@
           <w:noProof/>
         </w:rPr>
         <w:drawing>
-          <wp:inline distT="0" distB="0" distL="0" distR="0" wp14:anchorId="5351C9A5" wp14:editId="50920546">
-            <wp:extent cx="5943600" cy="3278505"/>
-            <wp:effectExtent l="0" t="0" r="0" b="0"/>
+          <wp:inline distT="0" distB="0" distL="0" distR="0" wp14:anchorId="5351C9A5" wp14:editId="12ADB111">
+            <wp:extent cx="3447245" cy="1901509"/>
+            <wp:effectExtent l="0" t="0" r="1270" b="3810"/>
             <wp:docPr id="3" name="Picture 3"/>
             <wp:cNvGraphicFramePr>
               <a:graphicFrameLocks xmlns:a="http://schemas.openxmlformats.org/drawingml/2006/main" noChangeAspect="1"/>
@@ -2331,7 +2328,7 @@
                   <pic:spPr>
                     <a:xfrm>
                       <a:off x="0" y="0"/>
-                      <a:ext cx="5943600" cy="3278505"/>
+                      <a:ext cx="3459843" cy="1908458"/>
                     </a:xfrm>
                     <a:prstGeom prst="rect">
                       <a:avLst/>
@@ -2350,6 +2347,7 @@
           <w:tab w:val="left" w:pos="720"/>
           <w:tab w:val="center" w:pos="4680"/>
         </w:tabs>
+        <w:spacing w:after="0" w:line="240" w:lineRule="auto"/>
         <w:rPr>
           <w:rFonts w:ascii="Times New Roman" w:hAnsi="Times New Roman" w:cs="Times New Roman"/>
           <w:sz w:val="24"/>
@@ -2371,6 +2369,7 @@
           <w:tab w:val="left" w:pos="720"/>
           <w:tab w:val="center" w:pos="4680"/>
         </w:tabs>
+        <w:spacing w:after="0" w:line="240" w:lineRule="auto"/>
         <w:rPr>
           <w:rFonts w:ascii="Times New Roman" w:hAnsi="Times New Roman" w:cs="Times New Roman"/>
           <w:sz w:val="24"/>
@@ -2391,91 +2390,167 @@
           <w:sz w:val="24"/>
           <w:szCs w:val="36"/>
         </w:rPr>
-        <w:t>Bogard and Thole have an excellent overview of the current resea</w:t>
-      </w:r>
-      <w:r>
-        <w:rPr>
-          <w:rFonts w:ascii="Times New Roman" w:hAnsi="Times New Roman" w:cs="Times New Roman"/>
-          <w:sz w:val="24"/>
-          <w:szCs w:val="36"/>
-        </w:rPr>
-        <w:t xml:space="preserve">rch in film cooling physics. </w:t>
-      </w:r>
-      <w:r>
-        <w:rPr>
-          <w:rFonts w:ascii="Times New Roman" w:hAnsi="Times New Roman" w:cs="Times New Roman"/>
-          <w:sz w:val="24"/>
-          <w:szCs w:val="36"/>
-        </w:rPr>
-        <w:t>Key p</w:t>
-      </w:r>
-      <w:r>
-        <w:rPr>
-          <w:rFonts w:ascii="Times New Roman" w:hAnsi="Times New Roman" w:cs="Times New Roman"/>
-          <w:sz w:val="24"/>
-          <w:szCs w:val="36"/>
-        </w:rPr>
-        <w:t xml:space="preserve">arameters effecting film cooling performance are identified and the relevant </w:t>
-      </w:r>
-      <w:r>
-        <w:rPr>
-          <w:rFonts w:ascii="Times New Roman" w:hAnsi="Times New Roman" w:cs="Times New Roman"/>
-          <w:sz w:val="24"/>
-          <w:szCs w:val="36"/>
-        </w:rPr>
-        <w:t xml:space="preserve">research is distilled. </w:t>
-      </w:r>
-      <w:r>
-        <w:rPr>
-          <w:rFonts w:ascii="Times New Roman" w:hAnsi="Times New Roman" w:cs="Times New Roman"/>
-          <w:sz w:val="24"/>
-          <w:szCs w:val="36"/>
-        </w:rPr>
-        <w:t xml:space="preserve">However, only </w:t>
-      </w:r>
-      <w:proofErr w:type="spellStart"/>
-      <w:r>
-        <w:rPr>
-          <w:rFonts w:ascii="Times New Roman" w:hAnsi="Times New Roman" w:cs="Times New Roman"/>
-          <w:sz w:val="24"/>
-          <w:szCs w:val="36"/>
-        </w:rPr>
-        <w:t>Saumweber</w:t>
-      </w:r>
-      <w:proofErr w:type="spellEnd"/>
-      <w:r>
-        <w:rPr>
-          <w:rFonts w:ascii="Times New Roman" w:hAnsi="Times New Roman" w:cs="Times New Roman"/>
-          <w:sz w:val="24"/>
-          <w:szCs w:val="36"/>
-        </w:rPr>
-        <w:t xml:space="preserve"> et al. is presented when characterizing the effects of hole against a cylindrical hole and no information on length </w:t>
-      </w:r>
-      <w:r>
-        <w:rPr>
-          <w:rFonts w:ascii="Times New Roman" w:hAnsi="Times New Roman" w:cs="Times New Roman"/>
-          <w:sz w:val="24"/>
-          <w:szCs w:val="36"/>
-        </w:rPr>
-        <w:t xml:space="preserve">of the </w:t>
-      </w:r>
-      <w:proofErr w:type="gramStart"/>
-      <w:r>
-        <w:rPr>
-          <w:rFonts w:ascii="Times New Roman" w:hAnsi="Times New Roman" w:cs="Times New Roman"/>
-          <w:sz w:val="24"/>
-          <w:szCs w:val="36"/>
-        </w:rPr>
-        <w:t>hole</w:t>
-      </w:r>
-      <w:proofErr w:type="gramEnd"/>
-      <w:r>
-        <w:rPr>
-          <w:rFonts w:ascii="Times New Roman" w:hAnsi="Times New Roman" w:cs="Times New Roman"/>
-          <w:sz w:val="24"/>
-          <w:szCs w:val="36"/>
-        </w:rPr>
-        <w:t xml:space="preserve"> (l</w:t>
+        <w:t>Bogard and Thole</w:t>
+      </w:r>
+      <w:r>
+        <w:rPr>
+          <w:rFonts w:ascii="Times New Roman" w:hAnsi="Times New Roman" w:cs="Times New Roman"/>
+          <w:sz w:val="24"/>
+          <w:szCs w:val="36"/>
+        </w:rPr>
+        <w:t xml:space="preserve"> [cite]</w:t>
+      </w:r>
+      <w:r>
+        <w:rPr>
+          <w:rFonts w:ascii="Times New Roman" w:hAnsi="Times New Roman" w:cs="Times New Roman"/>
+          <w:sz w:val="24"/>
+          <w:szCs w:val="36"/>
+        </w:rPr>
+        <w:t xml:space="preserve"> have an excellent overview of the current resea</w:t>
+      </w:r>
+      <w:r>
+        <w:rPr>
+          <w:rFonts w:ascii="Times New Roman" w:hAnsi="Times New Roman" w:cs="Times New Roman"/>
+          <w:sz w:val="24"/>
+          <w:szCs w:val="36"/>
+        </w:rPr>
+        <w:t>rch in film cooling physics</w:t>
+      </w:r>
+      <w:r>
+        <w:rPr>
+          <w:rFonts w:ascii="Times New Roman" w:hAnsi="Times New Roman" w:cs="Times New Roman"/>
+          <w:sz w:val="24"/>
+          <w:szCs w:val="36"/>
+        </w:rPr>
+        <w:t xml:space="preserve"> identifying</w:t>
+      </w:r>
+      <w:r>
+        <w:rPr>
+          <w:rFonts w:ascii="Times New Roman" w:hAnsi="Times New Roman" w:cs="Times New Roman"/>
+          <w:sz w:val="24"/>
+          <w:szCs w:val="36"/>
+        </w:rPr>
+        <w:t xml:space="preserve"> </w:t>
+      </w:r>
+      <w:r>
+        <w:rPr>
+          <w:rFonts w:ascii="Times New Roman" w:hAnsi="Times New Roman" w:cs="Times New Roman"/>
+          <w:sz w:val="24"/>
+          <w:szCs w:val="36"/>
+        </w:rPr>
+        <w:t>k</w:t>
+      </w:r>
+      <w:r>
+        <w:rPr>
+          <w:rFonts w:ascii="Times New Roman" w:hAnsi="Times New Roman" w:cs="Times New Roman"/>
+          <w:sz w:val="24"/>
+          <w:szCs w:val="36"/>
+        </w:rPr>
+        <w:t>ey p</w:t>
+      </w:r>
+      <w:r>
+        <w:rPr>
+          <w:rFonts w:ascii="Times New Roman" w:hAnsi="Times New Roman" w:cs="Times New Roman"/>
+          <w:sz w:val="24"/>
+          <w:szCs w:val="36"/>
+        </w:rPr>
+        <w:t xml:space="preserve">arameters </w:t>
+      </w:r>
+      <w:r>
+        <w:rPr>
+          <w:rFonts w:ascii="Times New Roman" w:hAnsi="Times New Roman" w:cs="Times New Roman"/>
+          <w:sz w:val="24"/>
+          <w:szCs w:val="36"/>
+        </w:rPr>
+        <w:t>in film cooling</w:t>
+      </w:r>
+      <w:r>
+        <w:rPr>
+          <w:rFonts w:ascii="Times New Roman" w:hAnsi="Times New Roman" w:cs="Times New Roman"/>
+          <w:sz w:val="24"/>
+          <w:szCs w:val="36"/>
+        </w:rPr>
+        <w:t>.</w:t>
+      </w:r>
+      <w:r>
+        <w:rPr>
+          <w:rFonts w:ascii="Times New Roman" w:hAnsi="Times New Roman" w:cs="Times New Roman"/>
+          <w:sz w:val="24"/>
+          <w:szCs w:val="36"/>
+        </w:rPr>
+        <w:t xml:space="preserve"> They distill the relevant research of all the factors effecting film cooling</w:t>
+      </w:r>
+      <w:r>
+        <w:rPr>
+          <w:rFonts w:ascii="Times New Roman" w:hAnsi="Times New Roman" w:cs="Times New Roman"/>
+          <w:sz w:val="24"/>
+          <w:szCs w:val="36"/>
+        </w:rPr>
+        <w:t xml:space="preserve"> </w:t>
+      </w:r>
+      <w:r>
+        <w:rPr>
+          <w:rFonts w:ascii="Times New Roman" w:hAnsi="Times New Roman" w:cs="Times New Roman"/>
+          <w:sz w:val="24"/>
+          <w:szCs w:val="36"/>
+        </w:rPr>
+        <w:t>from [Table 1] except for “Shape of the hole”  where</w:t>
+      </w:r>
+      <w:r>
+        <w:rPr>
+          <w:rFonts w:ascii="Times New Roman" w:hAnsi="Times New Roman" w:cs="Times New Roman"/>
+          <w:sz w:val="24"/>
+          <w:szCs w:val="36"/>
+        </w:rPr>
+        <w:t xml:space="preserve"> only Sau</w:t>
+      </w:r>
+      <w:r>
+        <w:rPr>
+          <w:rFonts w:ascii="Times New Roman" w:hAnsi="Times New Roman" w:cs="Times New Roman"/>
+          <w:sz w:val="24"/>
+          <w:szCs w:val="36"/>
+        </w:rPr>
+        <w:t xml:space="preserve">mweber et al. is presented </w:t>
+      </w:r>
+      <w:r>
+        <w:rPr>
+          <w:rFonts w:ascii="Times New Roman" w:hAnsi="Times New Roman" w:cs="Times New Roman"/>
+          <w:sz w:val="24"/>
+          <w:szCs w:val="36"/>
+        </w:rPr>
+        <w:t>characterizing the effects of hole</w:t>
+      </w:r>
+      <w:r>
+        <w:rPr>
+          <w:rFonts w:ascii="Times New Roman" w:hAnsi="Times New Roman" w:cs="Times New Roman"/>
+          <w:sz w:val="24"/>
+          <w:szCs w:val="36"/>
+        </w:rPr>
+        <w:t xml:space="preserve"> shaping</w:t>
+      </w:r>
+      <w:r>
+        <w:rPr>
+          <w:rFonts w:ascii="Times New Roman" w:hAnsi="Times New Roman" w:cs="Times New Roman"/>
+          <w:sz w:val="24"/>
+          <w:szCs w:val="36"/>
+        </w:rPr>
+        <w:t xml:space="preserve"> against a cylindrical hole and no information on </w:t>
+      </w:r>
+      <w:r>
+        <w:rPr>
+          <w:rFonts w:ascii="Times New Roman" w:hAnsi="Times New Roman" w:cs="Times New Roman"/>
+          <w:sz w:val="24"/>
+          <w:szCs w:val="36"/>
+        </w:rPr>
+        <w:t xml:space="preserve">the effects of </w:t>
+      </w:r>
+      <w:r>
+        <w:rPr>
+          <w:rFonts w:ascii="Times New Roman" w:hAnsi="Times New Roman" w:cs="Times New Roman"/>
+          <w:sz w:val="24"/>
+          <w:szCs w:val="36"/>
+        </w:rPr>
+        <w:t>(l</w:t>
       </w:r>
       <w:r>
         <w:rPr>
@@ -2485,62 +2560,222 @@
         </w:rPr>
         <w:t xml:space="preserve">/d) is presented. </w:t>
       </w:r>
-      <w:proofErr w:type="spellStart"/>
-      <w:r>
-        <w:rPr>
-          <w:rFonts w:ascii="Times New Roman" w:hAnsi="Times New Roman" w:cs="Times New Roman"/>
-          <w:sz w:val="24"/>
-          <w:szCs w:val="36"/>
-        </w:rPr>
-        <w:t>Gritsch</w:t>
-      </w:r>
-      <w:proofErr w:type="spellEnd"/>
-      <w:r>
-        <w:rPr>
-          <w:rFonts w:ascii="Times New Roman" w:hAnsi="Times New Roman" w:cs="Times New Roman"/>
-          <w:sz w:val="24"/>
-          <w:szCs w:val="36"/>
-        </w:rPr>
-        <w:t xml:space="preserve"> et al. explores a wide variety of </w:t>
-      </w:r>
-      <w:proofErr w:type="gramStart"/>
-      <w:r>
-        <w:rPr>
-          <w:rFonts w:ascii="Times New Roman" w:hAnsi="Times New Roman" w:cs="Times New Roman"/>
-          <w:sz w:val="24"/>
-          <w:szCs w:val="36"/>
-        </w:rPr>
-        <w:t>hole</w:t>
-      </w:r>
-      <w:proofErr w:type="gramEnd"/>
-      <w:r>
-        <w:rPr>
-          <w:rFonts w:ascii="Times New Roman" w:hAnsi="Times New Roman" w:cs="Times New Roman"/>
-          <w:sz w:val="24"/>
-          <w:szCs w:val="36"/>
-        </w:rPr>
-        <w:t xml:space="preserve"> geometry parameters including L/D, P/D, C/P, AR, and Compound Angle [add findings?]. Further information from </w:t>
-      </w:r>
-      <w:proofErr w:type="spellStart"/>
-      <w:r>
-        <w:rPr>
-          <w:rFonts w:ascii="Times New Roman" w:hAnsi="Times New Roman" w:cs="Times New Roman"/>
-          <w:sz w:val="24"/>
-          <w:szCs w:val="36"/>
-        </w:rPr>
-        <w:t>Saumweber</w:t>
-      </w:r>
-      <w:proofErr w:type="spellEnd"/>
-      <w:r>
-        <w:rPr>
-          <w:rFonts w:ascii="Times New Roman" w:hAnsi="Times New Roman" w:cs="Times New Roman"/>
-          <w:sz w:val="24"/>
-          <w:szCs w:val="36"/>
-        </w:rPr>
-        <w:t xml:space="preserve"> and Schulz specifically investigates a number of diffuser geometries including laidback, fan-shaped, laidback fan-shaped, conical, and console. </w:t>
-      </w:r>
-      <w:bookmarkStart w:id="0" w:name="_GoBack"/>
-      <w:bookmarkEnd w:id="0"/>
+      <w:r>
+        <w:rPr>
+          <w:rFonts w:ascii="Times New Roman" w:hAnsi="Times New Roman" w:cs="Times New Roman"/>
+          <w:sz w:val="24"/>
+          <w:szCs w:val="36"/>
+        </w:rPr>
+        <w:t xml:space="preserve">In fact, </w:t>
+      </w:r>
+      <w:r>
+        <w:rPr>
+          <w:rFonts w:ascii="Times New Roman" w:hAnsi="Times New Roman" w:cs="Times New Roman"/>
+          <w:sz w:val="24"/>
+          <w:szCs w:val="36"/>
+        </w:rPr>
+        <w:t>papers</w:t>
+      </w:r>
+      <w:r>
+        <w:rPr>
+          <w:rFonts w:ascii="Times New Roman" w:hAnsi="Times New Roman" w:cs="Times New Roman"/>
+          <w:sz w:val="24"/>
+          <w:szCs w:val="36"/>
+        </w:rPr>
+        <w:t xml:space="preserve"> that </w:t>
+      </w:r>
+      <w:r>
+        <w:rPr>
+          <w:rFonts w:ascii="Times New Roman" w:hAnsi="Times New Roman" w:cs="Times New Roman"/>
+          <w:sz w:val="24"/>
+          <w:szCs w:val="36"/>
+        </w:rPr>
+        <w:t>isolate the effects of</w:t>
+      </w:r>
+      <w:r>
+        <w:rPr>
+          <w:rFonts w:ascii="Times New Roman" w:hAnsi="Times New Roman" w:cs="Times New Roman"/>
+          <w:sz w:val="24"/>
+          <w:szCs w:val="36"/>
+        </w:rPr>
+        <w:t xml:space="preserve"> hole </w:t>
+      </w:r>
+      <w:r>
+        <w:rPr>
+          <w:rFonts w:ascii="Times New Roman" w:hAnsi="Times New Roman" w:cs="Times New Roman"/>
+          <w:sz w:val="24"/>
+          <w:szCs w:val="36"/>
+        </w:rPr>
+        <w:t>geometry are</w:t>
+      </w:r>
+      <w:r>
+        <w:rPr>
+          <w:rFonts w:ascii="Times New Roman" w:hAnsi="Times New Roman" w:cs="Times New Roman"/>
+          <w:sz w:val="24"/>
+          <w:szCs w:val="36"/>
+        </w:rPr>
+        <w:t xml:space="preserve"> extremely </w:t>
+      </w:r>
+      <w:r>
+        <w:rPr>
+          <w:rFonts w:ascii="Times New Roman" w:hAnsi="Times New Roman" w:cs="Times New Roman"/>
+          <w:sz w:val="24"/>
+          <w:szCs w:val="36"/>
+        </w:rPr>
+        <w:t>rare given the time and expense of manufacturing numerous test pieces for experiment.</w:t>
+      </w:r>
+      <w:r>
+        <w:rPr>
+          <w:rFonts w:ascii="Times New Roman" w:hAnsi="Times New Roman" w:cs="Times New Roman"/>
+          <w:sz w:val="24"/>
+          <w:szCs w:val="36"/>
+        </w:rPr>
+        <w:t xml:space="preserve"> Gritsch [cite]</w:t>
+      </w:r>
+      <w:r>
+        <w:rPr>
+          <w:rFonts w:ascii="Times New Roman" w:hAnsi="Times New Roman" w:cs="Times New Roman"/>
+          <w:sz w:val="24"/>
+          <w:szCs w:val="36"/>
+        </w:rPr>
+        <w:t xml:space="preserve"> </w:t>
+      </w:r>
+      <w:r>
+        <w:rPr>
+          <w:rFonts w:ascii="Times New Roman" w:hAnsi="Times New Roman" w:cs="Times New Roman"/>
+          <w:sz w:val="24"/>
+          <w:szCs w:val="36"/>
+        </w:rPr>
+        <w:t>experimentally investigate</w:t>
+      </w:r>
+      <w:r>
+        <w:rPr>
+          <w:rFonts w:ascii="Times New Roman" w:hAnsi="Times New Roman" w:cs="Times New Roman"/>
+          <w:sz w:val="24"/>
+          <w:szCs w:val="36"/>
+        </w:rPr>
+        <w:t xml:space="preserve"> a wide variety of hole geometry parameters including L/D, P/</w:t>
+      </w:r>
+      <w:r>
+        <w:rPr>
+          <w:rFonts w:ascii="Times New Roman" w:hAnsi="Times New Roman" w:cs="Times New Roman"/>
+          <w:sz w:val="24"/>
+          <w:szCs w:val="36"/>
+        </w:rPr>
+        <w:t>D, C/P, AR, and Compound Angle. Their paper sets the standard for isolating and characterizing geometric effects on shaped hol</w:t>
+      </w:r>
+      <w:r>
+        <w:rPr>
+          <w:rFonts w:ascii="Times New Roman" w:hAnsi="Times New Roman" w:cs="Times New Roman"/>
+          <w:sz w:val="24"/>
+          <w:szCs w:val="36"/>
+        </w:rPr>
+        <w:t xml:space="preserve">es but leaves some blind spots in hole geometry effects. While they tested a number of expansion angles and area ratios, their tests of L/D only </w:t>
+      </w:r>
+      <w:r>
+        <w:rPr>
+          <w:rFonts w:ascii="Times New Roman" w:hAnsi="Times New Roman" w:cs="Times New Roman"/>
+          <w:sz w:val="24"/>
+          <w:szCs w:val="36"/>
+        </w:rPr>
+        <w:t xml:space="preserve">looked at holes of at least 7.5, </w:t>
+      </w:r>
+      <w:r>
+        <w:rPr>
+          <w:rFonts w:ascii="Times New Roman" w:hAnsi="Times New Roman" w:cs="Times New Roman"/>
+          <w:sz w:val="24"/>
+          <w:szCs w:val="36"/>
+        </w:rPr>
+        <w:t xml:space="preserve">matching forward and lateral expansion angles </w:t>
+      </w:r>
+      <w:r>
+        <w:rPr>
+          <w:rFonts w:ascii="Times New Roman" w:hAnsi="Times New Roman" w:cs="Times New Roman"/>
+          <w:sz w:val="24"/>
+          <w:szCs w:val="36"/>
+        </w:rPr>
+        <w:t>of</w:t>
+      </w:r>
+      <w:r>
+        <w:rPr>
+          <w:rFonts w:ascii="Times New Roman" w:hAnsi="Times New Roman" w:cs="Times New Roman"/>
+          <w:sz w:val="24"/>
+          <w:szCs w:val="36"/>
+        </w:rPr>
+        <w:t xml:space="preserve"> 4</w:t>
+      </w:r>
+      <w:r>
+        <w:rPr>
+          <w:rFonts w:ascii="Times New Roman" w:hAnsi="Times New Roman" w:cs="Times New Roman"/>
+          <w:sz w:val="24"/>
+          <w:szCs w:val="36"/>
+        </w:rPr>
+        <w:t>º</w:t>
+      </w:r>
+      <w:r>
+        <w:rPr>
+          <w:rFonts w:ascii="Times New Roman" w:hAnsi="Times New Roman" w:cs="Times New Roman"/>
+          <w:sz w:val="24"/>
+          <w:szCs w:val="36"/>
+        </w:rPr>
+        <w:t>,</w:t>
+      </w:r>
+      <w:r>
+        <w:rPr>
+          <w:rFonts w:ascii="Times New Roman" w:hAnsi="Times New Roman" w:cs="Times New Roman"/>
+          <w:sz w:val="24"/>
+          <w:szCs w:val="36"/>
+        </w:rPr>
+        <w:t xml:space="preserve"> </w:t>
+      </w:r>
+      <w:r>
+        <w:rPr>
+          <w:rFonts w:ascii="Times New Roman" w:hAnsi="Times New Roman" w:cs="Times New Roman"/>
+          <w:sz w:val="24"/>
+          <w:szCs w:val="36"/>
+        </w:rPr>
+        <w:t>maximum lateral expansion angle of 7</w:t>
+      </w:r>
+      <w:r>
+        <w:rPr>
+          <w:rFonts w:ascii="Franklin Gothic Book" w:hAnsi="Franklin Gothic Book" w:cs="Times New Roman"/>
+          <w:sz w:val="24"/>
+          <w:szCs w:val="36"/>
+        </w:rPr>
+        <w:t>º</w:t>
+      </w:r>
+      <w:r>
+        <w:rPr>
+          <w:rFonts w:ascii="Times New Roman" w:hAnsi="Times New Roman" w:cs="Times New Roman"/>
+          <w:sz w:val="24"/>
+          <w:szCs w:val="36"/>
+        </w:rPr>
+        <w:t>, and</w:t>
+      </w:r>
+      <w:r>
+        <w:rPr>
+          <w:rFonts w:ascii="Times New Roman" w:hAnsi="Times New Roman" w:cs="Times New Roman"/>
+          <w:sz w:val="24"/>
+          <w:szCs w:val="36"/>
+        </w:rPr>
+        <w:t xml:space="preserve"> AR were only t</w:t>
+      </w:r>
+      <w:r>
+        <w:rPr>
+          <w:rFonts w:ascii="Times New Roman" w:hAnsi="Times New Roman" w:cs="Times New Roman"/>
+          <w:sz w:val="24"/>
+          <w:szCs w:val="36"/>
+        </w:rPr>
+        <w:t>ested between 2.5 and 4.7. These geometric limitations mean shorter holes with larger expansion angles are not well modeled by the Colban correlation.</w:t>
+      </w:r>
+      <w:r>
+        <w:rPr>
+          <w:rFonts w:ascii="Times New Roman" w:hAnsi="Times New Roman" w:cs="Times New Roman"/>
+          <w:sz w:val="24"/>
+          <w:szCs w:val="36"/>
+        </w:rPr>
+        <w:t xml:space="preserve"> As holes become shorter and diffusers become wider, the effects of inlet separation regions are poorly understood. Only a few papers numerically investigate the inlet region and even fewer attempt to back up their findings with experiments.</w:t>
+      </w:r>
     </w:p>
     <w:p>
       <w:pPr>
@@ -2548,12 +2783,109 @@
           <w:tab w:val="left" w:pos="720"/>
           <w:tab w:val="center" w:pos="4680"/>
         </w:tabs>
-        <w:rPr>
-          <w:rFonts w:ascii="Times New Roman" w:hAnsi="Times New Roman" w:cs="Times New Roman"/>
-          <w:sz w:val="24"/>
-          <w:szCs w:val="36"/>
-        </w:rPr>
-      </w:pPr>
+        <w:spacing w:after="0" w:line="240" w:lineRule="auto"/>
+        <w:rPr>
+          <w:rFonts w:ascii="Times New Roman" w:hAnsi="Times New Roman" w:cs="Times New Roman"/>
+          <w:sz w:val="24"/>
+          <w:szCs w:val="36"/>
+        </w:rPr>
+      </w:pPr>
+      <w:r>
+        <w:rPr>
+          <w:rFonts w:ascii="Times New Roman" w:hAnsi="Times New Roman" w:cs="Times New Roman"/>
+          <w:sz w:val="24"/>
+          <w:szCs w:val="36"/>
+        </w:rPr>
+        <w:tab/>
+      </w:r>
+      <w:r>
+        <w:rPr>
+          <w:rFonts w:ascii="Times New Roman" w:hAnsi="Times New Roman" w:cs="Times New Roman"/>
+          <w:sz w:val="24"/>
+          <w:szCs w:val="36"/>
+        </w:rPr>
+        <w:t>Hyams [30] did a computational and experimen</w:t>
+      </w:r>
+      <w:r>
+        <w:rPr>
+          <w:rFonts w:ascii="Times New Roman" w:hAnsi="Times New Roman" w:cs="Times New Roman"/>
+          <w:sz w:val="24"/>
+          <w:szCs w:val="36"/>
+        </w:rPr>
+        <w:t>tal study on slot film cooling u</w:t>
+      </w:r>
+      <w:r>
+        <w:rPr>
+          <w:rFonts w:ascii="Times New Roman" w:hAnsi="Times New Roman" w:cs="Times New Roman"/>
+          <w:sz w:val="24"/>
+          <w:szCs w:val="36"/>
+        </w:rPr>
+        <w:t xml:space="preserve">sing RANS with standard k-ε (SKE) modeling </w:t>
+      </w:r>
+      <w:r>
+        <w:rPr>
+          <w:rFonts w:ascii="Times New Roman" w:hAnsi="Times New Roman" w:cs="Times New Roman"/>
+          <w:sz w:val="24"/>
+          <w:szCs w:val="36"/>
+        </w:rPr>
+        <w:t>to identify</w:t>
+      </w:r>
+      <w:r>
+        <w:rPr>
+          <w:rFonts w:ascii="Times New Roman" w:hAnsi="Times New Roman" w:cs="Times New Roman"/>
+          <w:sz w:val="24"/>
+          <w:szCs w:val="36"/>
+        </w:rPr>
+        <w:t xml:space="preserve"> the inlet separation region as a cause of in hole tur</w:t>
+      </w:r>
+      <w:r>
+        <w:rPr>
+          <w:rFonts w:ascii="Times New Roman" w:hAnsi="Times New Roman" w:cs="Times New Roman"/>
+          <w:sz w:val="24"/>
+          <w:szCs w:val="36"/>
+        </w:rPr>
+        <w:t xml:space="preserve">bulence generation and explore </w:t>
+      </w:r>
+      <w:r>
+        <w:rPr>
+          <w:rFonts w:ascii="Times New Roman" w:hAnsi="Times New Roman" w:cs="Times New Roman"/>
+          <w:sz w:val="24"/>
+          <w:szCs w:val="36"/>
+        </w:rPr>
+        <w:t>rounding of the inlet</w:t>
+      </w:r>
+      <w:r>
+        <w:rPr>
+          <w:rFonts w:ascii="Times New Roman" w:hAnsi="Times New Roman" w:cs="Times New Roman"/>
+          <w:sz w:val="24"/>
+          <w:szCs w:val="36"/>
+        </w:rPr>
+        <w:t xml:space="preserve"> to qualify its effects</w:t>
+      </w:r>
+      <w:r>
+        <w:rPr>
+          <w:rFonts w:ascii="Times New Roman" w:hAnsi="Times New Roman" w:cs="Times New Roman"/>
+          <w:sz w:val="24"/>
+          <w:szCs w:val="36"/>
+        </w:rPr>
+        <w:t>. Hyams [31] also published a paper in 2000 that investigated entrance and in hole effects within cylindrical, shaped, cusp, and inlet shaped holes and concluded that RANS proved useful in comparing relative performance of sh</w:t>
+      </w:r>
+      <w:r>
+        <w:rPr>
+          <w:rFonts w:ascii="Times New Roman" w:hAnsi="Times New Roman" w:cs="Times New Roman"/>
+          <w:sz w:val="24"/>
+          <w:szCs w:val="36"/>
+        </w:rPr>
+        <w:t>aped film cooling holes and giving</w:t>
+      </w:r>
+      <w:r>
+        <w:rPr>
+          <w:rFonts w:ascii="Times New Roman" w:hAnsi="Times New Roman" w:cs="Times New Roman"/>
+          <w:sz w:val="24"/>
+          <w:szCs w:val="36"/>
+        </w:rPr>
+        <w:t xml:space="preserve"> logical reasons for why performance might increase or decrease. Unfortunately, both papers put a strong focus on turbulent effects but suffer from standard k-ε modeling being particularly poor at modeling turbulence generated by separation regions. Additionally, both papers only use plenum fed configurations and the second paper studies very complex geometry but only validates against cylindrical holes</w:t>
+      </w:r>
     </w:p>
     <w:p>
       <w:pPr>
@@ -2561,6 +2893,140 @@
           <w:tab w:val="left" w:pos="720"/>
           <w:tab w:val="center" w:pos="4680"/>
         </w:tabs>
+        <w:spacing w:after="0" w:line="240" w:lineRule="auto"/>
+        <w:rPr>
+          <w:rFonts w:ascii="Times New Roman" w:hAnsi="Times New Roman" w:cs="Times New Roman"/>
+          <w:sz w:val="24"/>
+          <w:szCs w:val="36"/>
+        </w:rPr>
+      </w:pPr>
+      <w:r>
+        <w:rPr>
+          <w:rFonts w:ascii="Times New Roman" w:hAnsi="Times New Roman" w:cs="Times New Roman"/>
+          <w:sz w:val="24"/>
+          <w:szCs w:val="36"/>
+        </w:rPr>
+        <w:tab/>
+        <w:t xml:space="preserve">Perhaps the best early paper </w:t>
+      </w:r>
+      <w:r>
+        <w:rPr>
+          <w:rFonts w:ascii="Times New Roman" w:hAnsi="Times New Roman" w:cs="Times New Roman"/>
+          <w:sz w:val="24"/>
+          <w:szCs w:val="36"/>
+        </w:rPr>
+        <w:t>looking at in</w:t>
+      </w:r>
+      <w:r>
+        <w:rPr>
+          <w:rFonts w:ascii="Times New Roman" w:hAnsi="Times New Roman" w:cs="Times New Roman"/>
+          <w:sz w:val="24"/>
+          <w:szCs w:val="36"/>
+        </w:rPr>
+        <w:t xml:space="preserve"> hole effects come from Kohli and Thole [28]. They numerically investigate the entrance region of 15-15-15 shaped holes in plenum, crossflow, and counterflow configurations. Their streamline results show the strong swirling motion induced by the crossflow while the vector cutplanes show a separation region which can strongly af</w:t>
+      </w:r>
+      <w:r>
+        <w:rPr>
+          <w:rFonts w:ascii="Times New Roman" w:hAnsi="Times New Roman" w:cs="Times New Roman"/>
+          <w:sz w:val="24"/>
+          <w:szCs w:val="36"/>
+        </w:rPr>
+        <w:t xml:space="preserve">fect the performance of a hole. </w:t>
+      </w:r>
+      <w:r>
+        <w:rPr>
+          <w:rFonts w:ascii="Times New Roman" w:hAnsi="Times New Roman" w:cs="Times New Roman"/>
+          <w:sz w:val="24"/>
+          <w:szCs w:val="36"/>
+        </w:rPr>
+        <w:t xml:space="preserve">Unfortunately, their experimental validation is through discharge coefficient and surface adiabatic effectiveness, the latter of which is demonstrated to </w:t>
+      </w:r>
+      <w:r>
+        <w:rPr>
+          <w:rFonts w:ascii="Times New Roman" w:hAnsi="Times New Roman" w:cs="Times New Roman"/>
+          <w:sz w:val="24"/>
+          <w:szCs w:val="36"/>
+        </w:rPr>
+        <w:lastRenderedPageBreak/>
+        <w:t xml:space="preserve">be particularly poorly modeled in RANS. Additionally, the SKE model is particularly bad at estimating the shape and strength of separation regions which strongly effect the performance of shaped holes. </w:t>
+      </w:r>
+    </w:p>
+    <w:p>
+      <w:pPr>
+        <w:tabs>
+          <w:tab w:val="left" w:pos="720"/>
+          <w:tab w:val="center" w:pos="4680"/>
+        </w:tabs>
+        <w:spacing w:after="0" w:line="240" w:lineRule="auto"/>
+        <w:rPr>
+          <w:rFonts w:ascii="Times New Roman" w:hAnsi="Times New Roman" w:cs="Times New Roman"/>
+          <w:sz w:val="24"/>
+          <w:szCs w:val="36"/>
+        </w:rPr>
+      </w:pPr>
+      <w:r>
+        <w:rPr>
+          <w:rFonts w:ascii="Times New Roman" w:hAnsi="Times New Roman" w:cs="Times New Roman"/>
+          <w:sz w:val="24"/>
+          <w:szCs w:val="36"/>
+        </w:rPr>
+        <w:tab/>
+        <w:t xml:space="preserve">More recent work in the TTCRL has shown a clear link, both computationally and experimentally, between inlet separation, inlet geometry and crossflow biasing. </w:t>
+      </w:r>
+      <w:r>
+        <w:rPr>
+          <w:rFonts w:ascii="Times New Roman" w:hAnsi="Times New Roman" w:cs="Times New Roman"/>
+          <w:sz w:val="24"/>
+          <w:szCs w:val="36"/>
+        </w:rPr>
+        <w:t>Using a combination of additive manufacturing and CFD we have identified and tested geometries that give us insight into how the inlet region might affect film cooling. Just from the most basic design changes we have demonstrated dramatic increases in performance and the ability to s</w:t>
+      </w:r>
+      <w:r>
+        <w:rPr>
+          <w:rFonts w:ascii="Times New Roman" w:hAnsi="Times New Roman" w:cs="Times New Roman"/>
+          <w:sz w:val="24"/>
+          <w:szCs w:val="36"/>
+        </w:rPr>
+        <w:t>ignificantly change hole perfomance</w:t>
+      </w:r>
+      <w:r>
+        <w:rPr>
+          <w:rFonts w:ascii="Times New Roman" w:hAnsi="Times New Roman" w:cs="Times New Roman"/>
+          <w:sz w:val="24"/>
+          <w:szCs w:val="36"/>
+        </w:rPr>
+        <w:t xml:space="preserve"> in crossflow.</w:t>
+      </w:r>
+      <w:r>
+        <w:rPr>
+          <w:rFonts w:ascii="Times New Roman" w:hAnsi="Times New Roman" w:cs="Times New Roman"/>
+          <w:sz w:val="24"/>
+          <w:szCs w:val="36"/>
+        </w:rPr>
+        <w:t xml:space="preserve"> </w:t>
+      </w:r>
+    </w:p>
+    <w:p>
+      <w:pPr>
+        <w:tabs>
+          <w:tab w:val="left" w:pos="720"/>
+          <w:tab w:val="center" w:pos="4680"/>
+        </w:tabs>
+        <w:spacing w:after="0" w:line="240" w:lineRule="auto"/>
+        <w:rPr>
+          <w:rFonts w:ascii="Times New Roman" w:hAnsi="Times New Roman" w:cs="Times New Roman"/>
+          <w:sz w:val="24"/>
+          <w:szCs w:val="36"/>
+        </w:rPr>
+      </w:pPr>
+    </w:p>
+    <w:p>
+      <w:pPr>
+        <w:tabs>
+          <w:tab w:val="left" w:pos="720"/>
+          <w:tab w:val="center" w:pos="4680"/>
+        </w:tabs>
+        <w:spacing w:after="0" w:line="240" w:lineRule="auto"/>
         <w:jc w:val="center"/>
         <w:rPr>
           <w:rFonts w:ascii="Times New Roman" w:hAnsi="Times New Roman" w:cs="Times New Roman"/>
@@ -2570,13 +3036,16 @@
       </w:pPr>
       <w:r>
         <w:rPr>
+          <w:rFonts w:ascii="Times New Roman" w:hAnsi="Times New Roman" w:cs="Times New Roman"/>
           <w:noProof/>
+          <w:sz w:val="24"/>
+          <w:szCs w:val="36"/>
         </w:rPr>
         <w:drawing>
-          <wp:inline distT="0" distB="0" distL="0" distR="0" wp14:anchorId="23713478" wp14:editId="140934B0">
-            <wp:extent cx="5600700" cy="2943225"/>
-            <wp:effectExtent l="0" t="0" r="0" b="9525"/>
-            <wp:docPr id="1" name="Picture 1"/>
+          <wp:inline distT="0" distB="0" distL="0" distR="0" wp14:anchorId="58EEC731" wp14:editId="5B5C7598">
+            <wp:extent cx="4578350" cy="2106930"/>
+            <wp:effectExtent l="0" t="0" r="0" b="7620"/>
+            <wp:docPr id="4" name="Picture 4"/>
             <wp:cNvGraphicFramePr>
               <a:graphicFrameLocks xmlns:a="http://schemas.openxmlformats.org/drawingml/2006/main" noChangeAspect="1"/>
             </wp:cNvGraphicFramePr>
@@ -2584,30 +3053,33 @@
               <a:graphicData uri="http://schemas.openxmlformats.org/drawingml/2006/picture">
                 <pic:pic xmlns:pic="http://schemas.openxmlformats.org/drawingml/2006/picture">
                   <pic:nvPicPr>
-                    <pic:cNvPr id="1" name=""/>
-                    <pic:cNvPicPr/>
+                    <pic:cNvPr id="0" name="Picture 2"/>
+                    <pic:cNvPicPr>
+                      <a:picLocks noChangeAspect="1" noChangeArrowheads="1"/>
+                    </pic:cNvPicPr>
                   </pic:nvPicPr>
-                  <pic:blipFill rotWithShape="1">
-                    <a:blip r:embed="rId9"/>
-                    <a:srcRect b="18254"/>
-                    <a:stretch/>
+                  <pic:blipFill>
+                    <a:blip r:embed="rId9">
+                      <a:extLst>
+                        <a:ext uri="{28A0092B-C50C-407E-A947-70E740481C1C}">
+                          <a14:useLocalDpi xmlns:a14="http://schemas.microsoft.com/office/drawing/2010/main" val="0"/>
+                        </a:ext>
+                      </a:extLst>
+                    </a:blip>
+                    <a:srcRect/>
+                    <a:stretch>
+                      <a:fillRect/>
+                    </a:stretch>
                   </pic:blipFill>
                   <pic:spPr bwMode="auto">
                     <a:xfrm>
                       <a:off x="0" y="0"/>
-                      <a:ext cx="5600700" cy="2943225"/>
+                      <a:ext cx="4578350" cy="2106930"/>
                     </a:xfrm>
                     <a:prstGeom prst="rect">
                       <a:avLst/>
                     </a:prstGeom>
-                    <a:ln>
-                      <a:noFill/>
-                    </a:ln>
-                    <a:extLst>
-                      <a:ext uri="{53640926-AAD7-44D8-BBD7-CCE9431645EC}">
-                        <a14:shadowObscured xmlns:a14="http://schemas.microsoft.com/office/drawing/2010/main"/>
-                      </a:ext>
-                    </a:extLst>
+                    <a:noFill/>
                   </pic:spPr>
                 </pic:pic>
               </a:graphicData>
@@ -2615,15 +3087,71 @@
           </wp:inline>
         </w:drawing>
       </w:r>
-      <w:r>
-        <w:rPr>
+    </w:p>
+    <w:p>
+      <w:pPr>
+        <w:tabs>
+          <w:tab w:val="left" w:pos="720"/>
+          <w:tab w:val="center" w:pos="4680"/>
+        </w:tabs>
+        <w:spacing w:after="0" w:line="240" w:lineRule="auto"/>
+        <w:jc w:val="center"/>
+        <w:rPr>
+          <w:rFonts w:ascii="Times New Roman" w:hAnsi="Times New Roman" w:cs="Times New Roman"/>
+          <w:sz w:val="24"/>
+          <w:szCs w:val="36"/>
+        </w:rPr>
+      </w:pPr>
+      <w:r>
+        <w:rPr>
+          <w:rFonts w:ascii="Times New Roman" w:hAnsi="Times New Roman" w:cs="Times New Roman"/>
+          <w:sz w:val="24"/>
+          <w:szCs w:val="36"/>
+        </w:rPr>
+        <w:t>Figure X – Even moderate 12% rounding of the inlet helped to reduce the size of the separation region in standard 7-7-7 holes and effectively reduce the flow velocity entering the diffuser. However, a separation region still persists.</w:t>
+      </w:r>
+    </w:p>
+    <w:p>
+      <w:pPr>
+        <w:tabs>
+          <w:tab w:val="left" w:pos="720"/>
+          <w:tab w:val="center" w:pos="4680"/>
+        </w:tabs>
+        <w:spacing w:after="0" w:line="240" w:lineRule="auto"/>
+        <w:jc w:val="center"/>
+        <w:rPr>
+          <w:rFonts w:ascii="Times New Roman" w:hAnsi="Times New Roman" w:cs="Times New Roman"/>
+          <w:sz w:val="24"/>
+          <w:szCs w:val="36"/>
+        </w:rPr>
+      </w:pPr>
+    </w:p>
+    <w:p>
+      <w:pPr>
+        <w:tabs>
+          <w:tab w:val="left" w:pos="720"/>
+          <w:tab w:val="center" w:pos="4680"/>
+        </w:tabs>
+        <w:spacing w:after="0" w:line="240" w:lineRule="auto"/>
+        <w:jc w:val="center"/>
+        <w:rPr>
+          <w:rFonts w:ascii="Times New Roman" w:hAnsi="Times New Roman" w:cs="Times New Roman"/>
+          <w:sz w:val="24"/>
+          <w:szCs w:val="36"/>
+        </w:rPr>
+      </w:pPr>
+      <w:r>
+        <w:rPr>
+          <w:rFonts w:ascii="Times New Roman" w:hAnsi="Times New Roman" w:cs="Times New Roman"/>
           <w:noProof/>
+          <w:sz w:val="24"/>
+          <w:szCs w:val="36"/>
         </w:rPr>
         <w:drawing>
-          <wp:inline distT="0" distB="0" distL="0" distR="0" wp14:anchorId="3F816CA1" wp14:editId="6331331B">
-            <wp:extent cx="3581400" cy="495300"/>
+          <wp:inline distT="0" distB="0" distL="0" distR="0" wp14:anchorId="4AFFD295" wp14:editId="524445DA">
+            <wp:extent cx="4369712" cy="3112394"/>
             <wp:effectExtent l="0" t="0" r="0" b="0"/>
-            <wp:docPr id="2" name="Picture 2"/>
+            <wp:docPr id="5" name="Picture 5"/>
             <wp:cNvGraphicFramePr>
               <a:graphicFrameLocks xmlns:a="http://schemas.openxmlformats.org/drawingml/2006/main" noChangeAspect="1"/>
             </wp:cNvGraphicFramePr>
@@ -2631,23 +3159,33 @@
               <a:graphicData uri="http://schemas.openxmlformats.org/drawingml/2006/picture">
                 <pic:pic xmlns:pic="http://schemas.openxmlformats.org/drawingml/2006/picture">
                   <pic:nvPicPr>
-                    <pic:cNvPr id="1" name=""/>
-                    <pic:cNvPicPr/>
+                    <pic:cNvPr id="0" name="Picture 3"/>
+                    <pic:cNvPicPr>
+                      <a:picLocks noChangeAspect="1" noChangeArrowheads="1"/>
+                    </pic:cNvPicPr>
                   </pic:nvPicPr>
                   <pic:blipFill>
-                    <a:blip r:embed="rId10"/>
+                    <a:blip r:embed="rId10">
+                      <a:extLst>
+                        <a:ext uri="{28A0092B-C50C-407E-A947-70E740481C1C}">
+                          <a14:useLocalDpi xmlns:a14="http://schemas.microsoft.com/office/drawing/2010/main" val="0"/>
+                        </a:ext>
+                      </a:extLst>
+                    </a:blip>
+                    <a:srcRect/>
                     <a:stretch>
                       <a:fillRect/>
                     </a:stretch>
                   </pic:blipFill>
-                  <pic:spPr>
+                  <pic:spPr bwMode="auto">
                     <a:xfrm>
                       <a:off x="0" y="0"/>
-                      <a:ext cx="3581400" cy="495300"/>
+                      <a:ext cx="4444537" cy="3165689"/>
                     </a:xfrm>
                     <a:prstGeom prst="rect">
                       <a:avLst/>
                     </a:prstGeom>
+                    <a:noFill/>
                   </pic:spPr>
                 </pic:pic>
               </a:graphicData>
@@ -2662,12 +3200,22 @@
           <w:tab w:val="left" w:pos="720"/>
           <w:tab w:val="center" w:pos="4680"/>
         </w:tabs>
-        <w:rPr>
-          <w:rFonts w:ascii="Times New Roman" w:hAnsi="Times New Roman" w:cs="Times New Roman"/>
-          <w:sz w:val="24"/>
-          <w:szCs w:val="36"/>
-        </w:rPr>
-      </w:pPr>
+        <w:spacing w:after="0" w:line="240" w:lineRule="auto"/>
+        <w:rPr>
+          <w:rFonts w:ascii="Times New Roman" w:hAnsi="Times New Roman" w:cs="Times New Roman"/>
+          <w:sz w:val="24"/>
+          <w:szCs w:val="36"/>
+        </w:rPr>
+      </w:pPr>
+      <w:r>
+        <w:rPr>
+          <w:rFonts w:ascii="Times New Roman" w:hAnsi="Times New Roman" w:cs="Times New Roman"/>
+          <w:sz w:val="24"/>
+          <w:szCs w:val="36"/>
+        </w:rPr>
+        <w:tab/>
+        <w:t>Figure Y – Experiments using additively manufactured shaped holes both with and without inlet rounding show a dramatic improvement in performance. At high crossflow velocity ratios the spatially averaged effectiveness can more than double a standard 7-7-7 hole.</w:t>
+      </w:r>
     </w:p>
     <w:p>
       <w:pPr>
@@ -2675,12 +3223,242 @@
           <w:tab w:val="left" w:pos="720"/>
           <w:tab w:val="center" w:pos="4680"/>
         </w:tabs>
-        <w:rPr>
-          <w:rFonts w:ascii="Times New Roman" w:hAnsi="Times New Roman" w:cs="Times New Roman"/>
-          <w:sz w:val="24"/>
-          <w:szCs w:val="36"/>
-        </w:rPr>
-      </w:pPr>
+        <w:spacing w:after="0" w:line="240" w:lineRule="auto"/>
+        <w:rPr>
+          <w:rFonts w:ascii="Times New Roman" w:hAnsi="Times New Roman" w:cs="Times New Roman"/>
+          <w:sz w:val="24"/>
+          <w:szCs w:val="36"/>
+        </w:rPr>
+      </w:pPr>
+    </w:p>
+    <w:p>
+      <w:pPr>
+        <w:spacing w:after="0" w:line="240" w:lineRule="auto"/>
+        <w:jc w:val="center"/>
+        <w:rPr>
+          <w:rFonts w:ascii="Times New Roman" w:hAnsi="Times New Roman" w:cs="Times New Roman"/>
+          <w:sz w:val="24"/>
+          <w:szCs w:val="36"/>
+        </w:rPr>
+      </w:pPr>
+      <w:r>
+        <w:rPr>
+          <w:rFonts w:ascii="Times New Roman" w:hAnsi="Times New Roman" w:cs="Times New Roman"/>
+          <w:noProof/>
+          <w:sz w:val="24"/>
+          <w:szCs w:val="36"/>
+        </w:rPr>
+        <w:drawing>
+          <wp:inline distT="0" distB="0" distL="0" distR="0" wp14:anchorId="29278C6D" wp14:editId="7E611C97">
+            <wp:extent cx="5092083" cy="3568252"/>
+            <wp:effectExtent l="0" t="0" r="0" b="0"/>
+            <wp:docPr id="14" name="Picture 14"/>
+            <wp:cNvGraphicFramePr>
+              <a:graphicFrameLocks xmlns:a="http://schemas.openxmlformats.org/drawingml/2006/main" noChangeAspect="1"/>
+            </wp:cNvGraphicFramePr>
+            <a:graphic xmlns:a="http://schemas.openxmlformats.org/drawingml/2006/main">
+              <a:graphicData uri="http://schemas.openxmlformats.org/drawingml/2006/picture">
+                <pic:pic xmlns:pic="http://schemas.openxmlformats.org/drawingml/2006/picture">
+                  <pic:nvPicPr>
+                    <pic:cNvPr id="0" name="Picture 5"/>
+                    <pic:cNvPicPr>
+                      <a:picLocks noChangeAspect="1" noChangeArrowheads="1"/>
+                    </pic:cNvPicPr>
+                  </pic:nvPicPr>
+                  <pic:blipFill>
+                    <a:blip r:embed="rId11" cstate="print">
+                      <a:extLst>
+                        <a:ext uri="{28A0092B-C50C-407E-A947-70E740481C1C}">
+                          <a14:useLocalDpi xmlns:a14="http://schemas.microsoft.com/office/drawing/2010/main" val="0"/>
+                        </a:ext>
+                      </a:extLst>
+                    </a:blip>
+                    <a:srcRect/>
+                    <a:stretch>
+                      <a:fillRect/>
+                    </a:stretch>
+                  </pic:blipFill>
+                  <pic:spPr bwMode="auto">
+                    <a:xfrm>
+                      <a:off x="0" y="0"/>
+                      <a:ext cx="5099541" cy="3573478"/>
+                    </a:xfrm>
+                    <a:prstGeom prst="rect">
+                      <a:avLst/>
+                    </a:prstGeom>
+                    <a:noFill/>
+                  </pic:spPr>
+                </pic:pic>
+              </a:graphicData>
+            </a:graphic>
+          </wp:inline>
+        </w:drawing>
+      </w:r>
+    </w:p>
+    <w:p>
+      <w:pPr>
+        <w:spacing w:after="0" w:line="240" w:lineRule="auto"/>
+        <w:jc w:val="center"/>
+        <w:rPr>
+          <w:rFonts w:ascii="Times New Roman" w:hAnsi="Times New Roman" w:cs="Times New Roman"/>
+          <w:sz w:val="24"/>
+          <w:szCs w:val="36"/>
+        </w:rPr>
+      </w:pPr>
+      <w:r>
+        <w:rPr>
+          <w:rFonts w:ascii="Times New Roman" w:hAnsi="Times New Roman" w:cs="Times New Roman"/>
+          <w:sz w:val="24"/>
+          <w:szCs w:val="36"/>
+        </w:rPr>
+        <w:t>Figure Z – CFD showed a significant “Sweep” could significantly reduce biasing by gently redirecting the flow and reducing the strength of inlet separation caused by a sharp inlet.</w:t>
+      </w:r>
+    </w:p>
+    <w:p>
+      <w:pPr>
+        <w:spacing w:after="0" w:line="240" w:lineRule="auto"/>
+        <w:jc w:val="center"/>
+        <w:rPr>
+          <w:rFonts w:ascii="Times New Roman" w:hAnsi="Times New Roman" w:cs="Times New Roman"/>
+          <w:sz w:val="24"/>
+          <w:szCs w:val="36"/>
+        </w:rPr>
+      </w:pPr>
+    </w:p>
+    <w:p>
+      <w:pPr>
+        <w:spacing w:after="0" w:line="240" w:lineRule="auto"/>
+        <w:jc w:val="center"/>
+        <w:rPr>
+          <w:rFonts w:ascii="Times New Roman" w:hAnsi="Times New Roman" w:cs="Times New Roman"/>
+          <w:sz w:val="24"/>
+          <w:szCs w:val="36"/>
+        </w:rPr>
+      </w:pPr>
+    </w:p>
+    <w:p>
+      <w:pPr>
+        <w:spacing w:after="0" w:line="240" w:lineRule="auto"/>
+        <w:jc w:val="center"/>
+        <w:rPr>
+          <w:rFonts w:ascii="Times New Roman" w:hAnsi="Times New Roman" w:cs="Times New Roman"/>
+          <w:sz w:val="24"/>
+          <w:szCs w:val="36"/>
+        </w:rPr>
+      </w:pPr>
+      <w:r>
+        <w:rPr>
+          <w:rFonts w:ascii="Times New Roman" w:hAnsi="Times New Roman" w:cs="Times New Roman"/>
+          <w:noProof/>
+          <w:sz w:val="24"/>
+          <w:szCs w:val="36"/>
+        </w:rPr>
+        <w:drawing>
+          <wp:inline distT="0" distB="0" distL="0" distR="0" wp14:anchorId="15EF6DF8" wp14:editId="1987611B">
+            <wp:extent cx="3999430" cy="3091419"/>
+            <wp:effectExtent l="0" t="0" r="1270" b="0"/>
+            <wp:docPr id="17" name="Picture 17"/>
+            <wp:cNvGraphicFramePr>
+              <a:graphicFrameLocks xmlns:a="http://schemas.openxmlformats.org/drawingml/2006/main" noChangeAspect="1"/>
+            </wp:cNvGraphicFramePr>
+            <a:graphic xmlns:a="http://schemas.openxmlformats.org/drawingml/2006/main">
+              <a:graphicData uri="http://schemas.openxmlformats.org/drawingml/2006/picture">
+                <pic:pic xmlns:pic="http://schemas.openxmlformats.org/drawingml/2006/picture">
+                  <pic:nvPicPr>
+                    <pic:cNvPr id="0" name="Picture 6"/>
+                    <pic:cNvPicPr>
+                      <a:picLocks noChangeAspect="1" noChangeArrowheads="1"/>
+                    </pic:cNvPicPr>
+                  </pic:nvPicPr>
+                  <pic:blipFill>
+                    <a:blip r:embed="rId12" cstate="print">
+                      <a:extLst>
+                        <a:ext uri="{28A0092B-C50C-407E-A947-70E740481C1C}">
+                          <a14:useLocalDpi xmlns:a14="http://schemas.microsoft.com/office/drawing/2010/main" val="0"/>
+                        </a:ext>
+                      </a:extLst>
+                    </a:blip>
+                    <a:srcRect/>
+                    <a:stretch>
+                      <a:fillRect/>
+                    </a:stretch>
+                  </pic:blipFill>
+                  <pic:spPr bwMode="auto">
+                    <a:xfrm>
+                      <a:off x="0" y="0"/>
+                      <a:ext cx="4004546" cy="3095373"/>
+                    </a:xfrm>
+                    <a:prstGeom prst="rect">
+                      <a:avLst/>
+                    </a:prstGeom>
+                    <a:noFill/>
+                  </pic:spPr>
+                </pic:pic>
+              </a:graphicData>
+            </a:graphic>
+          </wp:inline>
+        </w:drawing>
+      </w:r>
+    </w:p>
+    <w:p>
+      <w:pPr>
+        <w:spacing w:after="0" w:line="240" w:lineRule="auto"/>
+        <w:jc w:val="center"/>
+        <w:rPr>
+          <w:rFonts w:ascii="Times New Roman" w:hAnsi="Times New Roman" w:cs="Times New Roman"/>
+          <w:sz w:val="24"/>
+          <w:szCs w:val="36"/>
+        </w:rPr>
+      </w:pPr>
+      <w:r>
+        <w:rPr>
+          <w:rFonts w:ascii="Times New Roman" w:hAnsi="Times New Roman" w:cs="Times New Roman"/>
+          <w:sz w:val="24"/>
+          <w:szCs w:val="36"/>
+        </w:rPr>
+        <w:t xml:space="preserve">Figure Also Z </w:t>
+      </w:r>
+      <w:r>
+        <w:rPr>
+          <w:rFonts w:ascii="Times New Roman" w:hAnsi="Times New Roman" w:cs="Times New Roman"/>
+          <w:sz w:val="24"/>
+          <w:szCs w:val="36"/>
+        </w:rPr>
+        <w:t>–</w:t>
+      </w:r>
+      <w:r>
+        <w:rPr>
+          <w:rFonts w:ascii="Times New Roman" w:hAnsi="Times New Roman" w:cs="Times New Roman"/>
+          <w:sz w:val="24"/>
+          <w:szCs w:val="36"/>
+        </w:rPr>
+        <w:t xml:space="preserve"> </w:t>
+      </w:r>
+      <w:r>
+        <w:rPr>
+          <w:rFonts w:ascii="Times New Roman" w:hAnsi="Times New Roman" w:cs="Times New Roman"/>
+          <w:sz w:val="24"/>
+          <w:szCs w:val="36"/>
+        </w:rPr>
+        <w:t>Sweeping the inlet virtually eliminates jet biasing for VR</w:t>
+      </w:r>
+      <w:r>
+        <w:rPr>
+          <w:rFonts w:ascii="Times New Roman" w:hAnsi="Times New Roman" w:cs="Times New Roman"/>
+          <w:sz w:val="24"/>
+          <w:szCs w:val="36"/>
+          <w:vertAlign w:val="subscript"/>
+        </w:rPr>
+        <w:t>i</w:t>
+      </w:r>
+      <w:r>
+        <w:rPr>
+          <w:rFonts w:ascii="Times New Roman" w:hAnsi="Times New Roman" w:cs="Times New Roman"/>
+          <w:sz w:val="24"/>
+          <w:szCs w:val="36"/>
+        </w:rPr>
+        <w:t xml:space="preserve"> &gt; 2.5 which prevents ingestion and increases performance relative to the standard 7-7-7. </w:t>
+      </w:r>
     </w:p>
     <w:p>
       <w:pPr>
@@ -2688,12 +3466,24 @@
           <w:tab w:val="left" w:pos="720"/>
           <w:tab w:val="center" w:pos="4680"/>
         </w:tabs>
-        <w:rPr>
-          <w:rFonts w:ascii="Times New Roman" w:hAnsi="Times New Roman" w:cs="Times New Roman"/>
-          <w:sz w:val="24"/>
-          <w:szCs w:val="36"/>
-        </w:rPr>
-      </w:pPr>
+        <w:spacing w:after="0" w:line="240" w:lineRule="auto"/>
+        <w:rPr>
+          <w:rFonts w:ascii="Times New Roman" w:hAnsi="Times New Roman" w:cs="Times New Roman"/>
+          <w:sz w:val="24"/>
+          <w:szCs w:val="36"/>
+        </w:rPr>
+      </w:pPr>
+    </w:p>
+    <w:p>
+      <w:pPr>
+        <w:rPr>
+          <w:rFonts w:ascii="Times New Roman" w:hAnsi="Times New Roman" w:cs="Times New Roman"/>
+          <w:sz w:val="24"/>
+          <w:szCs w:val="36"/>
+        </w:rPr>
+      </w:pPr>
+      <w:bookmarkStart w:id="0" w:name="_GoBack"/>
+      <w:bookmarkEnd w:id="0"/>
     </w:p>
     <w:p>
       <w:pPr>
@@ -2701,6 +3491,7 @@
           <w:tab w:val="left" w:pos="720"/>
           <w:tab w:val="center" w:pos="4680"/>
         </w:tabs>
+        <w:spacing w:after="0" w:line="240" w:lineRule="auto"/>
         <w:rPr>
           <w:rFonts w:ascii="Times New Roman" w:hAnsi="Times New Roman" w:cs="Times New Roman"/>
           <w:sz w:val="24"/>
@@ -2958,6 +3749,7 @@
     </w:p>
     <w:p>
       <w:pPr>
+        <w:spacing w:after="0" w:line="240" w:lineRule="auto"/>
         <w:ind w:firstLine="720"/>
         <w:rPr>
           <w:rFonts w:ascii="Times New Roman" w:hAnsi="Times New Roman" w:cs="Times New Roman"/>
@@ -3064,6 +3856,7 @@
     </w:p>
     <w:p>
       <w:pPr>
+        <w:spacing w:after="0" w:line="240" w:lineRule="auto"/>
         <w:ind w:firstLine="720"/>
         <w:rPr>
           <w:rFonts w:ascii="Times New Roman" w:hAnsi="Times New Roman" w:cs="Times New Roman"/>
@@ -3077,20 +3870,493 @@
           <w:sz w:val="24"/>
           <w:szCs w:val="36"/>
         </w:rPr>
-        <w:t xml:space="preserve">While AM still cannot produce monocrystalline blades necessary for operating in the hot end, the technology is rapidly advancing and it seems only a matter of time before the full hole geometry becomes a mutable quantity. In the following decades AM will become a mature technology and film cooling holes may look nothing like the laidback fan shapes we see today. However, computational studies show that the current generation of laidback fan shaped holes </w:t>
-      </w:r>
-      <w:r>
-        <w:rPr>
-          <w:rFonts w:ascii="Times New Roman" w:hAnsi="Times New Roman" w:cs="Times New Roman"/>
+        <w:t xml:space="preserve">While AM still cannot produce monocrystalline blades necessary for operating in the hot end, the technology is rapidly advancing and it seems only a matter of time before the full hole geometry becomes a mutable quantity. In the following decades AM will become a mature technology and film cooling holes may look nothing like the laidback fan shapes we see today. However, computational studies show that the current generation of laidback fan shaped holes are still one of the best designs for delivering a film of protective coolant to a components surface. </w:t>
+      </w:r>
+    </w:p>
+    <w:p>
+      <w:pPr>
+        <w:spacing w:after="0" w:line="240" w:lineRule="auto"/>
+        <w:ind w:firstLine="720"/>
+        <w:rPr>
+          <w:rFonts w:ascii="Times New Roman" w:hAnsi="Times New Roman" w:cs="Times New Roman"/>
+          <w:sz w:val="24"/>
+          <w:szCs w:val="36"/>
+        </w:rPr>
+      </w:pPr>
+      <w:r>
+        <w:rPr>
+          <w:rFonts w:ascii="Times New Roman" w:hAnsi="Times New Roman" w:cs="Times New Roman"/>
+          <w:sz w:val="24"/>
+          <w:szCs w:val="36"/>
+        </w:rPr>
+        <w:t xml:space="preserve">Basic fluid dynamics tell us that coolant will create a separation region when forced to turn 60~90 degrees (plenum or crossflow conditions). </w:t>
+      </w:r>
+    </w:p>
+    <w:p>
+      <w:pPr>
+        <w:spacing w:after="0" w:line="240" w:lineRule="auto"/>
+        <w:ind w:firstLine="720"/>
+        <w:rPr>
+          <w:rFonts w:ascii="Times New Roman" w:hAnsi="Times New Roman" w:cs="Times New Roman"/>
+          <w:sz w:val="24"/>
+          <w:szCs w:val="36"/>
+        </w:rPr>
+      </w:pPr>
+      <w:r>
+        <w:rPr>
+          <w:rFonts w:ascii="Times New Roman" w:hAnsi="Times New Roman" w:cs="Times New Roman"/>
+          <w:sz w:val="24"/>
+          <w:szCs w:val="36"/>
+        </w:rPr>
+        <w:t>One of the biggest improvements to film cooling effectiveness has been the adoption of shaped holes over cylindrical holes [cite Bogard/Thole &amp; Bunker]. A typical shaped hole is a cylindrical metering hole leading to a diffuser designed to spreads the coolant over a wider region and reduces the coolant velocity relative to the mainstream [cite Penn State 777]. When performing ideally the shaped hole should intake air from an internal cooling passage, form a uniform velocity profile entering the diffuser, reduce the coolant velocity by a factor of the area ratio, and then eject the coolant uniformly along the surface so it remains as a coherent buffer from the hot mainstream.</w:t>
+      </w:r>
+    </w:p>
+    <w:p>
+      <w:pPr>
+        <w:spacing w:after="0" w:line="240" w:lineRule="auto"/>
+        <w:ind w:firstLine="720"/>
+        <w:rPr>
+          <w:rFonts w:ascii="Times New Roman" w:hAnsi="Times New Roman" w:cs="Times New Roman"/>
+          <w:color w:val="808080" w:themeColor="background1" w:themeShade="80"/>
+          <w:sz w:val="24"/>
+          <w:szCs w:val="36"/>
+        </w:rPr>
+      </w:pPr>
+      <w:r>
+        <w:rPr>
+          <w:rFonts w:ascii="Times New Roman" w:hAnsi="Times New Roman" w:cs="Times New Roman"/>
+          <w:color w:val="808080" w:themeColor="background1" w:themeShade="80"/>
+          <w:sz w:val="24"/>
+          <w:szCs w:val="36"/>
+        </w:rPr>
+        <w:t xml:space="preserve">(generic intro that explains why people even pay us in the first place) </w:t>
+      </w:r>
+      <w:r>
+        <w:rPr>
+          <w:rFonts w:ascii="Times New Roman" w:hAnsi="Times New Roman" w:cs="Times New Roman"/>
+          <w:sz w:val="24"/>
+          <w:szCs w:val="36"/>
+        </w:rPr>
+        <w:t>Industry continues to demand greater performance from film cooling to allow ever higher combustion temperatures nec</w:t>
+      </w:r>
+      <w:r>
+        <w:rPr>
+          <w:rFonts w:ascii="Times New Roman" w:hAnsi="Times New Roman" w:cs="Times New Roman"/>
+          <w:sz w:val="24"/>
+          <w:szCs w:val="36"/>
+        </w:rPr>
+        <w:t>essary for greater</w:t>
+      </w:r>
+      <w:r>
+        <w:rPr>
+          <w:rFonts w:ascii="Times New Roman" w:hAnsi="Times New Roman" w:cs="Times New Roman"/>
+          <w:sz w:val="24"/>
+          <w:szCs w:val="36"/>
+        </w:rPr>
+        <w:t xml:space="preserve"> thermodynamic efficiency</w:t>
+      </w:r>
+      <w:r>
+        <w:rPr>
+          <w:rFonts w:ascii="Times New Roman" w:hAnsi="Times New Roman" w:cs="Times New Roman"/>
+          <w:sz w:val="24"/>
+          <w:szCs w:val="36"/>
+        </w:rPr>
+        <w:t>. Improvement</w:t>
+      </w:r>
+      <w:r>
+        <w:rPr>
+          <w:rFonts w:ascii="Times New Roman" w:hAnsi="Times New Roman" w:cs="Times New Roman"/>
+          <w:sz w:val="24"/>
+          <w:szCs w:val="36"/>
+        </w:rPr>
+        <w:t>s</w:t>
+      </w:r>
+      <w:r>
+        <w:rPr>
+          <w:rFonts w:ascii="Times New Roman" w:hAnsi="Times New Roman" w:cs="Times New Roman"/>
+          <w:sz w:val="24"/>
+          <w:szCs w:val="36"/>
+        </w:rPr>
+        <w:t xml:space="preserve"> in performance </w:t>
+      </w:r>
+      <w:r>
+        <w:rPr>
+          <w:rFonts w:ascii="Times New Roman" w:hAnsi="Times New Roman" w:cs="Times New Roman"/>
+          <w:sz w:val="24"/>
+          <w:szCs w:val="36"/>
+        </w:rPr>
+        <w:t>evolve</w:t>
+      </w:r>
+      <w:r>
+        <w:rPr>
+          <w:rFonts w:ascii="Times New Roman" w:hAnsi="Times New Roman" w:cs="Times New Roman"/>
+          <w:sz w:val="24"/>
+          <w:szCs w:val="36"/>
+        </w:rPr>
+        <w:t xml:space="preserve"> </w:t>
+      </w:r>
+      <w:r>
+        <w:rPr>
+          <w:rFonts w:ascii="Times New Roman" w:hAnsi="Times New Roman" w:cs="Times New Roman"/>
+          <w:sz w:val="24"/>
+          <w:szCs w:val="36"/>
+        </w:rPr>
+        <w:t xml:space="preserve">from </w:t>
+      </w:r>
+      <w:r>
+        <w:rPr>
+          <w:rFonts w:ascii="Times New Roman" w:hAnsi="Times New Roman" w:cs="Times New Roman"/>
+          <w:sz w:val="24"/>
+          <w:szCs w:val="36"/>
+        </w:rPr>
+        <w:t xml:space="preserve">new manufacturing technologies, better experimental techniques, and more accurate </w:t>
+      </w:r>
+      <w:r>
+        <w:rPr>
+          <w:rFonts w:ascii="Times New Roman" w:hAnsi="Times New Roman" w:cs="Times New Roman"/>
+          <w:sz w:val="24"/>
+          <w:szCs w:val="36"/>
+        </w:rPr>
+        <w:t>simulations</w:t>
+      </w:r>
+      <w:r>
+        <w:rPr>
+          <w:rFonts w:ascii="Times New Roman" w:hAnsi="Times New Roman" w:cs="Times New Roman"/>
+          <w:sz w:val="24"/>
+          <w:szCs w:val="36"/>
+        </w:rPr>
+        <w:t>. One of the biggest improveme</w:t>
+      </w:r>
+      <w:r>
+        <w:rPr>
+          <w:rFonts w:ascii="Times New Roman" w:hAnsi="Times New Roman" w:cs="Times New Roman"/>
+          <w:sz w:val="24"/>
+          <w:szCs w:val="36"/>
+        </w:rPr>
+        <w:t>nts to cooling effectiveness was</w:t>
+      </w:r>
+      <w:r>
+        <w:rPr>
+          <w:rFonts w:ascii="Times New Roman" w:hAnsi="Times New Roman" w:cs="Times New Roman"/>
+          <w:sz w:val="24"/>
+          <w:szCs w:val="36"/>
+        </w:rPr>
+        <w:t xml:space="preserve"> been the adopt</w:t>
+      </w:r>
+      <w:r>
+        <w:rPr>
+          <w:rFonts w:ascii="Times New Roman" w:hAnsi="Times New Roman" w:cs="Times New Roman"/>
+          <w:sz w:val="24"/>
+          <w:szCs w:val="36"/>
+        </w:rPr>
+        <w:t xml:space="preserve">ion of shaped holes over </w:t>
+      </w:r>
+      <w:r>
+        <w:rPr>
+          <w:rFonts w:ascii="Times New Roman" w:hAnsi="Times New Roman" w:cs="Times New Roman"/>
+          <w:sz w:val="24"/>
+          <w:szCs w:val="36"/>
+        </w:rPr>
+        <w:t>cylindrical holes</w:t>
+      </w:r>
+      <w:r>
+        <w:rPr>
+          <w:rFonts w:ascii="Times New Roman" w:hAnsi="Times New Roman" w:cs="Times New Roman"/>
+          <w:sz w:val="24"/>
+          <w:szCs w:val="36"/>
+        </w:rPr>
+        <w:t xml:space="preserve"> [cite Bogard &amp; cite Bunker]</w:t>
+      </w:r>
+      <w:r>
+        <w:rPr>
+          <w:rFonts w:ascii="Times New Roman" w:hAnsi="Times New Roman" w:cs="Times New Roman"/>
+          <w:sz w:val="24"/>
+          <w:szCs w:val="36"/>
+        </w:rPr>
+        <w:t xml:space="preserve">. A typical shaped hole </w:t>
+      </w:r>
+      <w:r>
+        <w:rPr>
+          <w:rFonts w:ascii="Times New Roman" w:hAnsi="Times New Roman" w:cs="Times New Roman"/>
+          <w:sz w:val="24"/>
+          <w:szCs w:val="36"/>
+        </w:rPr>
+        <w:t>is a cylindrical metering hole leading to</w:t>
+      </w:r>
+      <w:r>
+        <w:rPr>
+          <w:rFonts w:ascii="Times New Roman" w:hAnsi="Times New Roman" w:cs="Times New Roman"/>
+          <w:sz w:val="24"/>
+          <w:szCs w:val="36"/>
+        </w:rPr>
+        <w:t xml:space="preserve"> a diffused outlet that spreads the coolant over a wider region and slows it relative to the mainstream</w:t>
+      </w:r>
+      <w:r>
+        <w:rPr>
+          <w:rFonts w:ascii="Times New Roman" w:hAnsi="Times New Roman" w:cs="Times New Roman"/>
+          <w:sz w:val="24"/>
+          <w:szCs w:val="36"/>
+        </w:rPr>
+        <w:t xml:space="preserve"> [cite Penn State 777]</w:t>
+      </w:r>
+      <w:r>
+        <w:rPr>
+          <w:rFonts w:ascii="Times New Roman" w:hAnsi="Times New Roman" w:cs="Times New Roman"/>
+          <w:sz w:val="24"/>
+          <w:szCs w:val="36"/>
+        </w:rPr>
+        <w:t xml:space="preserve"> </w:t>
+      </w:r>
+      <w:r>
+        <w:rPr>
+          <w:rFonts w:ascii="Times New Roman" w:hAnsi="Times New Roman" w:cs="Times New Roman"/>
+          <w:color w:val="808080" w:themeColor="background1" w:themeShade="80"/>
+          <w:sz w:val="24"/>
+          <w:szCs w:val="36"/>
+        </w:rPr>
+        <w:t>(this sentence just feels completely thrown in here. Perhaps re-order with the last sentence?)</w:t>
+      </w:r>
+      <w:r>
+        <w:rPr>
+          <w:rFonts w:ascii="Times New Roman" w:hAnsi="Times New Roman" w:cs="Times New Roman"/>
+          <w:sz w:val="24"/>
+          <w:szCs w:val="36"/>
+        </w:rPr>
+        <w:t xml:space="preserve">. </w:t>
+      </w:r>
+      <w:r>
+        <w:rPr>
+          <w:rFonts w:ascii="Times New Roman" w:hAnsi="Times New Roman" w:cs="Times New Roman"/>
+          <w:sz w:val="24"/>
+          <w:szCs w:val="36"/>
+        </w:rPr>
+        <w:t xml:space="preserve">Adding shaped holes to turbine components was made possible by advances in plunge electron discharge machining (EDM) allowing precise, repeatable hole profiles to be cut into </w:t>
+      </w:r>
+      <w:r>
+        <w:rPr>
+          <w:rFonts w:ascii="Times New Roman" w:hAnsi="Times New Roman" w:cs="Times New Roman"/>
+          <w:sz w:val="24"/>
+          <w:szCs w:val="36"/>
+        </w:rPr>
+        <w:t>any metallic component.</w:t>
+      </w:r>
+      <w:r>
+        <w:rPr>
+          <w:rFonts w:ascii="Times New Roman" w:hAnsi="Times New Roman" w:cs="Times New Roman"/>
+          <w:sz w:val="24"/>
+          <w:szCs w:val="36"/>
+        </w:rPr>
+        <w:t xml:space="preserve"> </w:t>
+      </w:r>
+      <w:r>
+        <w:rPr>
+          <w:rFonts w:ascii="Times New Roman" w:hAnsi="Times New Roman" w:cs="Times New Roman"/>
+          <w:color w:val="808080" w:themeColor="background1" w:themeShade="80"/>
+          <w:sz w:val="24"/>
+          <w:szCs w:val="36"/>
+        </w:rPr>
+        <w:t>(this last sentence is almost pointless. I need something better to tie this together with)</w:t>
+      </w:r>
+    </w:p>
+    <w:p>
+      <w:pPr>
+        <w:spacing w:after="0" w:line="240" w:lineRule="auto"/>
+        <w:ind w:firstLine="720"/>
+        <w:rPr>
+          <w:rFonts w:ascii="Times New Roman" w:hAnsi="Times New Roman" w:cs="Times New Roman"/>
+          <w:sz w:val="24"/>
+          <w:szCs w:val="36"/>
+        </w:rPr>
+      </w:pPr>
+      <w:r>
+        <w:rPr>
+          <w:rFonts w:ascii="Times New Roman" w:hAnsi="Times New Roman" w:cs="Times New Roman"/>
+          <w:sz w:val="24"/>
+          <w:szCs w:val="36"/>
+        </w:rPr>
+        <w:t>One of the biggest improvements to cooling effectiveness was been the adoption of shaped holes over cylindrical holes [cite Bogard &amp; cite Bunker]. A typical shaped hole is a cylindrical metering hole leading to a diffused outlet that spreads the coolant over a wider region and slows it relative to the mainstream [cite Penn State 777]</w:t>
+      </w:r>
+      <w:r>
+        <w:rPr>
+          <w:rFonts w:ascii="Times New Roman" w:hAnsi="Times New Roman" w:cs="Times New Roman"/>
+          <w:sz w:val="24"/>
+          <w:szCs w:val="36"/>
+        </w:rPr>
+        <w:t xml:space="preserve"> Yet some fundamental limitations exist simple because of manufacturing limitations and the basic design of a film cooling hole</w:t>
+      </w:r>
+      <w:r>
+        <w:rPr>
+          <w:rFonts w:ascii="Times New Roman" w:hAnsi="Times New Roman" w:cs="Times New Roman"/>
+          <w:sz w:val="24"/>
+          <w:szCs w:val="36"/>
+        </w:rPr>
+        <w:t xml:space="preserve"> </w:t>
+      </w:r>
+      <w:r>
+        <w:rPr>
+          <w:rFonts w:ascii="Times New Roman" w:hAnsi="Times New Roman" w:cs="Times New Roman"/>
+          <w:color w:val="808080" w:themeColor="background1" w:themeShade="80"/>
           <w:sz w:val="24"/>
           <w:szCs w:val="36"/>
         </w:rPr>
         <w:lastRenderedPageBreak/>
-        <w:t xml:space="preserve">are still one of the best designs for delivering a film of protective coolant to a components surface. </w:t>
-      </w:r>
-    </w:p>
-    <w:p>
-      <w:pPr>
+        <w:t>what about the basic design? Crappy sentence</w:t>
+      </w:r>
+      <w:r>
+        <w:rPr>
+          <w:rFonts w:ascii="Times New Roman" w:hAnsi="Times New Roman" w:cs="Times New Roman"/>
+          <w:sz w:val="24"/>
+          <w:szCs w:val="36"/>
+        </w:rPr>
+        <w:t xml:space="preserve">. Most obvious is </w:t>
+      </w:r>
+      <w:r>
+        <w:rPr>
+          <w:rFonts w:ascii="Times New Roman" w:hAnsi="Times New Roman" w:cs="Times New Roman"/>
+          <w:sz w:val="24"/>
+          <w:szCs w:val="36"/>
+          <w:u w:val="single"/>
+        </w:rPr>
+        <w:t>the existence of a large separation at the metering hole inlet caused by a large change in flow angle as coolant enters the hole [use John’s cite 13]</w:t>
+      </w:r>
+      <w:r>
+        <w:rPr>
+          <w:rFonts w:ascii="Times New Roman" w:hAnsi="Times New Roman" w:cs="Times New Roman"/>
+          <w:color w:val="808080" w:themeColor="background1" w:themeShade="80"/>
+          <w:sz w:val="24"/>
+          <w:szCs w:val="36"/>
+        </w:rPr>
+        <w:t xml:space="preserve"> this is the whole crux of my work so why is this buried in the middle of a paragraph?</w:t>
+      </w:r>
+      <w:r>
+        <w:rPr>
+          <w:rFonts w:ascii="Times New Roman" w:hAnsi="Times New Roman" w:cs="Times New Roman"/>
+          <w:sz w:val="24"/>
+          <w:szCs w:val="36"/>
+        </w:rPr>
+        <w:t xml:space="preserve">. While </w:t>
+      </w:r>
+      <w:r>
+        <w:rPr>
+          <w:rFonts w:ascii="Times New Roman" w:hAnsi="Times New Roman" w:cs="Times New Roman"/>
+          <w:sz w:val="24"/>
+          <w:szCs w:val="36"/>
+        </w:rPr>
+        <w:t xml:space="preserve">this separation has been known to exist for decades, no effort has been made to directly study the impact of the separation </w:t>
+      </w:r>
+      <w:r>
+        <w:rPr>
+          <w:rFonts w:ascii="Times New Roman" w:hAnsi="Times New Roman" w:cs="Times New Roman"/>
+          <w:color w:val="808080" w:themeColor="background1" w:themeShade="80"/>
+          <w:sz w:val="24"/>
+          <w:szCs w:val="36"/>
+        </w:rPr>
+        <w:t xml:space="preserve">(I need to do a better lit review before I stick my neck out and say this) </w:t>
+      </w:r>
+      <w:r>
+        <w:rPr>
+          <w:rFonts w:ascii="Times New Roman" w:hAnsi="Times New Roman" w:cs="Times New Roman"/>
+          <w:sz w:val="24"/>
+          <w:szCs w:val="36"/>
+        </w:rPr>
+        <w:t>on film cooling performance because of limitations in traditional manufacturing. However</w:t>
+      </w:r>
+      <w:r>
+        <w:rPr>
+          <w:rFonts w:ascii="Times New Roman" w:hAnsi="Times New Roman" w:cs="Times New Roman"/>
+          <w:sz w:val="24"/>
+          <w:szCs w:val="36"/>
+        </w:rPr>
+        <w:t xml:space="preserve"> </w:t>
+      </w:r>
+      <w:r>
+        <w:rPr>
+          <w:rFonts w:ascii="Times New Roman" w:hAnsi="Times New Roman" w:cs="Times New Roman"/>
+          <w:color w:val="808080" w:themeColor="background1" w:themeShade="80"/>
+          <w:sz w:val="24"/>
+          <w:szCs w:val="36"/>
+        </w:rPr>
+        <w:t>not sure if I should lead with However</w:t>
+      </w:r>
+      <w:r>
+        <w:rPr>
+          <w:rFonts w:ascii="Times New Roman" w:hAnsi="Times New Roman" w:cs="Times New Roman"/>
+          <w:sz w:val="24"/>
+          <w:szCs w:val="36"/>
+        </w:rPr>
+        <w:t>, recent advances in additive manufacturing technology are quickly making the entire hole geometry a mutable</w:t>
+      </w:r>
+      <w:r>
+        <w:rPr>
+          <w:rFonts w:ascii="Times New Roman" w:hAnsi="Times New Roman" w:cs="Times New Roman"/>
+          <w:color w:val="808080" w:themeColor="background1" w:themeShade="80"/>
+          <w:sz w:val="24"/>
+          <w:szCs w:val="36"/>
+        </w:rPr>
+        <w:t xml:space="preserve"> maybe need a better adjective</w:t>
+      </w:r>
+      <w:r>
+        <w:rPr>
+          <w:rFonts w:ascii="Times New Roman" w:hAnsi="Times New Roman" w:cs="Times New Roman"/>
+          <w:sz w:val="24"/>
+          <w:szCs w:val="36"/>
+        </w:rPr>
+        <w:t xml:space="preserve"> quantity. While companies rush to see if computational optimization might create entirely new film cooling designs</w:t>
+      </w:r>
+      <w:r>
+        <w:rPr>
+          <w:rFonts w:ascii="Times New Roman" w:hAnsi="Times New Roman" w:cs="Times New Roman"/>
+          <w:sz w:val="24"/>
+          <w:szCs w:val="36"/>
+        </w:rPr>
+        <w:t xml:space="preserve"> </w:t>
+      </w:r>
+      <w:r>
+        <w:rPr>
+          <w:rFonts w:ascii="Times New Roman" w:hAnsi="Times New Roman" w:cs="Times New Roman"/>
+          <w:color w:val="808080" w:themeColor="background1" w:themeShade="80"/>
+          <w:sz w:val="24"/>
+          <w:szCs w:val="36"/>
+        </w:rPr>
+        <w:t>plenty of papers showing this</w:t>
+      </w:r>
+      <w:r>
+        <w:rPr>
+          <w:rFonts w:ascii="Times New Roman" w:hAnsi="Times New Roman" w:cs="Times New Roman"/>
+          <w:sz w:val="24"/>
+          <w:szCs w:val="36"/>
+        </w:rPr>
+        <w:t>, traditional laidback fan shaped holes are still extremely effective [cite that multi-hole CFD study that shows laidback fan to still be the best]. It makes sense then to leverage AM to study and improve existing designs in ways that had been out of reach to traditional manufacturing</w:t>
+      </w:r>
+      <w:r>
+        <w:rPr>
+          <w:rFonts w:ascii="Times New Roman" w:hAnsi="Times New Roman" w:cs="Times New Roman"/>
+          <w:sz w:val="24"/>
+          <w:szCs w:val="36"/>
+        </w:rPr>
+        <w:t xml:space="preserve"> </w:t>
+      </w:r>
+      <w:r>
+        <w:rPr>
+          <w:rFonts w:ascii="Times New Roman" w:hAnsi="Times New Roman" w:cs="Times New Roman"/>
+          <w:color w:val="808080" w:themeColor="background1" w:themeShade="80"/>
+          <w:sz w:val="24"/>
+          <w:szCs w:val="36"/>
+        </w:rPr>
+        <w:t>Does it really make sense because, as written, this seems like a real leap of logic</w:t>
+      </w:r>
+      <w:r>
+        <w:rPr>
+          <w:rFonts w:ascii="Times New Roman" w:hAnsi="Times New Roman" w:cs="Times New Roman"/>
+          <w:sz w:val="24"/>
+          <w:szCs w:val="36"/>
+        </w:rPr>
+        <w:t>.</w:t>
+      </w:r>
+    </w:p>
+    <w:p>
+      <w:pPr>
+        <w:spacing w:after="0" w:line="240" w:lineRule="auto"/>
         <w:ind w:firstLine="720"/>
         <w:rPr>
           <w:rFonts w:ascii="Times New Roman" w:hAnsi="Times New Roman" w:cs="Times New Roman"/>
@@ -3104,482 +4370,6 @@
           <w:sz w:val="24"/>
           <w:szCs w:val="36"/>
         </w:rPr>
-        <w:t xml:space="preserve">Basic fluid dynamics tell us that coolant will create a separation region when forced to turn 60~90 degrees (plenum or crossflow conditions). </w:t>
-      </w:r>
-    </w:p>
-    <w:p>
-      <w:pPr>
-        <w:ind w:firstLine="720"/>
-        <w:rPr>
-          <w:rFonts w:ascii="Times New Roman" w:hAnsi="Times New Roman" w:cs="Times New Roman"/>
-          <w:sz w:val="24"/>
-          <w:szCs w:val="36"/>
-        </w:rPr>
-      </w:pPr>
-      <w:r>
-        <w:rPr>
-          <w:rFonts w:ascii="Times New Roman" w:hAnsi="Times New Roman" w:cs="Times New Roman"/>
-          <w:sz w:val="24"/>
-          <w:szCs w:val="36"/>
-        </w:rPr>
-        <w:t>One of the biggest improvements to film cooling effectiveness has been the adoption of shaped holes over cylindrical holes [cite Bogard/Thole &amp; Bunker]. A typical shaped hole is a cylindrical metering hole leading to a diffuser designed to spreads the coolant over a wider region and reduces the coolant velocity relative to the mainstream [cite Penn State 777]. When performing ideally the shaped hole should intake air from an internal cooling passage, form a uniform velocity profile entering the diffuser, reduce the coolant velocity by a factor of the area ratio, and then eject the coolant uniformly along the surface so it remains as a coherent buffer from the hot mainstream.</w:t>
-      </w:r>
-    </w:p>
-    <w:p>
-      <w:pPr>
-        <w:ind w:firstLine="720"/>
-        <w:rPr>
-          <w:rFonts w:ascii="Times New Roman" w:hAnsi="Times New Roman" w:cs="Times New Roman"/>
-          <w:color w:val="808080" w:themeColor="background1" w:themeShade="80"/>
-          <w:sz w:val="24"/>
-          <w:szCs w:val="36"/>
-        </w:rPr>
-      </w:pPr>
-      <w:r>
-        <w:rPr>
-          <w:rFonts w:ascii="Times New Roman" w:hAnsi="Times New Roman" w:cs="Times New Roman"/>
-          <w:color w:val="808080" w:themeColor="background1" w:themeShade="80"/>
-          <w:sz w:val="24"/>
-          <w:szCs w:val="36"/>
-        </w:rPr>
-        <w:t xml:space="preserve">(generic intro that explains why people even pay us in the first place) </w:t>
-      </w:r>
-      <w:r>
-        <w:rPr>
-          <w:rFonts w:ascii="Times New Roman" w:hAnsi="Times New Roman" w:cs="Times New Roman"/>
-          <w:sz w:val="24"/>
-          <w:szCs w:val="36"/>
-        </w:rPr>
-        <w:t>Industry continues to demand greater performance from film cooling to allow ever higher combustion temperatures nec</w:t>
-      </w:r>
-      <w:r>
-        <w:rPr>
-          <w:rFonts w:ascii="Times New Roman" w:hAnsi="Times New Roman" w:cs="Times New Roman"/>
-          <w:sz w:val="24"/>
-          <w:szCs w:val="36"/>
-        </w:rPr>
-        <w:t>essary for greater</w:t>
-      </w:r>
-      <w:r>
-        <w:rPr>
-          <w:rFonts w:ascii="Times New Roman" w:hAnsi="Times New Roman" w:cs="Times New Roman"/>
-          <w:sz w:val="24"/>
-          <w:szCs w:val="36"/>
-        </w:rPr>
-        <w:t xml:space="preserve"> thermodynamic efficiency</w:t>
-      </w:r>
-      <w:r>
-        <w:rPr>
-          <w:rFonts w:ascii="Times New Roman" w:hAnsi="Times New Roman" w:cs="Times New Roman"/>
-          <w:sz w:val="24"/>
-          <w:szCs w:val="36"/>
-        </w:rPr>
-        <w:t>. Improvement</w:t>
-      </w:r>
-      <w:r>
-        <w:rPr>
-          <w:rFonts w:ascii="Times New Roman" w:hAnsi="Times New Roman" w:cs="Times New Roman"/>
-          <w:sz w:val="24"/>
-          <w:szCs w:val="36"/>
-        </w:rPr>
-        <w:t>s</w:t>
-      </w:r>
-      <w:r>
-        <w:rPr>
-          <w:rFonts w:ascii="Times New Roman" w:hAnsi="Times New Roman" w:cs="Times New Roman"/>
-          <w:sz w:val="24"/>
-          <w:szCs w:val="36"/>
-        </w:rPr>
-        <w:t xml:space="preserve"> in performance </w:t>
-      </w:r>
-      <w:r>
-        <w:rPr>
-          <w:rFonts w:ascii="Times New Roman" w:hAnsi="Times New Roman" w:cs="Times New Roman"/>
-          <w:sz w:val="24"/>
-          <w:szCs w:val="36"/>
-        </w:rPr>
-        <w:t>evolve</w:t>
-      </w:r>
-      <w:r>
-        <w:rPr>
-          <w:rFonts w:ascii="Times New Roman" w:hAnsi="Times New Roman" w:cs="Times New Roman"/>
-          <w:sz w:val="24"/>
-          <w:szCs w:val="36"/>
-        </w:rPr>
-        <w:t xml:space="preserve"> </w:t>
-      </w:r>
-      <w:r>
-        <w:rPr>
-          <w:rFonts w:ascii="Times New Roman" w:hAnsi="Times New Roman" w:cs="Times New Roman"/>
-          <w:sz w:val="24"/>
-          <w:szCs w:val="36"/>
-        </w:rPr>
-        <w:t xml:space="preserve">from </w:t>
-      </w:r>
-      <w:r>
-        <w:rPr>
-          <w:rFonts w:ascii="Times New Roman" w:hAnsi="Times New Roman" w:cs="Times New Roman"/>
-          <w:sz w:val="24"/>
-          <w:szCs w:val="36"/>
-        </w:rPr>
-        <w:t xml:space="preserve">new manufacturing technologies, better experimental techniques, and more accurate </w:t>
-      </w:r>
-      <w:r>
-        <w:rPr>
-          <w:rFonts w:ascii="Times New Roman" w:hAnsi="Times New Roman" w:cs="Times New Roman"/>
-          <w:sz w:val="24"/>
-          <w:szCs w:val="36"/>
-        </w:rPr>
-        <w:t>simulations</w:t>
-      </w:r>
-      <w:r>
-        <w:rPr>
-          <w:rFonts w:ascii="Times New Roman" w:hAnsi="Times New Roman" w:cs="Times New Roman"/>
-          <w:sz w:val="24"/>
-          <w:szCs w:val="36"/>
-        </w:rPr>
-        <w:t>. One of the biggest improveme</w:t>
-      </w:r>
-      <w:r>
-        <w:rPr>
-          <w:rFonts w:ascii="Times New Roman" w:hAnsi="Times New Roman" w:cs="Times New Roman"/>
-          <w:sz w:val="24"/>
-          <w:szCs w:val="36"/>
-        </w:rPr>
-        <w:t>nts to cooling effectiveness was</w:t>
-      </w:r>
-      <w:r>
-        <w:rPr>
-          <w:rFonts w:ascii="Times New Roman" w:hAnsi="Times New Roman" w:cs="Times New Roman"/>
-          <w:sz w:val="24"/>
-          <w:szCs w:val="36"/>
-        </w:rPr>
-        <w:t xml:space="preserve"> been the adopt</w:t>
-      </w:r>
-      <w:r>
-        <w:rPr>
-          <w:rFonts w:ascii="Times New Roman" w:hAnsi="Times New Roman" w:cs="Times New Roman"/>
-          <w:sz w:val="24"/>
-          <w:szCs w:val="36"/>
-        </w:rPr>
-        <w:t xml:space="preserve">ion of shaped holes over </w:t>
-      </w:r>
-      <w:r>
-        <w:rPr>
-          <w:rFonts w:ascii="Times New Roman" w:hAnsi="Times New Roman" w:cs="Times New Roman"/>
-          <w:sz w:val="24"/>
-          <w:szCs w:val="36"/>
-        </w:rPr>
-        <w:t>cylindrical holes</w:t>
-      </w:r>
-      <w:r>
-        <w:rPr>
-          <w:rFonts w:ascii="Times New Roman" w:hAnsi="Times New Roman" w:cs="Times New Roman"/>
-          <w:sz w:val="24"/>
-          <w:szCs w:val="36"/>
-        </w:rPr>
-        <w:t xml:space="preserve"> [cite Bogard &amp; cite Bunker]</w:t>
-      </w:r>
-      <w:r>
-        <w:rPr>
-          <w:rFonts w:ascii="Times New Roman" w:hAnsi="Times New Roman" w:cs="Times New Roman"/>
-          <w:sz w:val="24"/>
-          <w:szCs w:val="36"/>
-        </w:rPr>
-        <w:t xml:space="preserve">. A typical shaped hole </w:t>
-      </w:r>
-      <w:r>
-        <w:rPr>
-          <w:rFonts w:ascii="Times New Roman" w:hAnsi="Times New Roman" w:cs="Times New Roman"/>
-          <w:sz w:val="24"/>
-          <w:szCs w:val="36"/>
-        </w:rPr>
-        <w:t>is a cylindrical metering hole leading to</w:t>
-      </w:r>
-      <w:r>
-        <w:rPr>
-          <w:rFonts w:ascii="Times New Roman" w:hAnsi="Times New Roman" w:cs="Times New Roman"/>
-          <w:sz w:val="24"/>
-          <w:szCs w:val="36"/>
-        </w:rPr>
-        <w:t xml:space="preserve"> a diffused outlet that spreads the coolant over a wider region and slows it relative to the mainstream</w:t>
-      </w:r>
-      <w:r>
-        <w:rPr>
-          <w:rFonts w:ascii="Times New Roman" w:hAnsi="Times New Roman" w:cs="Times New Roman"/>
-          <w:sz w:val="24"/>
-          <w:szCs w:val="36"/>
-        </w:rPr>
-        <w:t xml:space="preserve"> [cite Penn State 777]</w:t>
-      </w:r>
-      <w:r>
-        <w:rPr>
-          <w:rFonts w:ascii="Times New Roman" w:hAnsi="Times New Roman" w:cs="Times New Roman"/>
-          <w:sz w:val="24"/>
-          <w:szCs w:val="36"/>
-        </w:rPr>
-        <w:t xml:space="preserve"> </w:t>
-      </w:r>
-      <w:r>
-        <w:rPr>
-          <w:rFonts w:ascii="Times New Roman" w:hAnsi="Times New Roman" w:cs="Times New Roman"/>
-          <w:color w:val="808080" w:themeColor="background1" w:themeShade="80"/>
-          <w:sz w:val="24"/>
-          <w:szCs w:val="36"/>
-        </w:rPr>
-        <w:t>(this sentence just feels completely thrown in here. Perhaps re-order with the last sentence?)</w:t>
-      </w:r>
-      <w:r>
-        <w:rPr>
-          <w:rFonts w:ascii="Times New Roman" w:hAnsi="Times New Roman" w:cs="Times New Roman"/>
-          <w:sz w:val="24"/>
-          <w:szCs w:val="36"/>
-        </w:rPr>
-        <w:t xml:space="preserve">. </w:t>
-      </w:r>
-      <w:r>
-        <w:rPr>
-          <w:rFonts w:ascii="Times New Roman" w:hAnsi="Times New Roman" w:cs="Times New Roman"/>
-          <w:sz w:val="24"/>
-          <w:szCs w:val="36"/>
-        </w:rPr>
-        <w:t xml:space="preserve">Adding shaped holes to turbine components was made possible by advances in plunge electron discharge machining (EDM) allowing precise, repeatable hole profiles to be cut into </w:t>
-      </w:r>
-      <w:r>
-        <w:rPr>
-          <w:rFonts w:ascii="Times New Roman" w:hAnsi="Times New Roman" w:cs="Times New Roman"/>
-          <w:sz w:val="24"/>
-          <w:szCs w:val="36"/>
-        </w:rPr>
-        <w:t>any metallic component.</w:t>
-      </w:r>
-      <w:r>
-        <w:rPr>
-          <w:rFonts w:ascii="Times New Roman" w:hAnsi="Times New Roman" w:cs="Times New Roman"/>
-          <w:sz w:val="24"/>
-          <w:szCs w:val="36"/>
-        </w:rPr>
-        <w:t xml:space="preserve"> </w:t>
-      </w:r>
-      <w:r>
-        <w:rPr>
-          <w:rFonts w:ascii="Times New Roman" w:hAnsi="Times New Roman" w:cs="Times New Roman"/>
-          <w:color w:val="808080" w:themeColor="background1" w:themeShade="80"/>
-          <w:sz w:val="24"/>
-          <w:szCs w:val="36"/>
-        </w:rPr>
-        <w:t>(this last sentence is almost pointless. I need something better to tie this together with)</w:t>
-      </w:r>
-    </w:p>
-    <w:p>
-      <w:pPr>
-        <w:ind w:firstLine="720"/>
-        <w:rPr>
-          <w:rFonts w:ascii="Times New Roman" w:hAnsi="Times New Roman" w:cs="Times New Roman"/>
-          <w:sz w:val="24"/>
-          <w:szCs w:val="36"/>
-        </w:rPr>
-      </w:pPr>
-      <w:r>
-        <w:rPr>
-          <w:rFonts w:ascii="Times New Roman" w:hAnsi="Times New Roman" w:cs="Times New Roman"/>
-          <w:sz w:val="24"/>
-          <w:szCs w:val="36"/>
-        </w:rPr>
-        <w:t>One of the biggest improvements to cooling effectiveness was been the adoption of shaped holes over cylindrical holes [cite Bogard &amp; cite Bunker]. A typical shaped hole is a cylindrical metering hole leading to a diffused outlet that spreads the coolant over a wider region and slows it relative to the mainstream [cite Penn State 777]</w:t>
-      </w:r>
-      <w:r>
-        <w:rPr>
-          <w:rFonts w:ascii="Times New Roman" w:hAnsi="Times New Roman" w:cs="Times New Roman"/>
-          <w:sz w:val="24"/>
-          <w:szCs w:val="36"/>
-        </w:rPr>
-        <w:t xml:space="preserve"> Yet some fundamental limitations exist simple because of manufacturing limitations and the basic design of a film cooling hole</w:t>
-      </w:r>
-      <w:r>
-        <w:rPr>
-          <w:rFonts w:ascii="Times New Roman" w:hAnsi="Times New Roman" w:cs="Times New Roman"/>
-          <w:sz w:val="24"/>
-          <w:szCs w:val="36"/>
-        </w:rPr>
-        <w:t xml:space="preserve"> </w:t>
-      </w:r>
-      <w:r>
-        <w:rPr>
-          <w:rFonts w:ascii="Times New Roman" w:hAnsi="Times New Roman" w:cs="Times New Roman"/>
-          <w:color w:val="808080" w:themeColor="background1" w:themeShade="80"/>
-          <w:sz w:val="24"/>
-          <w:szCs w:val="36"/>
-        </w:rPr>
-        <w:t>what about the basic design? Crappy sentence</w:t>
-      </w:r>
-      <w:r>
-        <w:rPr>
-          <w:rFonts w:ascii="Times New Roman" w:hAnsi="Times New Roman" w:cs="Times New Roman"/>
-          <w:sz w:val="24"/>
-          <w:szCs w:val="36"/>
-        </w:rPr>
-        <w:t xml:space="preserve">. Most obvious is </w:t>
-      </w:r>
-      <w:r>
-        <w:rPr>
-          <w:rFonts w:ascii="Times New Roman" w:hAnsi="Times New Roman" w:cs="Times New Roman"/>
-          <w:sz w:val="24"/>
-          <w:szCs w:val="36"/>
-          <w:u w:val="single"/>
-        </w:rPr>
-        <w:t>the existence of a large separation at the metering hole inlet caused by a large change in flow angle as coolant enters the hole [use John’s cite 13]</w:t>
-      </w:r>
-      <w:r>
-        <w:rPr>
-          <w:rFonts w:ascii="Times New Roman" w:hAnsi="Times New Roman" w:cs="Times New Roman"/>
-          <w:color w:val="808080" w:themeColor="background1" w:themeShade="80"/>
-          <w:sz w:val="24"/>
-          <w:szCs w:val="36"/>
-        </w:rPr>
-        <w:t xml:space="preserve"> this is the whole crux of my work so why is this buried in the middle of a paragraph?</w:t>
-      </w:r>
-      <w:r>
-        <w:rPr>
-          <w:rFonts w:ascii="Times New Roman" w:hAnsi="Times New Roman" w:cs="Times New Roman"/>
-          <w:sz w:val="24"/>
-          <w:szCs w:val="36"/>
-        </w:rPr>
-        <w:t xml:space="preserve">. While </w:t>
-      </w:r>
-      <w:r>
-        <w:rPr>
-          <w:rFonts w:ascii="Times New Roman" w:hAnsi="Times New Roman" w:cs="Times New Roman"/>
-          <w:sz w:val="24"/>
-          <w:szCs w:val="36"/>
-        </w:rPr>
-        <w:t xml:space="preserve">this separation has been known to exist for decades, no effort has been made to directly study the impact of the separation </w:t>
-      </w:r>
-      <w:r>
-        <w:rPr>
-          <w:rFonts w:ascii="Times New Roman" w:hAnsi="Times New Roman" w:cs="Times New Roman"/>
-          <w:color w:val="808080" w:themeColor="background1" w:themeShade="80"/>
-          <w:sz w:val="24"/>
-          <w:szCs w:val="36"/>
-        </w:rPr>
-        <w:t xml:space="preserve">(I need to do a better lit review before I stick my neck out and say this) </w:t>
-      </w:r>
-      <w:r>
-        <w:rPr>
-          <w:rFonts w:ascii="Times New Roman" w:hAnsi="Times New Roman" w:cs="Times New Roman"/>
-          <w:sz w:val="24"/>
-          <w:szCs w:val="36"/>
-        </w:rPr>
-        <w:t>on film cooling performance because of limitations in traditional manufacturing. However</w:t>
-      </w:r>
-      <w:r>
-        <w:rPr>
-          <w:rFonts w:ascii="Times New Roman" w:hAnsi="Times New Roman" w:cs="Times New Roman"/>
-          <w:sz w:val="24"/>
-          <w:szCs w:val="36"/>
-        </w:rPr>
-        <w:t xml:space="preserve"> </w:t>
-      </w:r>
-      <w:r>
-        <w:rPr>
-          <w:rFonts w:ascii="Times New Roman" w:hAnsi="Times New Roman" w:cs="Times New Roman"/>
-          <w:color w:val="808080" w:themeColor="background1" w:themeShade="80"/>
-          <w:sz w:val="24"/>
-          <w:szCs w:val="36"/>
-        </w:rPr>
-        <w:t>not sure if I should lead with However</w:t>
-      </w:r>
-      <w:r>
-        <w:rPr>
-          <w:rFonts w:ascii="Times New Roman" w:hAnsi="Times New Roman" w:cs="Times New Roman"/>
-          <w:sz w:val="24"/>
-          <w:szCs w:val="36"/>
-        </w:rPr>
-        <w:t>, recent advances in additive manufacturing technology are quickly making the entire hole geometry a mutable</w:t>
-      </w:r>
-      <w:r>
-        <w:rPr>
-          <w:rFonts w:ascii="Times New Roman" w:hAnsi="Times New Roman" w:cs="Times New Roman"/>
-          <w:color w:val="808080" w:themeColor="background1" w:themeShade="80"/>
-          <w:sz w:val="24"/>
-          <w:szCs w:val="36"/>
-        </w:rPr>
-        <w:t xml:space="preserve"> maybe need a better adjective</w:t>
-      </w:r>
-      <w:r>
-        <w:rPr>
-          <w:rFonts w:ascii="Times New Roman" w:hAnsi="Times New Roman" w:cs="Times New Roman"/>
-          <w:sz w:val="24"/>
-          <w:szCs w:val="36"/>
-        </w:rPr>
-        <w:t xml:space="preserve"> quantity. While companies rush to see if computational optimization might create entirely new film cooling designs</w:t>
-      </w:r>
-      <w:r>
-        <w:rPr>
-          <w:rFonts w:ascii="Times New Roman" w:hAnsi="Times New Roman" w:cs="Times New Roman"/>
-          <w:sz w:val="24"/>
-          <w:szCs w:val="36"/>
-        </w:rPr>
-        <w:t xml:space="preserve"> </w:t>
-      </w:r>
-      <w:r>
-        <w:rPr>
-          <w:rFonts w:ascii="Times New Roman" w:hAnsi="Times New Roman" w:cs="Times New Roman"/>
-          <w:color w:val="808080" w:themeColor="background1" w:themeShade="80"/>
-          <w:sz w:val="24"/>
-          <w:szCs w:val="36"/>
-        </w:rPr>
-        <w:t>plenty of papers showing this</w:t>
-      </w:r>
-      <w:r>
-        <w:rPr>
-          <w:rFonts w:ascii="Times New Roman" w:hAnsi="Times New Roman" w:cs="Times New Roman"/>
-          <w:sz w:val="24"/>
-          <w:szCs w:val="36"/>
-        </w:rPr>
-        <w:t>, traditional laidback fan shaped holes are still extremely effective [cite that multi-hole CFD study that shows laidback fan to still be the best]. It makes sense then to leverage AM to study and improve existing designs in ways that had been out of reach to traditional manufacturing</w:t>
-      </w:r>
-      <w:r>
-        <w:rPr>
-          <w:rFonts w:ascii="Times New Roman" w:hAnsi="Times New Roman" w:cs="Times New Roman"/>
-          <w:sz w:val="24"/>
-          <w:szCs w:val="36"/>
-        </w:rPr>
-        <w:t xml:space="preserve"> </w:t>
-      </w:r>
-      <w:r>
-        <w:rPr>
-          <w:rFonts w:ascii="Times New Roman" w:hAnsi="Times New Roman" w:cs="Times New Roman"/>
-          <w:color w:val="808080" w:themeColor="background1" w:themeShade="80"/>
-          <w:sz w:val="24"/>
-          <w:szCs w:val="36"/>
-        </w:rPr>
-        <w:t>Does it really make sense because, as written, this seems like a real leap of logic</w:t>
-      </w:r>
-      <w:r>
-        <w:rPr>
-          <w:rFonts w:ascii="Times New Roman" w:hAnsi="Times New Roman" w:cs="Times New Roman"/>
-          <w:sz w:val="24"/>
-          <w:szCs w:val="36"/>
-        </w:rPr>
-        <w:t>.</w:t>
-      </w:r>
-    </w:p>
-    <w:p>
-      <w:pPr>
-        <w:ind w:firstLine="720"/>
-        <w:rPr>
-          <w:rFonts w:ascii="Times New Roman" w:hAnsi="Times New Roman" w:cs="Times New Roman"/>
-          <w:sz w:val="24"/>
-          <w:szCs w:val="36"/>
-        </w:rPr>
-      </w:pPr>
-      <w:r>
-        <w:rPr>
-          <w:rFonts w:ascii="Times New Roman" w:hAnsi="Times New Roman" w:cs="Times New Roman"/>
-          <w:sz w:val="24"/>
-          <w:szCs w:val="36"/>
-        </w:rPr>
         <w:t xml:space="preserve">[I need a picture of a standard shaped hole and also one showing the inlet </w:t>
       </w:r>
       <w:r>
@@ -3601,6 +4391,7 @@
     </w:p>
     <w:p>
       <w:pPr>
+        <w:spacing w:after="0" w:line="240" w:lineRule="auto"/>
         <w:ind w:firstLine="720"/>
         <w:rPr>
           <w:rFonts w:ascii="Times New Roman" w:hAnsi="Times New Roman" w:cs="Times New Roman"/>
@@ -3835,6 +4626,7 @@
         <w:pBdr>
           <w:bottom w:val="single" w:sz="6" w:space="1" w:color="auto"/>
         </w:pBdr>
+        <w:spacing w:after="0" w:line="240" w:lineRule="auto"/>
         <w:ind w:firstLine="720"/>
         <w:rPr>
           <w:rFonts w:ascii="Times New Roman" w:hAnsi="Times New Roman" w:cs="Times New Roman"/>
@@ -3845,6 +4637,7 @@
     </w:p>
     <w:p>
       <w:pPr>
+        <w:spacing w:after="0" w:line="240" w:lineRule="auto"/>
         <w:ind w:firstLine="720"/>
         <w:rPr>
           <w:rFonts w:ascii="Times New Roman" w:hAnsi="Times New Roman" w:cs="Times New Roman"/>
@@ -3865,6 +4658,7 @@
     </w:p>
     <w:p>
       <w:pPr>
+        <w:spacing w:after="0" w:line="240" w:lineRule="auto"/>
         <w:ind w:firstLine="720"/>
         <w:rPr>
           <w:rFonts w:ascii="Times New Roman" w:hAnsi="Times New Roman" w:cs="Times New Roman"/>
@@ -3934,589 +4728,44 @@
           <w:sz w:val="24"/>
           <w:szCs w:val="36"/>
         </w:rPr>
-        <w:t xml:space="preserve">at </w:t>
-      </w:r>
-      <w:proofErr w:type="spellStart"/>
-      <w:r>
-        <w:rPr>
-          <w:rFonts w:ascii="Times New Roman" w:hAnsi="Times New Roman" w:cs="Times New Roman"/>
-          <w:sz w:val="24"/>
-          <w:szCs w:val="36"/>
-        </w:rPr>
-        <w:t>VRi</w:t>
-      </w:r>
-      <w:proofErr w:type="spellEnd"/>
-      <w:r>
-        <w:rPr>
-          <w:rFonts w:ascii="Times New Roman" w:hAnsi="Times New Roman" w:cs="Times New Roman"/>
-          <w:sz w:val="24"/>
-          <w:szCs w:val="36"/>
-        </w:rPr>
-        <w:t xml:space="preserve"> &gt; 2</w:t>
-      </w:r>
-      <w:r>
-        <w:rPr>
-          <w:rFonts w:ascii="Times New Roman" w:hAnsi="Times New Roman" w:cs="Times New Roman"/>
-          <w:sz w:val="24"/>
-          <w:szCs w:val="36"/>
-        </w:rPr>
-        <w:t xml:space="preserve">.5 and mitigates the biasing at lower </w:t>
-      </w:r>
-      <w:proofErr w:type="spellStart"/>
-      <w:r>
-        <w:rPr>
-          <w:rFonts w:ascii="Times New Roman" w:hAnsi="Times New Roman" w:cs="Times New Roman"/>
-          <w:sz w:val="24"/>
-          <w:szCs w:val="36"/>
-        </w:rPr>
-        <w:t>VRi</w:t>
-      </w:r>
-      <w:proofErr w:type="spellEnd"/>
-      <w:r>
-        <w:rPr>
-          <w:rFonts w:ascii="Times New Roman" w:hAnsi="Times New Roman" w:cs="Times New Roman"/>
-          <w:sz w:val="24"/>
-          <w:szCs w:val="36"/>
-        </w:rPr>
-        <w:t>.</w:t>
-      </w:r>
-      <w:r>
-        <w:rPr>
-          <w:rFonts w:ascii="Times New Roman" w:hAnsi="Times New Roman" w:cs="Times New Roman"/>
-          <w:sz w:val="24"/>
-          <w:szCs w:val="36"/>
-        </w:rPr>
-        <w:t xml:space="preserve"> While the performance at high </w:t>
-      </w:r>
-      <w:proofErr w:type="spellStart"/>
-      <w:r>
-        <w:rPr>
-          <w:rFonts w:ascii="Times New Roman" w:hAnsi="Times New Roman" w:cs="Times New Roman"/>
-          <w:sz w:val="24"/>
-          <w:szCs w:val="36"/>
-        </w:rPr>
-        <w:t>VRc</w:t>
-      </w:r>
-      <w:proofErr w:type="spellEnd"/>
-      <w:r>
-        <w:rPr>
-          <w:rFonts w:ascii="Times New Roman" w:hAnsi="Times New Roman" w:cs="Times New Roman"/>
-          <w:sz w:val="24"/>
-          <w:szCs w:val="36"/>
-        </w:rPr>
-        <w:t xml:space="preserve"> (0.3 – 0.6) and </w:t>
-      </w:r>
-      <w:proofErr w:type="spellStart"/>
-      <w:r>
-        <w:rPr>
-          <w:rFonts w:ascii="Times New Roman" w:hAnsi="Times New Roman" w:cs="Times New Roman"/>
-          <w:sz w:val="24"/>
-          <w:szCs w:val="36"/>
-        </w:rPr>
-        <w:t>VRi</w:t>
-      </w:r>
-      <w:proofErr w:type="spellEnd"/>
-      <w:r>
-        <w:rPr>
-          <w:rFonts w:ascii="Times New Roman" w:hAnsi="Times New Roman" w:cs="Times New Roman"/>
-          <w:sz w:val="24"/>
-          <w:szCs w:val="36"/>
-        </w:rPr>
-        <w:t xml:space="preserve"> (1.5&gt;) was greatly improved, the low </w:t>
-      </w:r>
-      <w:proofErr w:type="spellStart"/>
-      <w:r>
-        <w:rPr>
-          <w:rFonts w:ascii="Times New Roman" w:hAnsi="Times New Roman" w:cs="Times New Roman"/>
-          <w:sz w:val="24"/>
-          <w:szCs w:val="36"/>
-        </w:rPr>
-        <w:t>VRi</w:t>
-      </w:r>
-      <w:proofErr w:type="spellEnd"/>
-      <w:r>
-        <w:rPr>
-          <w:rFonts w:ascii="Times New Roman" w:hAnsi="Times New Roman" w:cs="Times New Roman"/>
-          <w:sz w:val="24"/>
-          <w:szCs w:val="36"/>
-        </w:rPr>
-        <w:t xml:space="preserve"> performance was worse across the board and at </w:t>
-      </w:r>
-      <w:proofErr w:type="spellStart"/>
-      <w:r>
-        <w:rPr>
-          <w:rFonts w:ascii="Times New Roman" w:hAnsi="Times New Roman" w:cs="Times New Roman"/>
-          <w:sz w:val="24"/>
-          <w:szCs w:val="36"/>
-        </w:rPr>
-        <w:t>VRc</w:t>
-      </w:r>
-      <w:proofErr w:type="spellEnd"/>
-      <w:r>
-        <w:rPr>
-          <w:rFonts w:ascii="Times New Roman" w:hAnsi="Times New Roman" w:cs="Times New Roman"/>
-          <w:sz w:val="24"/>
-          <w:szCs w:val="36"/>
-        </w:rPr>
-        <w:t xml:space="preserve"> = 0.2 the performance never improved relative to the on-design hole. Also of interest was the fact that a simple rounding of the inlet </w:t>
-      </w:r>
-      <w:r>
-        <w:rPr>
-          <w:rFonts w:ascii="Times New Roman" w:hAnsi="Times New Roman" w:cs="Times New Roman"/>
-          <w:sz w:val="24"/>
-          <w:szCs w:val="36"/>
-        </w:rPr>
-        <w:t xml:space="preserve">matched or outperformed the swept hole in almost all cases. Investigation of lateral profiles and surface contours show that the biasing spreads out the coolant jets across the surface resulting in a net increase in coverage, although this comes at the cost of potential ingestion. </w:t>
-      </w:r>
-    </w:p>
-    <w:p>
-      <w:pPr>
-        <w:ind w:firstLine="720"/>
-        <w:rPr>
-          <w:rFonts w:ascii="Times New Roman" w:hAnsi="Times New Roman" w:cs="Times New Roman"/>
-          <w:color w:val="808080" w:themeColor="background1" w:themeShade="80"/>
-          <w:sz w:val="24"/>
-          <w:szCs w:val="36"/>
-        </w:rPr>
-      </w:pPr>
-      <w:r>
-        <w:rPr>
-          <w:rFonts w:ascii="Times New Roman" w:hAnsi="Times New Roman" w:cs="Times New Roman"/>
-          <w:sz w:val="24"/>
-          <w:szCs w:val="36"/>
-        </w:rPr>
-        <w:t>My accompanying CFD results show that rounding the hole inlet greatly reduces the strength and size of the separation at the hole inlet.</w:t>
-      </w:r>
-    </w:p>
-    <w:p>
-      <w:pPr>
-        <w:rPr>
-          <w:rFonts w:ascii="Times New Roman" w:hAnsi="Times New Roman" w:cs="Times New Roman"/>
-          <w:color w:val="808080" w:themeColor="background1" w:themeShade="80"/>
-          <w:sz w:val="24"/>
-          <w:szCs w:val="36"/>
-        </w:rPr>
-      </w:pPr>
-      <w:r>
-        <w:rPr>
-          <w:rFonts w:ascii="Times New Roman" w:hAnsi="Times New Roman" w:cs="Times New Roman"/>
-          <w:sz w:val="24"/>
-          <w:szCs w:val="36"/>
-        </w:rPr>
-        <w:tab/>
-        <w:t xml:space="preserve"> </w:t>
-      </w:r>
-      <w:r>
-        <w:rPr>
-          <w:rFonts w:ascii="Times New Roman" w:hAnsi="Times New Roman" w:cs="Times New Roman"/>
-          <w:color w:val="808080" w:themeColor="background1" w:themeShade="80"/>
-          <w:sz w:val="24"/>
-          <w:szCs w:val="36"/>
-        </w:rPr>
-        <w:t>What I really need is a good paragraph or two for each of the three points I made before and then a short, maybe one page, description of how I intend to actually perform the experiment.</w:t>
-      </w:r>
-    </w:p>
-    <w:p>
-      <w:pPr>
-        <w:rPr>
-          <w:rFonts w:ascii="Times New Roman" w:hAnsi="Times New Roman" w:cs="Times New Roman"/>
-          <w:sz w:val="24"/>
-          <w:szCs w:val="36"/>
-        </w:rPr>
-      </w:pPr>
-      <w:r>
-        <w:rPr>
-          <w:rFonts w:ascii="Times New Roman" w:hAnsi="Times New Roman" w:cs="Times New Roman"/>
-          <w:sz w:val="24"/>
-          <w:szCs w:val="36"/>
-        </w:rPr>
-        <w:t>However, the TTCRL’s recently developed techniques for in-hole measurement (cite John’s 2017? Paper), computationally inexpensive yet accurate CFD (cite my paper), and additively manufactured (AM) shaped hole testing rig (also cite my paper) provide a full complement of tools necessary for an experimentally driven investigation of inlet effects.</w:t>
-      </w:r>
-    </w:p>
-    <w:p>
-      <w:pPr>
-        <w:rPr>
-          <w:rFonts w:ascii="Times New Roman" w:hAnsi="Times New Roman" w:cs="Times New Roman"/>
-          <w:sz w:val="24"/>
-          <w:szCs w:val="36"/>
-        </w:rPr>
-      </w:pPr>
-      <w:r>
-        <w:rPr>
-          <w:rFonts w:ascii="Times New Roman" w:hAnsi="Times New Roman" w:cs="Times New Roman"/>
-          <w:sz w:val="24"/>
-          <w:szCs w:val="36"/>
-        </w:rPr>
-        <w:br w:type="page"/>
-      </w:r>
-    </w:p>
-    <w:p>
-      <w:pPr>
-        <w:rPr>
-          <w:rFonts w:ascii="Times New Roman" w:hAnsi="Times New Roman" w:cs="Times New Roman"/>
-          <w:i/>
-          <w:color w:val="808080" w:themeColor="background1" w:themeShade="80"/>
-          <w:sz w:val="24"/>
-          <w:szCs w:val="36"/>
-        </w:rPr>
-      </w:pPr>
-      <w:r>
-        <w:rPr>
-          <w:rFonts w:ascii="Times New Roman" w:hAnsi="Times New Roman" w:cs="Times New Roman"/>
-          <w:i/>
-          <w:color w:val="808080" w:themeColor="background1" w:themeShade="80"/>
-          <w:sz w:val="24"/>
-          <w:szCs w:val="36"/>
-        </w:rPr>
-        <w:t>Mind Map</w:t>
-      </w:r>
-    </w:p>
-    <w:p>
-      <w:pPr>
-        <w:rPr>
-          <w:rFonts w:ascii="Times New Roman" w:hAnsi="Times New Roman" w:cs="Times New Roman"/>
-          <w:color w:val="808080" w:themeColor="background1" w:themeShade="80"/>
-          <w:sz w:val="24"/>
-          <w:szCs w:val="36"/>
-        </w:rPr>
-      </w:pPr>
-      <w:r>
-        <w:rPr>
-          <w:rFonts w:ascii="Times New Roman" w:hAnsi="Times New Roman" w:cs="Times New Roman"/>
-          <w:color w:val="808080" w:themeColor="background1" w:themeShade="80"/>
-          <w:sz w:val="24"/>
-          <w:szCs w:val="36"/>
-        </w:rPr>
-        <w:t>What do I want to do?</w:t>
-      </w:r>
-    </w:p>
-    <w:p>
-      <w:pPr>
-        <w:rPr>
-          <w:rFonts w:ascii="Times New Roman" w:hAnsi="Times New Roman" w:cs="Times New Roman"/>
-          <w:color w:val="808080" w:themeColor="background1" w:themeShade="80"/>
-          <w:sz w:val="24"/>
-          <w:szCs w:val="36"/>
-        </w:rPr>
-      </w:pPr>
-      <w:r>
-        <w:rPr>
-          <w:rFonts w:ascii="Times New Roman" w:hAnsi="Times New Roman" w:cs="Times New Roman"/>
-          <w:color w:val="808080" w:themeColor="background1" w:themeShade="80"/>
-          <w:sz w:val="24"/>
-          <w:szCs w:val="36"/>
-        </w:rPr>
-        <w:t>Round the inlet, transition, and outlet of a shaped hole to investigate the relative effects of reducing separation at those locations.</w:t>
-      </w:r>
-    </w:p>
-    <w:p>
-      <w:pPr>
-        <w:rPr>
-          <w:rFonts w:ascii="Times New Roman" w:hAnsi="Times New Roman" w:cs="Times New Roman"/>
-          <w:color w:val="808080" w:themeColor="background1" w:themeShade="80"/>
-          <w:sz w:val="24"/>
-          <w:szCs w:val="36"/>
-        </w:rPr>
-      </w:pPr>
-      <w:r>
-        <w:rPr>
-          <w:rFonts w:ascii="Times New Roman" w:hAnsi="Times New Roman" w:cs="Times New Roman"/>
-          <w:color w:val="808080" w:themeColor="background1" w:themeShade="80"/>
-          <w:sz w:val="24"/>
-          <w:szCs w:val="36"/>
-        </w:rPr>
-        <w:t>Why?</w:t>
-      </w:r>
-    </w:p>
-    <w:p>
-      <w:pPr>
-        <w:rPr>
-          <w:rFonts w:ascii="Times New Roman" w:hAnsi="Times New Roman" w:cs="Times New Roman"/>
-          <w:color w:val="808080" w:themeColor="background1" w:themeShade="80"/>
-          <w:sz w:val="24"/>
-          <w:szCs w:val="36"/>
-        </w:rPr>
-      </w:pPr>
-      <w:r>
-        <w:rPr>
-          <w:rFonts w:ascii="Times New Roman" w:hAnsi="Times New Roman" w:cs="Times New Roman"/>
-          <w:color w:val="808080" w:themeColor="background1" w:themeShade="80"/>
-          <w:sz w:val="24"/>
-          <w:szCs w:val="36"/>
-        </w:rPr>
-        <w:t xml:space="preserve">CFD and basic physics show that separations could and do exist at those locations. The principle behind using a diffused hole vs a cylindrical hole is to slow the flow down and spread it out within the diffuser. </w:t>
-      </w:r>
-    </w:p>
-    <w:p>
-      <w:pPr>
-        <w:rPr>
-          <w:rFonts w:ascii="Times New Roman" w:hAnsi="Times New Roman" w:cs="Times New Roman"/>
-          <w:color w:val="808080" w:themeColor="background1" w:themeShade="80"/>
-          <w:sz w:val="24"/>
-          <w:szCs w:val="36"/>
-        </w:rPr>
-      </w:pPr>
-      <w:r>
-        <w:rPr>
-          <w:rFonts w:ascii="Times New Roman" w:hAnsi="Times New Roman" w:cs="Times New Roman"/>
-          <w:color w:val="808080" w:themeColor="background1" w:themeShade="80"/>
-          <w:sz w:val="24"/>
-          <w:szCs w:val="36"/>
-        </w:rPr>
-        <w:t>What should a shaped hole perform like?</w:t>
-      </w:r>
-    </w:p>
-    <w:p>
-      <w:pPr>
-        <w:rPr>
-          <w:rFonts w:ascii="Times New Roman" w:hAnsi="Times New Roman" w:cs="Times New Roman"/>
-          <w:color w:val="808080" w:themeColor="background1" w:themeShade="80"/>
-          <w:sz w:val="24"/>
-          <w:szCs w:val="36"/>
-        </w:rPr>
-      </w:pPr>
-      <w:r>
-        <w:rPr>
-          <w:rFonts w:ascii="Times New Roman" w:hAnsi="Times New Roman" w:cs="Times New Roman"/>
-          <w:color w:val="808080" w:themeColor="background1" w:themeShade="80"/>
-          <w:sz w:val="24"/>
-          <w:szCs w:val="36"/>
-        </w:rPr>
-        <w:t>The flow should completely fill the diffuser, reducing its flow velocity by the area ratio and spreading across the whole width of the shaped hole.</w:t>
-      </w:r>
-    </w:p>
-    <w:p>
-      <w:pPr>
-        <w:rPr>
-          <w:rFonts w:ascii="Times New Roman" w:hAnsi="Times New Roman" w:cs="Times New Roman"/>
-          <w:color w:val="808080" w:themeColor="background1" w:themeShade="80"/>
-          <w:sz w:val="24"/>
-          <w:szCs w:val="36"/>
-        </w:rPr>
-      </w:pPr>
-      <w:r>
-        <w:rPr>
-          <w:rFonts w:ascii="Times New Roman" w:hAnsi="Times New Roman" w:cs="Times New Roman"/>
-          <w:color w:val="808080" w:themeColor="background1" w:themeShade="80"/>
-          <w:sz w:val="24"/>
-          <w:szCs w:val="36"/>
-        </w:rPr>
-        <w:t>What does a shaped hole actually perform like?</w:t>
-      </w:r>
-    </w:p>
-    <w:p>
-      <w:pPr>
-        <w:rPr>
-          <w:rFonts w:ascii="Times New Roman" w:hAnsi="Times New Roman" w:cs="Times New Roman"/>
-          <w:color w:val="808080" w:themeColor="background1" w:themeShade="80"/>
-          <w:sz w:val="24"/>
-          <w:szCs w:val="36"/>
-        </w:rPr>
-      </w:pPr>
-      <w:r>
-        <w:rPr>
-          <w:rFonts w:ascii="Times New Roman" w:hAnsi="Times New Roman" w:cs="Times New Roman"/>
-          <w:color w:val="808080" w:themeColor="background1" w:themeShade="80"/>
-          <w:sz w:val="24"/>
-          <w:szCs w:val="36"/>
-        </w:rPr>
-        <w:t xml:space="preserve">The flow velocity has been higher than predicted by just the velocity ratio and in crossflow situations there can be significant biasing and poor use of the diffuser. At high velocities the jet simply blows off the surface. </w:t>
-      </w:r>
-    </w:p>
-    <w:p>
-      <w:pPr>
-        <w:rPr>
-          <w:rFonts w:ascii="Times New Roman" w:hAnsi="Times New Roman" w:cs="Times New Roman"/>
-          <w:color w:val="808080" w:themeColor="background1" w:themeShade="80"/>
-          <w:sz w:val="24"/>
-          <w:szCs w:val="36"/>
-        </w:rPr>
-      </w:pPr>
-      <w:r>
-        <w:rPr>
-          <w:rFonts w:ascii="Times New Roman" w:hAnsi="Times New Roman" w:cs="Times New Roman"/>
-          <w:color w:val="808080" w:themeColor="background1" w:themeShade="80"/>
-          <w:sz w:val="24"/>
-          <w:szCs w:val="36"/>
-        </w:rPr>
-        <w:t>Has anyone else studied these separations?</w:t>
-      </w:r>
-    </w:p>
-    <w:p>
-      <w:pPr>
-        <w:rPr>
-          <w:rFonts w:ascii="Times New Roman" w:hAnsi="Times New Roman" w:cs="Times New Roman"/>
-          <w:color w:val="808080" w:themeColor="background1" w:themeShade="80"/>
-          <w:sz w:val="24"/>
-          <w:szCs w:val="36"/>
-        </w:rPr>
-      </w:pPr>
-      <w:r>
-        <w:rPr>
-          <w:rFonts w:ascii="Times New Roman" w:hAnsi="Times New Roman" w:cs="Times New Roman"/>
-          <w:color w:val="808080" w:themeColor="background1" w:themeShade="80"/>
-          <w:sz w:val="24"/>
-          <w:szCs w:val="36"/>
-        </w:rPr>
-        <w:t>No literature investigates and isolates the effects of separations at the various sharp corners of the holes?</w:t>
-      </w:r>
-    </w:p>
-    <w:p>
-      <w:pPr>
-        <w:rPr>
-          <w:rFonts w:ascii="Times New Roman" w:hAnsi="Times New Roman" w:cs="Times New Roman"/>
-          <w:color w:val="808080" w:themeColor="background1" w:themeShade="80"/>
-          <w:sz w:val="24"/>
-          <w:szCs w:val="36"/>
-        </w:rPr>
-      </w:pPr>
-      <w:r>
-        <w:rPr>
-          <w:rFonts w:ascii="Times New Roman" w:hAnsi="Times New Roman" w:cs="Times New Roman"/>
-          <w:color w:val="808080" w:themeColor="background1" w:themeShade="80"/>
-          <w:sz w:val="24"/>
-          <w:szCs w:val="36"/>
-        </w:rPr>
-        <w:t>Why not?</w:t>
-      </w:r>
-    </w:p>
-    <w:p>
-      <w:pPr>
-        <w:rPr>
-          <w:rFonts w:ascii="Times New Roman" w:hAnsi="Times New Roman" w:cs="Times New Roman"/>
-          <w:color w:val="808080" w:themeColor="background1" w:themeShade="80"/>
-          <w:sz w:val="24"/>
-          <w:szCs w:val="36"/>
-        </w:rPr>
-      </w:pPr>
-      <w:r>
-        <w:rPr>
-          <w:rFonts w:ascii="Times New Roman" w:hAnsi="Times New Roman" w:cs="Times New Roman"/>
-          <w:color w:val="808080" w:themeColor="background1" w:themeShade="80"/>
-          <w:sz w:val="24"/>
-          <w:szCs w:val="36"/>
-        </w:rPr>
-        <w:t xml:space="preserve">Traditional manufacturing technologies did not allow anything besides a sharp inlet to be manufactured reasonably. </w:t>
-      </w:r>
-      <w:r>
-        <w:rPr>
-          <w:rFonts w:ascii="Times New Roman" w:hAnsi="Times New Roman" w:cs="Times New Roman"/>
-          <w:color w:val="808080" w:themeColor="background1" w:themeShade="80"/>
-          <w:sz w:val="24"/>
-          <w:szCs w:val="36"/>
-          <w:u w:val="single"/>
-        </w:rPr>
-        <w:t>I’m not sure why the transition and breakout of the shaped holes aren’t rounded.</w:t>
-      </w:r>
-    </w:p>
-    <w:p>
-      <w:pPr>
-        <w:rPr>
-          <w:rFonts w:ascii="Times New Roman" w:hAnsi="Times New Roman" w:cs="Times New Roman"/>
-          <w:color w:val="808080" w:themeColor="background1" w:themeShade="80"/>
-          <w:sz w:val="24"/>
-          <w:szCs w:val="36"/>
-        </w:rPr>
-      </w:pPr>
-      <w:r>
-        <w:rPr>
-          <w:rFonts w:ascii="Times New Roman" w:hAnsi="Times New Roman" w:cs="Times New Roman"/>
-          <w:color w:val="808080" w:themeColor="background1" w:themeShade="80"/>
-          <w:sz w:val="24"/>
-          <w:szCs w:val="36"/>
-        </w:rPr>
-        <w:t>So what changes that your work is important?</w:t>
-      </w:r>
-    </w:p>
-    <w:p>
-      <w:pPr>
-        <w:rPr>
-          <w:rFonts w:ascii="Times New Roman" w:hAnsi="Times New Roman" w:cs="Times New Roman"/>
-          <w:color w:val="808080" w:themeColor="background1" w:themeShade="80"/>
-          <w:sz w:val="24"/>
-          <w:szCs w:val="36"/>
-        </w:rPr>
-      </w:pPr>
-      <w:r>
-        <w:rPr>
-          <w:rFonts w:ascii="Times New Roman" w:hAnsi="Times New Roman" w:cs="Times New Roman"/>
-          <w:color w:val="808080" w:themeColor="background1" w:themeShade="80"/>
-          <w:sz w:val="24"/>
-          <w:szCs w:val="36"/>
-        </w:rPr>
-        <w:t>Additive manufacturing technology is rapidly becoming mature to the point where the entire blade, internals and cooling holes, can all be printed in any shape desired. Shaped holes may fundamentally change in form within the next few decades, but given their performance and reliability an incremental approach to improving existing technologies seems very reasonable?</w:t>
-      </w:r>
-    </w:p>
-    <w:p>
-      <w:pPr>
-        <w:rPr>
-          <w:rFonts w:ascii="Times New Roman" w:hAnsi="Times New Roman" w:cs="Times New Roman"/>
-          <w:color w:val="808080" w:themeColor="background1" w:themeShade="80"/>
-          <w:sz w:val="24"/>
-          <w:szCs w:val="36"/>
-        </w:rPr>
-      </w:pPr>
-      <w:r>
-        <w:rPr>
-          <w:rFonts w:ascii="Times New Roman" w:hAnsi="Times New Roman" w:cs="Times New Roman"/>
-          <w:color w:val="808080" w:themeColor="background1" w:themeShade="80"/>
-          <w:sz w:val="24"/>
-          <w:szCs w:val="36"/>
-        </w:rPr>
-        <w:t>Why is it more reasonable to improve a shaped hole rather tha</w:t>
-      </w:r>
-      <w:r>
-        <w:rPr>
-          <w:rFonts w:ascii="Times New Roman" w:hAnsi="Times New Roman" w:cs="Times New Roman"/>
-          <w:color w:val="808080" w:themeColor="background1" w:themeShade="80"/>
-          <w:sz w:val="24"/>
-          <w:szCs w:val="36"/>
-        </w:rPr>
-        <w:t>n design an entirely new hole?</w:t>
-      </w:r>
-    </w:p>
-    <w:p>
-      <w:pPr>
-        <w:rPr>
-          <w:rFonts w:ascii="Times New Roman" w:hAnsi="Times New Roman" w:cs="Times New Roman"/>
-          <w:color w:val="808080" w:themeColor="background1" w:themeShade="80"/>
-          <w:sz w:val="24"/>
-          <w:szCs w:val="36"/>
-        </w:rPr>
-      </w:pPr>
-      <w:r>
-        <w:rPr>
-          <w:rFonts w:ascii="Times New Roman" w:hAnsi="Times New Roman" w:cs="Times New Roman"/>
-          <w:color w:val="808080" w:themeColor="background1" w:themeShade="80"/>
-          <w:sz w:val="24"/>
-          <w:szCs w:val="36"/>
-        </w:rPr>
-        <w:t xml:space="preserve">While my CFD could be used for that purpose, and industry is probably lightyears ahead of what I can do in RANS, there exists a body of knowledge both in thermal but also structural, manufacturing, and coatings, </w:t>
-      </w:r>
-      <w:proofErr w:type="spellStart"/>
-      <w:r>
-        <w:rPr>
-          <w:rFonts w:ascii="Times New Roman" w:hAnsi="Times New Roman" w:cs="Times New Roman"/>
-          <w:color w:val="808080" w:themeColor="background1" w:themeShade="80"/>
-          <w:sz w:val="24"/>
-          <w:szCs w:val="36"/>
-        </w:rPr>
-        <w:t>etc</w:t>
-      </w:r>
-      <w:proofErr w:type="spellEnd"/>
-      <w:r>
-        <w:rPr>
-          <w:rFonts w:ascii="Times New Roman" w:hAnsi="Times New Roman" w:cs="Times New Roman"/>
-          <w:color w:val="808080" w:themeColor="background1" w:themeShade="80"/>
-          <w:sz w:val="24"/>
-          <w:szCs w:val="36"/>
-        </w:rPr>
-        <w:t xml:space="preserve"> that is well suited to working with shaped holes. Besides, understanding the effects of separation within a hole is valid for any new geometry as well. It’s low hanging fruit.</w:t>
+        <w:t>at VRi &gt; 2</w:t>
+      </w:r>
+      <w:r>
+        <w:rPr>
+          <w:rFonts w:ascii="Times New Roman" w:hAnsi="Times New Roman" w:cs="Times New Roman"/>
+          <w:sz w:val="24"/>
+          <w:szCs w:val="36"/>
+        </w:rPr>
+        <w:t>.5 and mitigates the biasing at lower VRi.</w:t>
+      </w:r>
+      <w:r>
+        <w:rPr>
+          <w:rFonts w:ascii="Times New Roman" w:hAnsi="Times New Roman" w:cs="Times New Roman"/>
+          <w:sz w:val="24"/>
+          <w:szCs w:val="36"/>
+        </w:rPr>
+        <w:t xml:space="preserve"> While the performance at high VRc (0.3 – 0.6) and VRi (1.5&gt;) was greatly improved, the low VRi performance was worse across the board and at VRc = 0.2 the performance never improved relative to the on-design hole. Also of interest was the fact that a simple rounding of the inlet </w:t>
+      </w:r>
+      <w:r>
+        <w:rPr>
+          <w:rFonts w:ascii="Times New Roman" w:hAnsi="Times New Roman" w:cs="Times New Roman"/>
+          <w:sz w:val="24"/>
+          <w:szCs w:val="36"/>
+        </w:rPr>
+        <w:t>matched or outperformed the swept hole in almost all cases. Investigation of lateral profiles and surface contours show that the biasing spreads out the coolant jets across the surface resulting in a net increase in coverage, although this comes at t</w:t>
+      </w:r>
+      <w:r>
+        <w:rPr>
+          <w:rFonts w:ascii="Times New Roman" w:hAnsi="Times New Roman" w:cs="Times New Roman"/>
+          <w:sz w:val="24"/>
+          <w:szCs w:val="36"/>
+        </w:rPr>
+        <w:t>he cost of potential ingestion.</w:t>
       </w:r>
     </w:p>
     <w:sectPr>
-      <w:headerReference w:type="default" r:id="rId11"/>
-      <w:footerReference w:type="default" r:id="rId12"/>
+      <w:headerReference w:type="default" r:id="rId13"/>
+      <w:footerReference w:type="default" r:id="rId14"/>
       <w:pgSz w:w="12240" w:h="15840"/>
       <w:pgMar w:top="1440" w:right="1440" w:bottom="1440" w:left="1440" w:header="720" w:footer="720" w:gutter="0"/>
       <w:pgNumType w:start="1"/>
@@ -4587,7 +4836,7 @@
           <w:rPr>
             <w:noProof/>
           </w:rPr>
-          <w:t>8</w:t>
+          <w:t>7</w:t>
         </w:r>
         <w:r>
           <w:rPr>
@@ -5141,7 +5390,6 @@
   <w:style w:type="character" w:default="1" w:styleId="DefaultParagraphFont">
     <w:name w:val="Default Paragraph Font"/>
     <w:uiPriority w:val="1"/>
-    <w:semiHidden/>
     <w:unhideWhenUsed/>
   </w:style>
   <w:style w:type="table" w:default="1" w:styleId="TableNormal">
@@ -5519,7 +5767,7 @@
 </file>
 
 <file path=customXml/itemProps1.xml><?xml version="1.0" encoding="utf-8"?>
-<ds:datastoreItem xmlns:ds="http://schemas.openxmlformats.org/officeDocument/2006/customXml" ds:itemID="{4D8B6894-5A70-47B1-8A95-B1EE622BB2E4}">
+<ds:datastoreItem xmlns:ds="http://schemas.openxmlformats.org/officeDocument/2006/customXml" ds:itemID="{C28A3259-ACD9-4D26-BA82-46D9E6529783}">
   <ds:schemaRefs>
     <ds:schemaRef ds:uri="http://schemas.openxmlformats.org/officeDocument/2006/bibliography"/>
   </ds:schemaRefs>
